--- a/ApêndiceC-VisãoFuncional/3.FluxosdeEvento/FalaCidade_FluxosDeEventos_ModuloAutenticacao_v1.docx
+++ b/ApêndiceC-VisãoFuncional/3.FluxosdeEvento/FalaCidade_FluxosDeEventos_ModuloAutenticacao_v1.docx
@@ -8,7 +8,7 @@
         <w:pStyle w:val="Normal2"/>
         <w:spacing w:after="180" w:line="288" w:lineRule="auto"/>
         <w:rPr>
-          <w:rFonts w:ascii="Times New Roman" w:eastAsia="Times New Roman" w:hAnsi="Times New Roman" w:cs="Times New Roman"/>
+          <w:rFonts w:ascii="Arial" w:eastAsia="Times New Roman" w:hAnsi="Arial" w:cs="Arial"/>
           <w:sz w:val="24"/>
           <w:szCs w:val="24"/>
         </w:rPr>
@@ -4329,7 +4329,7 @@
     <w:sectPr>
       <w:headerReference w:type="default" r:id="rId7"/>
       <w:pgSz w:w="11906" w:h="16838"/>
-      <w:pgMar w:top="1700" w:right="1133" w:bottom="1133" w:left="1700" w:header="720" w:footer="720" w:gutter="0"/>
+      <w:pgMar w:top="1701" w:right="1134" w:bottom="1134" w:left="1701" w:header="720" w:footer="720" w:gutter="0"/>
       <w:pgNumType w:start="1"/>
       <w:cols w:space="720"/>
     </w:sectPr>
@@ -4399,7 +4399,7 @@
     </w:sdtPr>
     <w:sdtEndPr>
       <w:rPr>
-        <w:rFonts w:ascii="Times New Roman" w:hAnsi="Times New Roman" w:cs="Times New Roman"/>
+        <w:rFonts w:ascii="Arial" w:hAnsi="Arial" w:cs="Arial"/>
         <w:sz w:val="20"/>
         <w:szCs w:val="20"/>
       </w:rPr>
@@ -4410,14 +4410,14 @@
           <w:pStyle w:val="Cabealho"/>
           <w:jc w:val="right"/>
           <w:rPr>
-            <w:rFonts w:ascii="Times New Roman" w:hAnsi="Times New Roman" w:cs="Times New Roman"/>
+            <w:rFonts w:ascii="Arial" w:hAnsi="Arial" w:cs="Arial"/>
             <w:sz w:val="20"/>
             <w:szCs w:val="20"/>
           </w:rPr>
         </w:pPr>
         <w:r>
           <w:rPr>
-            <w:rFonts w:ascii="Times New Roman" w:hAnsi="Times New Roman" w:cs="Times New Roman"/>
+            <w:rFonts w:ascii="Arial" w:hAnsi="Arial" w:cs="Arial"/>
             <w:sz w:val="20"/>
             <w:szCs w:val="20"/>
           </w:rPr>
@@ -4425,7 +4425,7 @@
         </w:r>
         <w:r>
           <w:rPr>
-            <w:rFonts w:ascii="Times New Roman" w:hAnsi="Times New Roman" w:cs="Times New Roman"/>
+            <w:rFonts w:ascii="Arial" w:hAnsi="Arial" w:cs="Arial"/>
             <w:sz w:val="20"/>
             <w:szCs w:val="20"/>
           </w:rPr>
@@ -4433,7 +4433,7 @@
         </w:r>
         <w:r>
           <w:rPr>
-            <w:rFonts w:ascii="Times New Roman" w:hAnsi="Times New Roman" w:cs="Times New Roman"/>
+            <w:rFonts w:ascii="Arial" w:hAnsi="Arial" w:cs="Arial"/>
             <w:sz w:val="20"/>
             <w:szCs w:val="20"/>
           </w:rPr>
@@ -4441,7 +4441,7 @@
         </w:r>
         <w:r>
           <w:rPr>
-            <w:rFonts w:ascii="Times New Roman" w:hAnsi="Times New Roman" w:cs="Times New Roman"/>
+            <w:rFonts w:ascii="Arial" w:hAnsi="Arial" w:cs="Arial"/>
             <w:noProof/>
             <w:sz w:val="20"/>
             <w:szCs w:val="20"/>
@@ -4450,7 +4450,7 @@
         </w:r>
         <w:r>
           <w:rPr>
-            <w:rFonts w:ascii="Times New Roman" w:hAnsi="Times New Roman" w:cs="Times New Roman"/>
+            <w:rFonts w:ascii="Arial" w:hAnsi="Arial" w:cs="Arial"/>
             <w:noProof/>
             <w:sz w:val="20"/>
             <w:szCs w:val="20"/>
@@ -4459,7 +4459,7 @@
         </w:r>
         <w:r>
           <w:rPr>
-            <w:rFonts w:ascii="Times New Roman" w:hAnsi="Times New Roman" w:cs="Times New Roman"/>
+            <w:rFonts w:ascii="Arial" w:hAnsi="Arial" w:cs="Arial"/>
             <w:noProof/>
             <w:sz w:val="20"/>
             <w:szCs w:val="20"/>
@@ -4468,7 +4468,7 @@
         </w:r>
         <w:r>
           <w:rPr>
-            <w:rFonts w:ascii="Times New Roman" w:hAnsi="Times New Roman" w:cs="Times New Roman"/>
+            <w:rFonts w:ascii="Arial" w:hAnsi="Arial" w:cs="Arial"/>
             <w:noProof/>
             <w:sz w:val="20"/>
             <w:szCs w:val="20"/>
@@ -4477,7 +4477,7 @@
         </w:r>
         <w:r>
           <w:rPr>
-            <w:rFonts w:ascii="Times New Roman" w:hAnsi="Times New Roman" w:cs="Times New Roman"/>
+            <w:rFonts w:ascii="Arial" w:hAnsi="Arial" w:cs="Arial"/>
             <w:noProof/>
             <w:sz w:val="20"/>
             <w:szCs w:val="20"/>
@@ -4486,7 +4486,7 @@
         </w:r>
         <w:r>
           <w:rPr>
-            <w:rFonts w:ascii="Times New Roman" w:hAnsi="Times New Roman" w:cs="Times New Roman"/>
+            <w:rFonts w:ascii="Arial" w:hAnsi="Arial" w:cs="Arial"/>
             <w:noProof/>
             <w:sz w:val="20"/>
             <w:szCs w:val="20"/>
@@ -4495,7 +4495,7 @@
         </w:r>
         <w:r>
           <w:rPr>
-            <w:rFonts w:ascii="Times New Roman" w:hAnsi="Times New Roman" w:cs="Times New Roman"/>
+            <w:rFonts w:ascii="Arial" w:hAnsi="Arial" w:cs="Arial"/>
             <w:noProof/>
             <w:sz w:val="20"/>
             <w:szCs w:val="20"/>
@@ -4504,7 +4504,7 @@
         </w:r>
         <w:r>
           <w:rPr>
-            <w:rFonts w:ascii="Times New Roman" w:hAnsi="Times New Roman" w:cs="Times New Roman"/>
+            <w:rFonts w:ascii="Arial" w:hAnsi="Arial" w:cs="Arial"/>
             <w:noProof/>
             <w:sz w:val="20"/>
             <w:szCs w:val="20"/>

--- a/ApêndiceC-VisãoFuncional/3.FluxosdeEvento/FalaCidade_FluxosDeEventos_ModuloAutenticacao_v1.docx
+++ b/ApêndiceC-VisãoFuncional/3.FluxosdeEvento/FalaCidade_FluxosDeEventos_ModuloAutenticacao_v1.docx
@@ -231,7 +231,7 @@
                 <w:b w:val="0"/>
                 <w:sz w:val="20"/>
               </w:rPr>
-              <w:t>O visitante possui um endereço de correio eletrônico válido e ainda não cadastrado no sistema.</w:t>
+              <w:t>O visitante possui um endereço de correio eletrônico válido e ainda não cadastrado no sistema; o telefone, quando informado, não pertence a outra conta.</w:t>
             </w:r>
           </w:p>
         </w:tc>
@@ -405,265 +405,480 @@
                 <w:b w:val="0"/>
                 <w:sz w:val="20"/>
               </w:rPr>
-              <w:t>2. O sistema apresenta o formulário de cadastro com os campos nome completo, endereço de correio eletrônico, município, senha e confirmação de senha.</w:t>
-            </w:r>
-          </w:p>
-        </w:tc>
-      </w:tr>
-      <w:tr>
-        <w:tc>
-          <w:tcPr>
-            <w:tcW w:w="2381" w:type="dxa"/>
-            <w:tcBorders>
-              <w:top w:val="single" w:sz="4" w:space="0" w:color="000000"/>
-              <w:left w:val="single" w:sz="4" w:space="0" w:color="000000"/>
-              <w:bottom w:val="single" w:sz="4" w:space="0" w:color="000000"/>
-              <w:right w:val="single" w:sz="4" w:space="0" w:color="000000"/>
-            </w:tcBorders>
-          </w:tcPr>
-          <w:p>
-            <w:r/>
-            <w:r>
-              <w:rPr>
-                <w:b w:val="0"/>
-                <w:sz w:val="20"/>
-              </w:rPr>
-              <w:t>3. O cidadão preenche os campos e marca o aceite dos termos de uso e da política de privacidade.</w:t>
-            </w:r>
-          </w:p>
-        </w:tc>
-        <w:tc>
-          <w:tcPr>
-            <w:tcW w:w="6641" w:type="dxa"/>
-            <w:tcBorders>
-              <w:top w:val="single" w:sz="4" w:space="0" w:color="000000"/>
-              <w:left w:val="single" w:sz="4" w:space="0" w:color="000000"/>
-              <w:bottom w:val="single" w:sz="4" w:space="0" w:color="000000"/>
-              <w:right w:val="single" w:sz="4" w:space="0" w:color="000000"/>
-            </w:tcBorders>
-          </w:tcPr>
-          <w:p>
-            <w:r/>
-            <w:r>
-              <w:rPr>
-                <w:b w:val="0"/>
-                <w:sz w:val="20"/>
-              </w:rPr>
-            </w:r>
-          </w:p>
-        </w:tc>
-      </w:tr>
-      <w:tr>
-        <w:tc>
-          <w:tcPr>
-            <w:tcW w:w="2381" w:type="dxa"/>
-            <w:tcBorders>
-              <w:top w:val="single" w:sz="4" w:space="0" w:color="000000"/>
-              <w:left w:val="single" w:sz="4" w:space="0" w:color="000000"/>
-              <w:bottom w:val="single" w:sz="4" w:space="0" w:color="000000"/>
-              <w:right w:val="single" w:sz="4" w:space="0" w:color="000000"/>
-            </w:tcBorders>
-          </w:tcPr>
-          <w:p>
-            <w:r/>
-            <w:r>
-              <w:rPr>
-                <w:b w:val="0"/>
-                <w:sz w:val="20"/>
-              </w:rPr>
-            </w:r>
-          </w:p>
-        </w:tc>
-        <w:tc>
-          <w:tcPr>
-            <w:tcW w:w="6641" w:type="dxa"/>
-            <w:tcBorders>
-              <w:top w:val="single" w:sz="4" w:space="0" w:color="000000"/>
-              <w:left w:val="single" w:sz="4" w:space="0" w:color="000000"/>
-              <w:bottom w:val="single" w:sz="4" w:space="0" w:color="000000"/>
-              <w:right w:val="single" w:sz="4" w:space="0" w:color="000000"/>
-            </w:tcBorders>
-          </w:tcPr>
-          <w:p>
-            <w:r/>
-            <w:r>
-              <w:rPr>
-                <w:b w:val="0"/>
-                <w:sz w:val="20"/>
-              </w:rPr>
-              <w:t>4. O sistema valida o formato dos campos, a política de complexidade da senha (mínimo de oito caracteres, com letra, número e caractere especial) e a igualdade entre senha e confirmação.</w:t>
-            </w:r>
-          </w:p>
-        </w:tc>
-      </w:tr>
-      <w:tr>
-        <w:tc>
-          <w:tcPr>
-            <w:tcW w:w="2381" w:type="dxa"/>
-            <w:tcBorders>
-              <w:top w:val="single" w:sz="4" w:space="0" w:color="000000"/>
-              <w:left w:val="single" w:sz="4" w:space="0" w:color="000000"/>
-              <w:bottom w:val="single" w:sz="4" w:space="0" w:color="000000"/>
-              <w:right w:val="single" w:sz="4" w:space="0" w:color="000000"/>
-            </w:tcBorders>
-          </w:tcPr>
-          <w:p>
-            <w:r/>
-            <w:r>
-              <w:rPr>
-                <w:b w:val="0"/>
-                <w:sz w:val="20"/>
-              </w:rPr>
-            </w:r>
-          </w:p>
-        </w:tc>
-        <w:tc>
-          <w:tcPr>
-            <w:tcW w:w="6641" w:type="dxa"/>
-            <w:tcBorders>
-              <w:top w:val="single" w:sz="4" w:space="0" w:color="000000"/>
-              <w:left w:val="single" w:sz="4" w:space="0" w:color="000000"/>
-              <w:bottom w:val="single" w:sz="4" w:space="0" w:color="000000"/>
-              <w:right w:val="single" w:sz="4" w:space="0" w:color="000000"/>
-            </w:tcBorders>
-          </w:tcPr>
-          <w:p>
-            <w:r/>
-            <w:r>
-              <w:rPr>
-                <w:b w:val="0"/>
-                <w:sz w:val="20"/>
-              </w:rPr>
-              <w:t>5. O sistema verifica que o endereço de correio eletrônico ainda não está vinculado a outra conta.</w:t>
-            </w:r>
-          </w:p>
-        </w:tc>
-      </w:tr>
-      <w:tr>
-        <w:tc>
-          <w:tcPr>
-            <w:tcW w:w="2381" w:type="dxa"/>
-            <w:tcBorders>
-              <w:top w:val="single" w:sz="4" w:space="0" w:color="000000"/>
-              <w:left w:val="single" w:sz="4" w:space="0" w:color="000000"/>
-              <w:bottom w:val="single" w:sz="4" w:space="0" w:color="000000"/>
-              <w:right w:val="single" w:sz="4" w:space="0" w:color="000000"/>
-            </w:tcBorders>
-          </w:tcPr>
-          <w:p>
-            <w:r/>
-            <w:r>
-              <w:rPr>
-                <w:b w:val="0"/>
-                <w:sz w:val="20"/>
-              </w:rPr>
-            </w:r>
-          </w:p>
-        </w:tc>
-        <w:tc>
-          <w:tcPr>
-            <w:tcW w:w="6641" w:type="dxa"/>
-            <w:tcBorders>
-              <w:top w:val="single" w:sz="4" w:space="0" w:color="000000"/>
-              <w:left w:val="single" w:sz="4" w:space="0" w:color="000000"/>
-              <w:bottom w:val="single" w:sz="4" w:space="0" w:color="000000"/>
-              <w:right w:val="single" w:sz="4" w:space="0" w:color="000000"/>
-            </w:tcBorders>
-          </w:tcPr>
-          <w:p>
-            <w:r/>
-            <w:r>
-              <w:rPr>
-                <w:b w:val="0"/>
-                <w:sz w:val="20"/>
-              </w:rPr>
-              <w:t>6. O sistema calcula o resumo criptográfico BCrypt da senha e persiste a conta com o perfil CITIZEN.</w:t>
-            </w:r>
-          </w:p>
-        </w:tc>
-      </w:tr>
-      <w:tr>
-        <w:tc>
-          <w:tcPr>
-            <w:tcW w:w="2381" w:type="dxa"/>
-            <w:tcBorders>
-              <w:top w:val="single" w:sz="4" w:space="0" w:color="000000"/>
-              <w:left w:val="single" w:sz="4" w:space="0" w:color="000000"/>
-              <w:bottom w:val="single" w:sz="4" w:space="0" w:color="000000"/>
-              <w:right w:val="single" w:sz="4" w:space="0" w:color="000000"/>
-            </w:tcBorders>
-          </w:tcPr>
-          <w:p>
-            <w:r/>
-            <w:r>
-              <w:rPr>
-                <w:b w:val="0"/>
-                <w:sz w:val="20"/>
-              </w:rPr>
-            </w:r>
-          </w:p>
-        </w:tc>
-        <w:tc>
-          <w:tcPr>
-            <w:tcW w:w="6641" w:type="dxa"/>
-            <w:tcBorders>
-              <w:top w:val="single" w:sz="4" w:space="0" w:color="000000"/>
-              <w:left w:val="single" w:sz="4" w:space="0" w:color="000000"/>
-              <w:bottom w:val="single" w:sz="4" w:space="0" w:color="000000"/>
-              <w:right w:val="single" w:sz="4" w:space="0" w:color="000000"/>
-            </w:tcBorders>
-          </w:tcPr>
-          <w:p>
-            <w:r/>
-            <w:r>
-              <w:rPr>
-                <w:b w:val="0"/>
-                <w:sz w:val="20"/>
-              </w:rPr>
-              <w:t>7. O sistema expede a mensagem de boas-vindas em linha de execução assíncrona e apresenta a confirmação do cadastro.</w:t>
-            </w:r>
-          </w:p>
-        </w:tc>
-      </w:tr>
-      <w:tr>
-        <w:tc>
-          <w:tcPr>
-            <w:tcW w:w="2381" w:type="dxa"/>
-            <w:tcBorders>
-              <w:top w:val="single" w:sz="4" w:space="0" w:color="000000"/>
-              <w:left w:val="single" w:sz="4" w:space="0" w:color="000000"/>
-              <w:bottom w:val="single" w:sz="4" w:space="0" w:color="000000"/>
-              <w:right w:val="single" w:sz="4" w:space="0" w:color="000000"/>
-            </w:tcBorders>
-          </w:tcPr>
-          <w:p>
-            <w:r/>
-            <w:r>
-              <w:rPr>
-                <w:b w:val="0"/>
-                <w:sz w:val="20"/>
-              </w:rPr>
-              <w:t>8. O cidadão é conduzido à tela de autenticação.</w:t>
-            </w:r>
-          </w:p>
-        </w:tc>
-        <w:tc>
-          <w:tcPr>
-            <w:tcW w:w="6641" w:type="dxa"/>
-            <w:tcBorders>
-              <w:top w:val="single" w:sz="4" w:space="0" w:color="000000"/>
-              <w:left w:val="single" w:sz="4" w:space="0" w:color="000000"/>
-              <w:bottom w:val="single" w:sz="4" w:space="0" w:color="000000"/>
-              <w:right w:val="single" w:sz="4" w:space="0" w:color="000000"/>
-            </w:tcBorders>
-          </w:tcPr>
-          <w:p>
-            <w:r/>
-            <w:r>
-              <w:rPr>
-                <w:b w:val="0"/>
-                <w:sz w:val="20"/>
-              </w:rPr>
+              <w:t>2. O sistema apresenta o cadastro dividido em seis etapas, com uma pergunta por tela, barra de progresso “Etapa X de 6”, botão “Voltar”, que retorna à etapa anterior sem perda dos dados digitados, e botão “Continuar” em posição fixa.</w:t>
+            </w:r>
+          </w:p>
+        </w:tc>
+      </w:tr>
+      <w:tr>
+        <w:tc>
+          <w:tcPr>
+            <w:tcW w:w="2381" w:type="dxa"/>
+            <w:tcBorders>
+              <w:top w:val="single" w:sz="4" w:space="0" w:color="000000"/>
+              <w:left w:val="single" w:sz="4" w:space="0" w:color="000000"/>
+              <w:bottom w:val="single" w:sz="4" w:space="0" w:color="000000"/>
+              <w:right w:val="single" w:sz="4" w:space="0" w:color="000000"/>
+            </w:tcBorders>
+          </w:tcPr>
+          <w:p>
+            <w:r/>
+            <w:r>
+              <w:rPr>
+                <w:b w:val="0"/>
+                <w:sz w:val="20"/>
+              </w:rPr>
+              <w:t>3. O cidadão informa o nome completo (etapa 1), o endereço de correio eletrônico (etapa 2), a data de nascimento no formato dd/mm/aaaa e, opcionalmente, o telefone (etapa 3), a unidade federativa e o município (etapa 4).</w:t>
+            </w:r>
+          </w:p>
+        </w:tc>
+        <w:tc>
+          <w:tcPr>
+            <w:tcW w:w="6641" w:type="dxa"/>
+            <w:tcBorders>
+              <w:top w:val="single" w:sz="4" w:space="0" w:color="000000"/>
+              <w:left w:val="single" w:sz="4" w:space="0" w:color="000000"/>
+              <w:bottom w:val="single" w:sz="4" w:space="0" w:color="000000"/>
+              <w:right w:val="single" w:sz="4" w:space="0" w:color="000000"/>
+            </w:tcBorders>
+          </w:tcPr>
+          <w:p>
+            <w:r/>
+            <w:r>
+              <w:rPr>
+                <w:b w:val="0"/>
+                <w:sz w:val="20"/>
+              </w:rPr>
+            </w:r>
+          </w:p>
+        </w:tc>
+      </w:tr>
+      <w:tr>
+        <w:tc>
+          <w:tcPr>
+            <w:tcW w:w="2381" w:type="dxa"/>
+            <w:tcBorders>
+              <w:top w:val="single" w:sz="4" w:space="0" w:color="000000"/>
+              <w:left w:val="single" w:sz="4" w:space="0" w:color="000000"/>
+              <w:bottom w:val="single" w:sz="4" w:space="0" w:color="000000"/>
+              <w:right w:val="single" w:sz="4" w:space="0" w:color="000000"/>
+            </w:tcBorders>
+          </w:tcPr>
+          <w:p>
+            <w:r/>
+            <w:r>
+              <w:rPr>
+                <w:b w:val="0"/>
+                <w:sz w:val="20"/>
+              </w:rPr>
+            </w:r>
+          </w:p>
+        </w:tc>
+        <w:tc>
+          <w:tcPr>
+            <w:tcW w:w="6641" w:type="dxa"/>
+            <w:tcBorders>
+              <w:top w:val="single" w:sz="4" w:space="0" w:color="000000"/>
+              <w:left w:val="single" w:sz="4" w:space="0" w:color="000000"/>
+              <w:bottom w:val="single" w:sz="4" w:space="0" w:color="000000"/>
+              <w:right w:val="single" w:sz="4" w:space="0" w:color="000000"/>
+            </w:tcBorders>
+          </w:tcPr>
+          <w:p>
+            <w:r/>
+            <w:r>
+              <w:rPr>
+                <w:b w:val="0"/>
+                <w:sz w:val="20"/>
+              </w:rPr>
+              <w:t>4. O sistema valida cada etapa antes de avançar; a data de nascimento recebe máscara com barras automáticas e deve existir no calendário, não ser futura e ser igual ou posterior ao ano de 1900, sendo encaminhada ao servidor no formato aaaa-mm-dd.</w:t>
+            </w:r>
+          </w:p>
+        </w:tc>
+      </w:tr>
+      <w:tr>
+        <w:tc>
+          <w:tcPr>
+            <w:tcW w:w="2381" w:type="dxa"/>
+            <w:tcBorders>
+              <w:top w:val="single" w:sz="4" w:space="0" w:color="000000"/>
+              <w:left w:val="single" w:sz="4" w:space="0" w:color="000000"/>
+              <w:bottom w:val="single" w:sz="4" w:space="0" w:color="000000"/>
+              <w:right w:val="single" w:sz="4" w:space="0" w:color="000000"/>
+            </w:tcBorders>
+          </w:tcPr>
+          <w:p>
+            <w:r/>
+            <w:r>
+              <w:rPr>
+                <w:b w:val="0"/>
+                <w:sz w:val="20"/>
+              </w:rPr>
+              <w:t>5. O cidadão informa a senha e a sua confirmação (etapa 5).</w:t>
+            </w:r>
+          </w:p>
+        </w:tc>
+        <w:tc>
+          <w:tcPr>
+            <w:tcW w:w="6641" w:type="dxa"/>
+            <w:tcBorders>
+              <w:top w:val="single" w:sz="4" w:space="0" w:color="000000"/>
+              <w:left w:val="single" w:sz="4" w:space="0" w:color="000000"/>
+              <w:bottom w:val="single" w:sz="4" w:space="0" w:color="000000"/>
+              <w:right w:val="single" w:sz="4" w:space="0" w:color="000000"/>
+            </w:tcBorders>
+          </w:tcPr>
+          <w:p>
+            <w:r/>
+            <w:r>
+              <w:rPr>
+                <w:b w:val="0"/>
+                <w:sz w:val="20"/>
+              </w:rPr>
+            </w:r>
+          </w:p>
+        </w:tc>
+      </w:tr>
+      <w:tr>
+        <w:tc>
+          <w:tcPr>
+            <w:tcW w:w="2381" w:type="dxa"/>
+            <w:tcBorders>
+              <w:top w:val="single" w:sz="4" w:space="0" w:color="000000"/>
+              <w:left w:val="single" w:sz="4" w:space="0" w:color="000000"/>
+              <w:bottom w:val="single" w:sz="4" w:space="0" w:color="000000"/>
+              <w:right w:val="single" w:sz="4" w:space="0" w:color="000000"/>
+            </w:tcBorders>
+          </w:tcPr>
+          <w:p>
+            <w:r/>
+            <w:r>
+              <w:rPr>
+                <w:b w:val="0"/>
+                <w:sz w:val="20"/>
+              </w:rPr>
+            </w:r>
+          </w:p>
+        </w:tc>
+        <w:tc>
+          <w:tcPr>
+            <w:tcW w:w="6641" w:type="dxa"/>
+            <w:tcBorders>
+              <w:top w:val="single" w:sz="4" w:space="0" w:color="000000"/>
+              <w:left w:val="single" w:sz="4" w:space="0" w:color="000000"/>
+              <w:bottom w:val="single" w:sz="4" w:space="0" w:color="000000"/>
+              <w:right w:val="single" w:sz="4" w:space="0" w:color="000000"/>
+            </w:tcBorders>
+          </w:tcPr>
+          <w:p>
+            <w:r/>
+            <w:r>
+              <w:rPr>
+                <w:b w:val="0"/>
+                <w:sz w:val="20"/>
+              </w:rPr>
+              <w:t>6. O sistema indica, durante a digitação, o atendimento de cada regra da política de complexidade da senha (mínimo de oito caracteres, com letra, número e caractere especial) e verifica a igualdade entre senha e confirmação.</w:t>
+            </w:r>
+          </w:p>
+        </w:tc>
+      </w:tr>
+      <w:tr>
+        <w:tc>
+          <w:tcPr>
+            <w:tcW w:w="2381" w:type="dxa"/>
+            <w:tcBorders>
+              <w:top w:val="single" w:sz="4" w:space="0" w:color="000000"/>
+              <w:left w:val="single" w:sz="4" w:space="0" w:color="000000"/>
+              <w:bottom w:val="single" w:sz="4" w:space="0" w:color="000000"/>
+              <w:right w:val="single" w:sz="4" w:space="0" w:color="000000"/>
+            </w:tcBorders>
+          </w:tcPr>
+          <w:p>
+            <w:r/>
+            <w:r>
+              <w:rPr>
+                <w:b w:val="0"/>
+                <w:sz w:val="20"/>
+              </w:rPr>
+              <w:t>7. O cidadão marca o aceite dos termos de uso e da política de privacidade, opta, se desejar, pela verificação em duas etapas por correio eletrônico (etapa 6) e aciona “Criar conta”.</w:t>
+            </w:r>
+          </w:p>
+        </w:tc>
+        <w:tc>
+          <w:tcPr>
+            <w:tcW w:w="6641" w:type="dxa"/>
+            <w:tcBorders>
+              <w:top w:val="single" w:sz="4" w:space="0" w:color="000000"/>
+              <w:left w:val="single" w:sz="4" w:space="0" w:color="000000"/>
+              <w:bottom w:val="single" w:sz="4" w:space="0" w:color="000000"/>
+              <w:right w:val="single" w:sz="4" w:space="0" w:color="000000"/>
+            </w:tcBorders>
+          </w:tcPr>
+          <w:p>
+            <w:r/>
+            <w:r>
+              <w:rPr>
+                <w:b w:val="0"/>
+                <w:sz w:val="20"/>
+              </w:rPr>
+            </w:r>
+          </w:p>
+        </w:tc>
+      </w:tr>
+      <w:tr>
+        <w:tc>
+          <w:tcPr>
+            <w:tcW w:w="2381" w:type="dxa"/>
+            <w:tcBorders>
+              <w:top w:val="single" w:sz="4" w:space="0" w:color="000000"/>
+              <w:left w:val="single" w:sz="4" w:space="0" w:color="000000"/>
+              <w:bottom w:val="single" w:sz="4" w:space="0" w:color="000000"/>
+              <w:right w:val="single" w:sz="4" w:space="0" w:color="000000"/>
+            </w:tcBorders>
+          </w:tcPr>
+          <w:p>
+            <w:r/>
+            <w:r>
+              <w:rPr>
+                <w:b w:val="0"/>
+                <w:sz w:val="20"/>
+              </w:rPr>
+            </w:r>
+          </w:p>
+        </w:tc>
+        <w:tc>
+          <w:tcPr>
+            <w:tcW w:w="6641" w:type="dxa"/>
+            <w:tcBorders>
+              <w:top w:val="single" w:sz="4" w:space="0" w:color="000000"/>
+              <w:left w:val="single" w:sz="4" w:space="0" w:color="000000"/>
+              <w:bottom w:val="single" w:sz="4" w:space="0" w:color="000000"/>
+              <w:right w:val="single" w:sz="4" w:space="0" w:color="000000"/>
+            </w:tcBorders>
+          </w:tcPr>
+          <w:p>
+            <w:r/>
+            <w:r>
+              <w:rPr>
+                <w:b w:val="0"/>
+                <w:sz w:val="20"/>
+              </w:rPr>
+              <w:t>8. O sistema verifica que o endereço de correio eletrônico e o telefone informado ainda não estão vinculados a outra conta.</w:t>
+            </w:r>
+          </w:p>
+        </w:tc>
+      </w:tr>
+      <w:tr>
+        <w:tc>
+          <w:tcPr>
+            <w:tcW w:w="2381" w:type="dxa"/>
+            <w:tcBorders>
+              <w:top w:val="single" w:sz="4" w:space="0" w:color="000000"/>
+              <w:left w:val="single" w:sz="4" w:space="0" w:color="000000"/>
+              <w:bottom w:val="single" w:sz="4" w:space="0" w:color="000000"/>
+              <w:right w:val="single" w:sz="4" w:space="0" w:color="000000"/>
+            </w:tcBorders>
+          </w:tcPr>
+          <w:p>
+            <w:r/>
+            <w:r>
+              <w:rPr>
+                <w:b w:val="0"/>
+                <w:sz w:val="20"/>
+              </w:rPr>
+            </w:r>
+          </w:p>
+        </w:tc>
+        <w:tc>
+          <w:tcPr>
+            <w:tcW w:w="6641" w:type="dxa"/>
+            <w:tcBorders>
+              <w:top w:val="single" w:sz="4" w:space="0" w:color="000000"/>
+              <w:left w:val="single" w:sz="4" w:space="0" w:color="000000"/>
+              <w:bottom w:val="single" w:sz="4" w:space="0" w:color="000000"/>
+              <w:right w:val="single" w:sz="4" w:space="0" w:color="000000"/>
+            </w:tcBorders>
+          </w:tcPr>
+          <w:p>
+            <w:r/>
+            <w:r>
+              <w:rPr>
+                <w:b w:val="0"/>
+                <w:sz w:val="20"/>
+              </w:rPr>
+              <w:t>9. O sistema calcula o resumo criptográfico BCrypt da senha e persiste a conta com o perfil CITIZEN.</w:t>
+            </w:r>
+          </w:p>
+        </w:tc>
+      </w:tr>
+      <w:tr>
+        <w:tc>
+          <w:tcPr>
+            <w:tcW w:w="2381" w:type="dxa"/>
+            <w:tcBorders>
+              <w:top w:val="single" w:sz="4" w:space="0" w:color="000000"/>
+              <w:left w:val="single" w:sz="4" w:space="0" w:color="000000"/>
+              <w:bottom w:val="single" w:sz="4" w:space="0" w:color="000000"/>
+              <w:right w:val="single" w:sz="4" w:space="0" w:color="000000"/>
+            </w:tcBorders>
+          </w:tcPr>
+          <w:p>
+            <w:r/>
+            <w:r>
+              <w:rPr>
+                <w:b w:val="0"/>
+                <w:sz w:val="20"/>
+              </w:rPr>
+            </w:r>
+          </w:p>
+        </w:tc>
+        <w:tc>
+          <w:tcPr>
+            <w:tcW w:w="6641" w:type="dxa"/>
+            <w:tcBorders>
+              <w:top w:val="single" w:sz="4" w:space="0" w:color="000000"/>
+              <w:left w:val="single" w:sz="4" w:space="0" w:color="000000"/>
+              <w:bottom w:val="single" w:sz="4" w:space="0" w:color="000000"/>
+              <w:right w:val="single" w:sz="4" w:space="0" w:color="000000"/>
+            </w:tcBorders>
+          </w:tcPr>
+          <w:p>
+            <w:r/>
+            <w:r>
+              <w:rPr>
+                <w:b w:val="0"/>
+                <w:sz w:val="20"/>
+              </w:rPr>
+              <w:t>10. O sistema expede a mensagem de boas-vindas em linha de execução assíncrona e apresenta a confirmação do cadastro.</w:t>
+            </w:r>
+          </w:p>
+        </w:tc>
+      </w:tr>
+      <w:tr>
+        <w:tc>
+          <w:tcPr>
+            <w:tcW w:w="2381" w:type="dxa"/>
+            <w:tcBorders>
+              <w:top w:val="single" w:sz="4" w:space="0" w:color="000000"/>
+              <w:left w:val="single" w:sz="4" w:space="0" w:color="000000"/>
+              <w:bottom w:val="single" w:sz="4" w:space="0" w:color="000000"/>
+              <w:right w:val="single" w:sz="4" w:space="0" w:color="000000"/>
+            </w:tcBorders>
+          </w:tcPr>
+          <w:p>
+            <w:r/>
+            <w:r>
+              <w:rPr>
+                <w:b w:val="0"/>
+                <w:sz w:val="20"/>
+              </w:rPr>
+              <w:t>11. O cidadão é conduzido à tela de autenticação.</w:t>
+            </w:r>
+          </w:p>
+        </w:tc>
+        <w:tc>
+          <w:tcPr>
+            <w:tcW w:w="6641" w:type="dxa"/>
+            <w:tcBorders>
+              <w:top w:val="single" w:sz="4" w:space="0" w:color="000000"/>
+              <w:left w:val="single" w:sz="4" w:space="0" w:color="000000"/>
+              <w:bottom w:val="single" w:sz="4" w:space="0" w:color="000000"/>
+              <w:right w:val="single" w:sz="4" w:space="0" w:color="000000"/>
+            </w:tcBorders>
+          </w:tcPr>
+          <w:p>
+            <w:r/>
+            <w:r>
+              <w:rPr>
+                <w:b w:val="0"/>
+                <w:sz w:val="20"/>
+              </w:rPr>
+            </w:r>
+          </w:p>
+        </w:tc>
+      </w:tr>
+      <w:tr>
+        <w:tc>
+          <w:tcPr>
+            <w:tcW w:w="2381" w:type="dxa"/>
+            <w:tcBorders>
+              <w:top w:val="single" w:sz="4" w:space="0" w:color="000000"/>
+              <w:left w:val="single" w:sz="4" w:space="0" w:color="000000"/>
+              <w:bottom w:val="single" w:sz="4" w:space="0" w:color="000000"/>
+              <w:right w:val="single" w:sz="4" w:space="0" w:color="000000"/>
+            </w:tcBorders>
+          </w:tcPr>
+          <w:p>
+            <w:r/>
+            <w:r>
+              <w:rPr>
+                <w:b w:val="0"/>
+                <w:sz w:val="20"/>
+              </w:rPr>
+            </w:r>
+          </w:p>
+        </w:tc>
+        <w:tc>
+          <w:tcPr>
+            <w:tcW w:w="6641" w:type="dxa"/>
+            <w:tcBorders>
+              <w:top w:val="single" w:sz="4" w:space="0" w:color="000000"/>
+              <w:left w:val="single" w:sz="4" w:space="0" w:color="000000"/>
+              <w:bottom w:val="single" w:sz="4" w:space="0" w:color="000000"/>
+              <w:right w:val="single" w:sz="4" w:space="0" w:color="000000"/>
+            </w:tcBorders>
+          </w:tcPr>
+          <w:p>
+            <w:r/>
+            <w:r>
+              <w:rPr>
+                <w:b w:val="0"/>
+                <w:sz w:val="20"/>
+              </w:rPr>
+              <w:t>12. Fluxo alternativo — endereço de correio eletrônico já cadastrado: o sistema recusa a operação com HTTP 409 e a tela retorna à etapa 2, com o aviso “Este e-mail já está cadastrado” no próprio campo, preservados os demais dados.</w:t>
+            </w:r>
+          </w:p>
+        </w:tc>
+      </w:tr>
+      <w:tr>
+        <w:tc>
+          <w:tcPr>
+            <w:tcW w:w="2381" w:type="dxa"/>
+            <w:tcBorders>
+              <w:top w:val="single" w:sz="4" w:space="0" w:color="000000"/>
+              <w:left w:val="single" w:sz="4" w:space="0" w:color="000000"/>
+              <w:bottom w:val="single" w:sz="4" w:space="0" w:color="000000"/>
+              <w:right w:val="single" w:sz="4" w:space="0" w:color="000000"/>
+            </w:tcBorders>
+          </w:tcPr>
+          <w:p>
+            <w:r/>
+            <w:r>
+              <w:rPr>
+                <w:b w:val="0"/>
+                <w:sz w:val="20"/>
+              </w:rPr>
+            </w:r>
+          </w:p>
+        </w:tc>
+        <w:tc>
+          <w:tcPr>
+            <w:tcW w:w="6641" w:type="dxa"/>
+            <w:tcBorders>
+              <w:top w:val="single" w:sz="4" w:space="0" w:color="000000"/>
+              <w:left w:val="single" w:sz="4" w:space="0" w:color="000000"/>
+              <w:bottom w:val="single" w:sz="4" w:space="0" w:color="000000"/>
+              <w:right w:val="single" w:sz="4" w:space="0" w:color="000000"/>
+            </w:tcBorders>
+          </w:tcPr>
+          <w:p>
+            <w:r/>
+            <w:r>
+              <w:rPr>
+                <w:b w:val="0"/>
+                <w:sz w:val="20"/>
+              </w:rPr>
+              <w:t>13. Fluxo alternativo — telefone já cadastrado em outra conta: o sistema recusa a operação com HTTP 409 e a mensagem “Este celular já está cadastrado em outra conta.”, e a tela retorna à etapa 3, com o aviso no próprio campo, preservados os demais dados.</w:t>
             </w:r>
           </w:p>
         </w:tc>
@@ -980,7 +1195,7 @@
                 <w:b w:val="0"/>
                 <w:sz w:val="20"/>
               </w:rPr>
-              <w:t>1. O cidadão preenche o formulário de cadastro com endereço de correio eletrônico já utilizado e confirma o envio.</w:t>
+              <w:t>1. O cidadão percorre as etapas do cadastro informando endereço de correio eletrônico já utilizado e aciona “Criar conta”.</w:t>
             </w:r>
           </w:p>
         </w:tc>
@@ -1129,7 +1344,7 @@
                 <w:b w:val="0"/>
                 <w:sz w:val="20"/>
               </w:rPr>
-              <w:t>4. O sistema apresenta a mensagem “Este e-mail já está cadastrado”, sem revelar quaisquer dados da conta existente.</w:t>
+              <w:t>4. O sistema retorna à etapa do endereço de correio eletrônico e apresenta, no próprio campo, a mensagem “Este e-mail já está cadastrado”, sem revelar quaisquer dados da conta existente.</w:t>
             </w:r>
           </w:p>
         </w:tc>
@@ -1729,6 +1944,49 @@
           </w:p>
         </w:tc>
       </w:tr>
+      <w:tr>
+        <w:tc>
+          <w:tcPr>
+            <w:tcW w:w="2381" w:type="dxa"/>
+            <w:tcBorders>
+              <w:top w:val="single" w:sz="4" w:space="0" w:color="000000"/>
+              <w:left w:val="single" w:sz="4" w:space="0" w:color="000000"/>
+              <w:bottom w:val="single" w:sz="4" w:space="0" w:color="000000"/>
+              <w:right w:val="single" w:sz="4" w:space="0" w:color="000000"/>
+            </w:tcBorders>
+          </w:tcPr>
+          <w:p>
+            <w:r/>
+            <w:r>
+              <w:rPr>
+                <w:b w:val="0"/>
+                <w:sz w:val="20"/>
+              </w:rPr>
+            </w:r>
+          </w:p>
+        </w:tc>
+        <w:tc>
+          <w:tcPr>
+            <w:tcW w:w="6641" w:type="dxa"/>
+            <w:tcBorders>
+              <w:top w:val="single" w:sz="4" w:space="0" w:color="000000"/>
+              <w:left w:val="single" w:sz="4" w:space="0" w:color="000000"/>
+              <w:bottom w:val="single" w:sz="4" w:space="0" w:color="000000"/>
+              <w:right w:val="single" w:sz="4" w:space="0" w:color="000000"/>
+            </w:tcBorders>
+          </w:tcPr>
+          <w:p>
+            <w:r/>
+            <w:r>
+              <w:rPr>
+                <w:b w:val="0"/>
+                <w:sz w:val="20"/>
+              </w:rPr>
+              <w:t>7. Fluxo alternativo — conta excluída ou desativada pela administração durante a sessão: na chamada seguinte ao servidor, em até 30 segundos pela verificação periódica da sessão, o sistema responde com HTTP 401 e o motivo ACCOUNT_REMOVED, apresenta o aviso “Sessão encerrada — Esta conta foi excluída ou desativada pela administração e a sessão foi desconectada.” e encerra a sessão, pelo mesmo mecanismo que encerra a sessão substituída por acesso em outro dispositivo (SESSION_SUPERSEDED).</w:t>
+            </w:r>
+          </w:p>
+        </w:tc>
+      </w:tr>
     </w:tbl>
     <w:p>
       <w:r>
@@ -1886,7 +2144,7 @@
                 <w:b w:val="0"/>
                 <w:sz w:val="20"/>
               </w:rPr>
-              <w:t>Responsável da Prefeitura; Serviço de correio eletrônico</w:t>
+              <w:t>Responsável da Prefeitura; Serviço de correio eletrônico; Celular gateway de SMS</w:t>
             </w:r>
           </w:p>
         </w:tc>
@@ -2147,136 +2405,308 @@
                 <w:b w:val="0"/>
                 <w:sz w:val="20"/>
               </w:rPr>
-              <w:t>3. O sistema interrompe a emissão do token e solicita o segundo fator, expedindo o código de seis dígitos por correio eletrônico ou solicitando o código do aplicativo autenticador.</w:t>
-            </w:r>
-          </w:p>
-        </w:tc>
-      </w:tr>
-      <w:tr>
-        <w:tc>
-          <w:tcPr>
-            <w:tcW w:w="2381" w:type="dxa"/>
-            <w:tcBorders>
-              <w:top w:val="single" w:sz="4" w:space="0" w:color="000000"/>
-              <w:left w:val="single" w:sz="4" w:space="0" w:color="000000"/>
-              <w:bottom w:val="single" w:sz="4" w:space="0" w:color="000000"/>
-              <w:right w:val="single" w:sz="4" w:space="0" w:color="000000"/>
-            </w:tcBorders>
-          </w:tcPr>
-          <w:p>
-            <w:r/>
-            <w:r>
-              <w:rPr>
-                <w:b w:val="0"/>
-                <w:sz w:val="20"/>
-              </w:rPr>
-              <w:t>4. O funcionário informa o código de seis dígitos.</w:t>
-            </w:r>
-          </w:p>
-        </w:tc>
-        <w:tc>
-          <w:tcPr>
-            <w:tcW w:w="6641" w:type="dxa"/>
-            <w:tcBorders>
-              <w:top w:val="single" w:sz="4" w:space="0" w:color="000000"/>
-              <w:left w:val="single" w:sz="4" w:space="0" w:color="000000"/>
-              <w:bottom w:val="single" w:sz="4" w:space="0" w:color="000000"/>
-              <w:right w:val="single" w:sz="4" w:space="0" w:color="000000"/>
-            </w:tcBorders>
-          </w:tcPr>
-          <w:p>
-            <w:r/>
-            <w:r>
-              <w:rPr>
-                <w:b w:val="0"/>
-                <w:sz w:val="20"/>
-              </w:rPr>
-            </w:r>
-          </w:p>
-        </w:tc>
-      </w:tr>
-      <w:tr>
-        <w:tc>
-          <w:tcPr>
-            <w:tcW w:w="2381" w:type="dxa"/>
-            <w:tcBorders>
-              <w:top w:val="single" w:sz="4" w:space="0" w:color="000000"/>
-              <w:left w:val="single" w:sz="4" w:space="0" w:color="000000"/>
-              <w:bottom w:val="single" w:sz="4" w:space="0" w:color="000000"/>
-              <w:right w:val="single" w:sz="4" w:space="0" w:color="000000"/>
-            </w:tcBorders>
-          </w:tcPr>
-          <w:p>
-            <w:r/>
-            <w:r>
-              <w:rPr>
-                <w:b w:val="0"/>
-                <w:sz w:val="20"/>
-              </w:rPr>
-            </w:r>
-          </w:p>
-        </w:tc>
-        <w:tc>
-          <w:tcPr>
-            <w:tcW w:w="6641" w:type="dxa"/>
-            <w:tcBorders>
-              <w:top w:val="single" w:sz="4" w:space="0" w:color="000000"/>
-              <w:left w:val="single" w:sz="4" w:space="0" w:color="000000"/>
-              <w:bottom w:val="single" w:sz="4" w:space="0" w:color="000000"/>
-              <w:right w:val="single" w:sz="4" w:space="0" w:color="000000"/>
-            </w:tcBorders>
-          </w:tcPr>
-          <w:p>
-            <w:r/>
-            <w:r>
-              <w:rPr>
-                <w:b w:val="0"/>
-                <w:sz w:val="20"/>
-              </w:rPr>
-              <w:t>5. O sistema valida o código dentro da janela de tempo corrente e emite o token assinado.</w:t>
-            </w:r>
-          </w:p>
-        </w:tc>
-      </w:tr>
-      <w:tr>
-        <w:tc>
-          <w:tcPr>
-            <w:tcW w:w="2381" w:type="dxa"/>
-            <w:tcBorders>
-              <w:top w:val="single" w:sz="4" w:space="0" w:color="000000"/>
-              <w:left w:val="single" w:sz="4" w:space="0" w:color="000000"/>
-              <w:bottom w:val="single" w:sz="4" w:space="0" w:color="000000"/>
-              <w:right w:val="single" w:sz="4" w:space="0" w:color="000000"/>
-            </w:tcBorders>
-          </w:tcPr>
-          <w:p>
-            <w:r/>
-            <w:r>
-              <w:rPr>
-                <w:b w:val="0"/>
-                <w:sz w:val="20"/>
-              </w:rPr>
-            </w:r>
-          </w:p>
-        </w:tc>
-        <w:tc>
-          <w:tcPr>
-            <w:tcW w:w="6641" w:type="dxa"/>
-            <w:tcBorders>
-              <w:top w:val="single" w:sz="4" w:space="0" w:color="000000"/>
-              <w:left w:val="single" w:sz="4" w:space="0" w:color="000000"/>
-              <w:bottom w:val="single" w:sz="4" w:space="0" w:color="000000"/>
-              <w:right w:val="single" w:sz="4" w:space="0" w:color="000000"/>
-            </w:tcBorders>
-          </w:tcPr>
-          <w:p>
-            <w:r/>
-            <w:r>
-              <w:rPr>
-                <w:b w:val="0"/>
-                <w:sz w:val="20"/>
-              </w:rPr>
-              <w:t>6. O sistema apresenta o painel administrativo.</w:t>
+              <w:t>3. O sistema interrompe a emissão do token, emite um token temporário e apresenta a tela de escolha do segundo fator somente com os métodos ativos da conta: aplicativo autenticador, correio eletrônico e mensagem SMS. Havendo apenas o correio eletrônico, o código é expedido junto da resposta da autenticação; havendo apenas o SMS, a tela solicita o envio de imediato.</w:t>
+            </w:r>
+          </w:p>
+        </w:tc>
+      </w:tr>
+      <w:tr>
+        <w:tc>
+          <w:tcPr>
+            <w:tcW w:w="2381" w:type="dxa"/>
+            <w:tcBorders>
+              <w:top w:val="single" w:sz="4" w:space="0" w:color="000000"/>
+              <w:left w:val="single" w:sz="4" w:space="0" w:color="000000"/>
+              <w:bottom w:val="single" w:sz="4" w:space="0" w:color="000000"/>
+              <w:right w:val="single" w:sz="4" w:space="0" w:color="000000"/>
+            </w:tcBorders>
+          </w:tcPr>
+          <w:p>
+            <w:r/>
+            <w:r>
+              <w:rPr>
+                <w:b w:val="0"/>
+                <w:sz w:val="20"/>
+              </w:rPr>
+              <w:t>4. O funcionário escolhe o método de segundo fator.</w:t>
+            </w:r>
+          </w:p>
+        </w:tc>
+        <w:tc>
+          <w:tcPr>
+            <w:tcW w:w="6641" w:type="dxa"/>
+            <w:tcBorders>
+              <w:top w:val="single" w:sz="4" w:space="0" w:color="000000"/>
+              <w:left w:val="single" w:sz="4" w:space="0" w:color="000000"/>
+              <w:bottom w:val="single" w:sz="4" w:space="0" w:color="000000"/>
+              <w:right w:val="single" w:sz="4" w:space="0" w:color="000000"/>
+            </w:tcBorders>
+          </w:tcPr>
+          <w:p>
+            <w:r/>
+            <w:r>
+              <w:rPr>
+                <w:b w:val="0"/>
+                <w:sz w:val="20"/>
+              </w:rPr>
+            </w:r>
+          </w:p>
+        </w:tc>
+      </w:tr>
+      <w:tr>
+        <w:tc>
+          <w:tcPr>
+            <w:tcW w:w="2381" w:type="dxa"/>
+            <w:tcBorders>
+              <w:top w:val="single" w:sz="4" w:space="0" w:color="000000"/>
+              <w:left w:val="single" w:sz="4" w:space="0" w:color="000000"/>
+              <w:bottom w:val="single" w:sz="4" w:space="0" w:color="000000"/>
+              <w:right w:val="single" w:sz="4" w:space="0" w:color="000000"/>
+            </w:tcBorders>
+          </w:tcPr>
+          <w:p>
+            <w:r/>
+            <w:r>
+              <w:rPr>
+                <w:b w:val="0"/>
+                <w:sz w:val="20"/>
+              </w:rPr>
+            </w:r>
+          </w:p>
+        </w:tc>
+        <w:tc>
+          <w:tcPr>
+            <w:tcW w:w="6641" w:type="dxa"/>
+            <w:tcBorders>
+              <w:top w:val="single" w:sz="4" w:space="0" w:color="000000"/>
+              <w:left w:val="single" w:sz="4" w:space="0" w:color="000000"/>
+              <w:bottom w:val="single" w:sz="4" w:space="0" w:color="000000"/>
+              <w:right w:val="single" w:sz="4" w:space="0" w:color="000000"/>
+            </w:tcBorders>
+          </w:tcPr>
+          <w:p>
+            <w:r/>
+            <w:r>
+              <w:rPr>
+                <w:b w:val="0"/>
+                <w:sz w:val="20"/>
+              </w:rPr>
+              <w:t>5. Para o correio eletrônico ou o SMS, a tela solicita o envio do código de seis dígitos, válido por dez minutos; no SMS, o sistema remete o código ao celular confirmado da conta por meio do celular gateway de SMS, com reenvio permitido a cada 60 segundos.</w:t>
+            </w:r>
+          </w:p>
+        </w:tc>
+      </w:tr>
+      <w:tr>
+        <w:tc>
+          <w:tcPr>
+            <w:tcW w:w="2381" w:type="dxa"/>
+            <w:tcBorders>
+              <w:top w:val="single" w:sz="4" w:space="0" w:color="000000"/>
+              <w:left w:val="single" w:sz="4" w:space="0" w:color="000000"/>
+              <w:bottom w:val="single" w:sz="4" w:space="0" w:color="000000"/>
+              <w:right w:val="single" w:sz="4" w:space="0" w:color="000000"/>
+            </w:tcBorders>
+          </w:tcPr>
+          <w:p>
+            <w:r/>
+            <w:r>
+              <w:rPr>
+                <w:b w:val="0"/>
+                <w:sz w:val="20"/>
+              </w:rPr>
+              <w:t>6. O funcionário informa o código de seis dígitos.</w:t>
+            </w:r>
+          </w:p>
+        </w:tc>
+        <w:tc>
+          <w:tcPr>
+            <w:tcW w:w="6641" w:type="dxa"/>
+            <w:tcBorders>
+              <w:top w:val="single" w:sz="4" w:space="0" w:color="000000"/>
+              <w:left w:val="single" w:sz="4" w:space="0" w:color="000000"/>
+              <w:bottom w:val="single" w:sz="4" w:space="0" w:color="000000"/>
+              <w:right w:val="single" w:sz="4" w:space="0" w:color="000000"/>
+            </w:tcBorders>
+          </w:tcPr>
+          <w:p>
+            <w:r/>
+            <w:r>
+              <w:rPr>
+                <w:b w:val="0"/>
+                <w:sz w:val="20"/>
+              </w:rPr>
+            </w:r>
+          </w:p>
+        </w:tc>
+      </w:tr>
+      <w:tr>
+        <w:tc>
+          <w:tcPr>
+            <w:tcW w:w="2381" w:type="dxa"/>
+            <w:tcBorders>
+              <w:top w:val="single" w:sz="4" w:space="0" w:color="000000"/>
+              <w:left w:val="single" w:sz="4" w:space="0" w:color="000000"/>
+              <w:bottom w:val="single" w:sz="4" w:space="0" w:color="000000"/>
+              <w:right w:val="single" w:sz="4" w:space="0" w:color="000000"/>
+            </w:tcBorders>
+          </w:tcPr>
+          <w:p>
+            <w:r/>
+            <w:r>
+              <w:rPr>
+                <w:b w:val="0"/>
+                <w:sz w:val="20"/>
+              </w:rPr>
+            </w:r>
+          </w:p>
+        </w:tc>
+        <w:tc>
+          <w:tcPr>
+            <w:tcW w:w="6641" w:type="dxa"/>
+            <w:tcBorders>
+              <w:top w:val="single" w:sz="4" w:space="0" w:color="000000"/>
+              <w:left w:val="single" w:sz="4" w:space="0" w:color="000000"/>
+              <w:bottom w:val="single" w:sz="4" w:space="0" w:color="000000"/>
+              <w:right w:val="single" w:sz="4" w:space="0" w:color="000000"/>
+            </w:tcBorders>
+          </w:tcPr>
+          <w:p>
+            <w:r/>
+            <w:r>
+              <w:rPr>
+                <w:b w:val="0"/>
+                <w:sz w:val="20"/>
+              </w:rPr>
+              <w:t>7. O sistema valida o código — no aplicativo autenticador, dentro da janela de tempo corrente; no correio eletrônico e no SMS, dentro do prazo de validade e somente para o canal pelo qual foi expedido — e emite o token assinado.</w:t>
+            </w:r>
+          </w:p>
+        </w:tc>
+      </w:tr>
+      <w:tr>
+        <w:tc>
+          <w:tcPr>
+            <w:tcW w:w="2381" w:type="dxa"/>
+            <w:tcBorders>
+              <w:top w:val="single" w:sz="4" w:space="0" w:color="000000"/>
+              <w:left w:val="single" w:sz="4" w:space="0" w:color="000000"/>
+              <w:bottom w:val="single" w:sz="4" w:space="0" w:color="000000"/>
+              <w:right w:val="single" w:sz="4" w:space="0" w:color="000000"/>
+            </w:tcBorders>
+          </w:tcPr>
+          <w:p>
+            <w:r/>
+            <w:r>
+              <w:rPr>
+                <w:b w:val="0"/>
+                <w:sz w:val="20"/>
+              </w:rPr>
+            </w:r>
+          </w:p>
+        </w:tc>
+        <w:tc>
+          <w:tcPr>
+            <w:tcW w:w="6641" w:type="dxa"/>
+            <w:tcBorders>
+              <w:top w:val="single" w:sz="4" w:space="0" w:color="000000"/>
+              <w:left w:val="single" w:sz="4" w:space="0" w:color="000000"/>
+              <w:bottom w:val="single" w:sz="4" w:space="0" w:color="000000"/>
+              <w:right w:val="single" w:sz="4" w:space="0" w:color="000000"/>
+            </w:tcBorders>
+          </w:tcPr>
+          <w:p>
+            <w:r/>
+            <w:r>
+              <w:rPr>
+                <w:b w:val="0"/>
+                <w:sz w:val="20"/>
+              </w:rPr>
+              <w:t>8. O sistema apresenta o painel administrativo.</w:t>
+            </w:r>
+          </w:p>
+        </w:tc>
+      </w:tr>
+      <w:tr>
+        <w:tc>
+          <w:tcPr>
+            <w:tcW w:w="2381" w:type="dxa"/>
+            <w:tcBorders>
+              <w:top w:val="single" w:sz="4" w:space="0" w:color="000000"/>
+              <w:left w:val="single" w:sz="4" w:space="0" w:color="000000"/>
+              <w:bottom w:val="single" w:sz="4" w:space="0" w:color="000000"/>
+              <w:right w:val="single" w:sz="4" w:space="0" w:color="000000"/>
+            </w:tcBorders>
+          </w:tcPr>
+          <w:p>
+            <w:r/>
+            <w:r>
+              <w:rPr>
+                <w:b w:val="0"/>
+                <w:sz w:val="20"/>
+              </w:rPr>
+            </w:r>
+          </w:p>
+        </w:tc>
+        <w:tc>
+          <w:tcPr>
+            <w:tcW w:w="6641" w:type="dxa"/>
+            <w:tcBorders>
+              <w:top w:val="single" w:sz="4" w:space="0" w:color="000000"/>
+              <w:left w:val="single" w:sz="4" w:space="0" w:color="000000"/>
+              <w:bottom w:val="single" w:sz="4" w:space="0" w:color="000000"/>
+              <w:right w:val="single" w:sz="4" w:space="0" w:color="000000"/>
+            </w:tcBorders>
+          </w:tcPr>
+          <w:p>
+            <w:r/>
+            <w:r>
+              <w:rPr>
+                <w:b w:val="0"/>
+                <w:sz w:val="20"/>
+              </w:rPr>
+              <w:t>9. Fluxo alternativo — falha do celular gateway de SMS: o sistema responde com HTTP 502 e a tela apresenta de imediato a mensagem “Não foi possível enviar o SMS agora. Tente de novo ou escolha outro método.”, sem afetar os demais métodos.</w:t>
+            </w:r>
+          </w:p>
+        </w:tc>
+      </w:tr>
+      <w:tr>
+        <w:tc>
+          <w:tcPr>
+            <w:tcW w:w="2381" w:type="dxa"/>
+            <w:tcBorders>
+              <w:top w:val="single" w:sz="4" w:space="0" w:color="000000"/>
+              <w:left w:val="single" w:sz="4" w:space="0" w:color="000000"/>
+              <w:bottom w:val="single" w:sz="4" w:space="0" w:color="000000"/>
+              <w:right w:val="single" w:sz="4" w:space="0" w:color="000000"/>
+            </w:tcBorders>
+          </w:tcPr>
+          <w:p>
+            <w:r/>
+            <w:r>
+              <w:rPr>
+                <w:b w:val="0"/>
+                <w:sz w:val="20"/>
+              </w:rPr>
+            </w:r>
+          </w:p>
+        </w:tc>
+        <w:tc>
+          <w:tcPr>
+            <w:tcW w:w="6641" w:type="dxa"/>
+            <w:tcBorders>
+              <w:top w:val="single" w:sz="4" w:space="0" w:color="000000"/>
+              <w:left w:val="single" w:sz="4" w:space="0" w:color="000000"/>
+              <w:bottom w:val="single" w:sz="4" w:space="0" w:color="000000"/>
+              <w:right w:val="single" w:sz="4" w:space="0" w:color="000000"/>
+            </w:tcBorders>
+          </w:tcPr>
+          <w:p>
+            <w:r/>
+            <w:r>
+              <w:rPr>
+                <w:b w:val="0"/>
+                <w:sz w:val="20"/>
+              </w:rPr>
+              <w:t>10. Fluxo alternativo — envio por SMS desligado na configuração do servidor: a conta cujo único método ativo é o SMS recebe o código por correio eletrônico, de modo que o usuário não fica impedido de acessar nem acessa sem segundo fator.</w:t>
             </w:r>
           </w:p>
         </w:tc>
@@ -4009,7 +4439,7 @@
                 <w:b w:val="0"/>
                 <w:sz w:val="20"/>
               </w:rPr>
-              <w:t>O cidadão encontra-se na tela de cadastro.</w:t>
+              <w:t>O cidadão encontra-se na última etapa do cadastro (“Quase lá!”).</w:t>
             </w:r>
           </w:p>
         </w:tc>

--- a/ApêndiceC-VisãoFuncional/3.FluxosdeEvento/FalaCidade_FluxosDeEventos_ModuloAutenticacao_v1.docx
+++ b/ApêndiceC-VisãoFuncional/3.FluxosdeEvento/FalaCidade_FluxosDeEventos_ModuloAutenticacao_v1.docx
@@ -491,7 +491,7 @@
                 <w:b w:val="0"/>
                 <w:sz w:val="20"/>
               </w:rPr>
-              <w:t>4. O sistema valida cada etapa antes de avançar; a data de nascimento recebe máscara com barras automáticas e deve existir no calendário, não ser futura e ser igual ou posterior ao ano de 1900, sendo encaminhada ao servidor no formato aaaa-mm-dd.</w:t>
+              <w:t>4. O sistema valida cada etapa antes de avançar; a data de nascimento recebe máscara com barras automáticas e deve existir no calendário, não ser futura e ser igual ou posterior ao ano de 1900, sendo encaminhada ao servidor no formato aaaa-mm-dd; o nome aceita somente letras, inclusive acentuadas, espaço, apóstrofo, hífen e ponto, recusados os números, com o aviso “Use só letras no nome.”; o nome e o endereço de correio eletrônico admitem até 150 caracteres; o telefone, opcional, aceita somente números, recebe automaticamente os parênteses do DDD e o hífen — (35) 99999-8888 —, ignora o prefixo +55 colado e, quando informado, deve ser celular completo, com DDD sem zero e iniciado pelo dígito 9; a unidade federativa aceita duas letras, convertidas em maiúsculas; e o município admite até 100 caracteres.</w:t>
             </w:r>
           </w:p>
         </w:tc>
@@ -2514,199 +2514,242 @@
                 <w:b w:val="0"/>
                 <w:sz w:val="20"/>
               </w:rPr>
-              <w:t>6. O funcionário informa o código de seis dígitos.</w:t>
-            </w:r>
-          </w:p>
-        </w:tc>
-        <w:tc>
-          <w:tcPr>
-            <w:tcW w:w="6641" w:type="dxa"/>
-            <w:tcBorders>
-              <w:top w:val="single" w:sz="4" w:space="0" w:color="000000"/>
-              <w:left w:val="single" w:sz="4" w:space="0" w:color="000000"/>
-              <w:bottom w:val="single" w:sz="4" w:space="0" w:color="000000"/>
-              <w:right w:val="single" w:sz="4" w:space="0" w:color="000000"/>
-            </w:tcBorders>
-          </w:tcPr>
-          <w:p>
-            <w:r/>
-            <w:r>
-              <w:rPr>
-                <w:b w:val="0"/>
-                <w:sz w:val="20"/>
-              </w:rPr>
-            </w:r>
-          </w:p>
-        </w:tc>
-      </w:tr>
-      <w:tr>
-        <w:tc>
-          <w:tcPr>
-            <w:tcW w:w="2381" w:type="dxa"/>
-            <w:tcBorders>
-              <w:top w:val="single" w:sz="4" w:space="0" w:color="000000"/>
-              <w:left w:val="single" w:sz="4" w:space="0" w:color="000000"/>
-              <w:bottom w:val="single" w:sz="4" w:space="0" w:color="000000"/>
-              <w:right w:val="single" w:sz="4" w:space="0" w:color="000000"/>
-            </w:tcBorders>
-          </w:tcPr>
-          <w:p>
-            <w:r/>
-            <w:r>
-              <w:rPr>
-                <w:b w:val="0"/>
-                <w:sz w:val="20"/>
-              </w:rPr>
-            </w:r>
-          </w:p>
-        </w:tc>
-        <w:tc>
-          <w:tcPr>
-            <w:tcW w:w="6641" w:type="dxa"/>
-            <w:tcBorders>
-              <w:top w:val="single" w:sz="4" w:space="0" w:color="000000"/>
-              <w:left w:val="single" w:sz="4" w:space="0" w:color="000000"/>
-              <w:bottom w:val="single" w:sz="4" w:space="0" w:color="000000"/>
-              <w:right w:val="single" w:sz="4" w:space="0" w:color="000000"/>
-            </w:tcBorders>
-          </w:tcPr>
-          <w:p>
-            <w:r/>
-            <w:r>
-              <w:rPr>
-                <w:b w:val="0"/>
-                <w:sz w:val="20"/>
-              </w:rPr>
-              <w:t>7. O sistema valida o código — no aplicativo autenticador, dentro da janela de tempo corrente; no correio eletrônico e no SMS, dentro do prazo de validade e somente para o canal pelo qual foi expedido — e emite o token assinado.</w:t>
-            </w:r>
-          </w:p>
-        </w:tc>
-      </w:tr>
-      <w:tr>
-        <w:tc>
-          <w:tcPr>
-            <w:tcW w:w="2381" w:type="dxa"/>
-            <w:tcBorders>
-              <w:top w:val="single" w:sz="4" w:space="0" w:color="000000"/>
-              <w:left w:val="single" w:sz="4" w:space="0" w:color="000000"/>
-              <w:bottom w:val="single" w:sz="4" w:space="0" w:color="000000"/>
-              <w:right w:val="single" w:sz="4" w:space="0" w:color="000000"/>
-            </w:tcBorders>
-          </w:tcPr>
-          <w:p>
-            <w:r/>
-            <w:r>
-              <w:rPr>
-                <w:b w:val="0"/>
-                <w:sz w:val="20"/>
-              </w:rPr>
-            </w:r>
-          </w:p>
-        </w:tc>
-        <w:tc>
-          <w:tcPr>
-            <w:tcW w:w="6641" w:type="dxa"/>
-            <w:tcBorders>
-              <w:top w:val="single" w:sz="4" w:space="0" w:color="000000"/>
-              <w:left w:val="single" w:sz="4" w:space="0" w:color="000000"/>
-              <w:bottom w:val="single" w:sz="4" w:space="0" w:color="000000"/>
-              <w:right w:val="single" w:sz="4" w:space="0" w:color="000000"/>
-            </w:tcBorders>
-          </w:tcPr>
-          <w:p>
-            <w:r/>
-            <w:r>
-              <w:rPr>
-                <w:b w:val="0"/>
-                <w:sz w:val="20"/>
-              </w:rPr>
-              <w:t>8. O sistema apresenta o painel administrativo.</w:t>
-            </w:r>
-          </w:p>
-        </w:tc>
-      </w:tr>
-      <w:tr>
-        <w:tc>
-          <w:tcPr>
-            <w:tcW w:w="2381" w:type="dxa"/>
-            <w:tcBorders>
-              <w:top w:val="single" w:sz="4" w:space="0" w:color="000000"/>
-              <w:left w:val="single" w:sz="4" w:space="0" w:color="000000"/>
-              <w:bottom w:val="single" w:sz="4" w:space="0" w:color="000000"/>
-              <w:right w:val="single" w:sz="4" w:space="0" w:color="000000"/>
-            </w:tcBorders>
-          </w:tcPr>
-          <w:p>
-            <w:r/>
-            <w:r>
-              <w:rPr>
-                <w:b w:val="0"/>
-                <w:sz w:val="20"/>
-              </w:rPr>
-            </w:r>
-          </w:p>
-        </w:tc>
-        <w:tc>
-          <w:tcPr>
-            <w:tcW w:w="6641" w:type="dxa"/>
-            <w:tcBorders>
-              <w:top w:val="single" w:sz="4" w:space="0" w:color="000000"/>
-              <w:left w:val="single" w:sz="4" w:space="0" w:color="000000"/>
-              <w:bottom w:val="single" w:sz="4" w:space="0" w:color="000000"/>
-              <w:right w:val="single" w:sz="4" w:space="0" w:color="000000"/>
-            </w:tcBorders>
-          </w:tcPr>
-          <w:p>
-            <w:r/>
-            <w:r>
-              <w:rPr>
-                <w:b w:val="0"/>
-                <w:sz w:val="20"/>
-              </w:rPr>
-              <w:t>9. Fluxo alternativo — falha do celular gateway de SMS: o sistema responde com HTTP 502 e a tela apresenta de imediato a mensagem “Não foi possível enviar o SMS agora. Tente de novo ou escolha outro método.”, sem afetar os demais métodos.</w:t>
-            </w:r>
-          </w:p>
-        </w:tc>
-      </w:tr>
-      <w:tr>
-        <w:tc>
-          <w:tcPr>
-            <w:tcW w:w="2381" w:type="dxa"/>
-            <w:tcBorders>
-              <w:top w:val="single" w:sz="4" w:space="0" w:color="000000"/>
-              <w:left w:val="single" w:sz="4" w:space="0" w:color="000000"/>
-              <w:bottom w:val="single" w:sz="4" w:space="0" w:color="000000"/>
-              <w:right w:val="single" w:sz="4" w:space="0" w:color="000000"/>
-            </w:tcBorders>
-          </w:tcPr>
-          <w:p>
-            <w:r/>
-            <w:r>
-              <w:rPr>
-                <w:b w:val="0"/>
-                <w:sz w:val="20"/>
-              </w:rPr>
-            </w:r>
-          </w:p>
-        </w:tc>
-        <w:tc>
-          <w:tcPr>
-            <w:tcW w:w="6641" w:type="dxa"/>
-            <w:tcBorders>
-              <w:top w:val="single" w:sz="4" w:space="0" w:color="000000"/>
-              <w:left w:val="single" w:sz="4" w:space="0" w:color="000000"/>
-              <w:bottom w:val="single" w:sz="4" w:space="0" w:color="000000"/>
-              <w:right w:val="single" w:sz="4" w:space="0" w:color="000000"/>
-            </w:tcBorders>
-          </w:tcPr>
-          <w:p>
-            <w:r/>
-            <w:r>
-              <w:rPr>
-                <w:b w:val="0"/>
-                <w:sz w:val="20"/>
-              </w:rPr>
-              <w:t>10. Fluxo alternativo — envio por SMS desligado na configuração do servidor: a conta cujo único método ativo é o SMS recebe o código por correio eletrônico, de modo que o usuário não fica impedido de acessar nem acessa sem segundo fator.</w:t>
+            </w:r>
+          </w:p>
+        </w:tc>
+        <w:tc>
+          <w:tcPr>
+            <w:tcW w:w="6641" w:type="dxa"/>
+            <w:tcBorders>
+              <w:top w:val="single" w:sz="4" w:space="0" w:color="000000"/>
+              <w:left w:val="single" w:sz="4" w:space="0" w:color="000000"/>
+              <w:bottom w:val="single" w:sz="4" w:space="0" w:color="000000"/>
+              <w:right w:val="single" w:sz="4" w:space="0" w:color="000000"/>
+            </w:tcBorders>
+          </w:tcPr>
+          <w:p>
+            <w:r/>
+            <w:r>
+              <w:rPr>
+                <w:b w:val="0"/>
+                <w:sz w:val="20"/>
+              </w:rPr>
+              <w:t>6. O sistema apresenta o campo do código e, havendo na área de transferência um código de seis dígitos copiado — do correio eletrônico, do SMS ou do aplicativo autenticador —, preenche-o automaticamente, ao abrir o campo, ao focalizá-lo ou ao retornar à aba; o campo é identificado como código de uso único, de modo que o teclado do celular sugere o código recebido por SMS.</w:t>
+            </w:r>
+          </w:p>
+        </w:tc>
+      </w:tr>
+      <w:tr>
+        <w:tc>
+          <w:tcPr>
+            <w:tcW w:w="2381" w:type="dxa"/>
+            <w:tcBorders>
+              <w:top w:val="single" w:sz="4" w:space="0" w:color="000000"/>
+              <w:left w:val="single" w:sz="4" w:space="0" w:color="000000"/>
+              <w:bottom w:val="single" w:sz="4" w:space="0" w:color="000000"/>
+              <w:right w:val="single" w:sz="4" w:space="0" w:color="000000"/>
+            </w:tcBorders>
+          </w:tcPr>
+          <w:p>
+            <w:r/>
+            <w:r>
+              <w:rPr>
+                <w:b w:val="0"/>
+                <w:sz w:val="20"/>
+              </w:rPr>
+              <w:t>7. O funcionário informa ou confere o código de seis dígitos.</w:t>
+            </w:r>
+          </w:p>
+        </w:tc>
+        <w:tc>
+          <w:tcPr>
+            <w:tcW w:w="6641" w:type="dxa"/>
+            <w:tcBorders>
+              <w:top w:val="single" w:sz="4" w:space="0" w:color="000000"/>
+              <w:left w:val="single" w:sz="4" w:space="0" w:color="000000"/>
+              <w:bottom w:val="single" w:sz="4" w:space="0" w:color="000000"/>
+              <w:right w:val="single" w:sz="4" w:space="0" w:color="000000"/>
+            </w:tcBorders>
+          </w:tcPr>
+          <w:p>
+            <w:r/>
+            <w:r>
+              <w:rPr>
+                <w:b w:val="0"/>
+                <w:sz w:val="20"/>
+              </w:rPr>
+            </w:r>
+          </w:p>
+        </w:tc>
+      </w:tr>
+      <w:tr>
+        <w:tc>
+          <w:tcPr>
+            <w:tcW w:w="2381" w:type="dxa"/>
+            <w:tcBorders>
+              <w:top w:val="single" w:sz="4" w:space="0" w:color="000000"/>
+              <w:left w:val="single" w:sz="4" w:space="0" w:color="000000"/>
+              <w:bottom w:val="single" w:sz="4" w:space="0" w:color="000000"/>
+              <w:right w:val="single" w:sz="4" w:space="0" w:color="000000"/>
+            </w:tcBorders>
+          </w:tcPr>
+          <w:p>
+            <w:r/>
+            <w:r>
+              <w:rPr>
+                <w:b w:val="0"/>
+                <w:sz w:val="20"/>
+              </w:rPr>
+            </w:r>
+          </w:p>
+        </w:tc>
+        <w:tc>
+          <w:tcPr>
+            <w:tcW w:w="6641" w:type="dxa"/>
+            <w:tcBorders>
+              <w:top w:val="single" w:sz="4" w:space="0" w:color="000000"/>
+              <w:left w:val="single" w:sz="4" w:space="0" w:color="000000"/>
+              <w:bottom w:val="single" w:sz="4" w:space="0" w:color="000000"/>
+              <w:right w:val="single" w:sz="4" w:space="0" w:color="000000"/>
+            </w:tcBorders>
+          </w:tcPr>
+          <w:p>
+            <w:r/>
+            <w:r>
+              <w:rPr>
+                <w:b w:val="0"/>
+                <w:sz w:val="20"/>
+              </w:rPr>
+              <w:t>8. O sistema valida o código — no aplicativo autenticador, dentro da janela de tempo corrente; no correio eletrônico e no SMS, dentro do prazo de validade e somente para o canal pelo qual foi expedido — e emite o token assinado.</w:t>
+            </w:r>
+          </w:p>
+        </w:tc>
+      </w:tr>
+      <w:tr>
+        <w:tc>
+          <w:tcPr>
+            <w:tcW w:w="2381" w:type="dxa"/>
+            <w:tcBorders>
+              <w:top w:val="single" w:sz="4" w:space="0" w:color="000000"/>
+              <w:left w:val="single" w:sz="4" w:space="0" w:color="000000"/>
+              <w:bottom w:val="single" w:sz="4" w:space="0" w:color="000000"/>
+              <w:right w:val="single" w:sz="4" w:space="0" w:color="000000"/>
+            </w:tcBorders>
+          </w:tcPr>
+          <w:p>
+            <w:r/>
+            <w:r>
+              <w:rPr>
+                <w:b w:val="0"/>
+                <w:sz w:val="20"/>
+              </w:rPr>
+            </w:r>
+          </w:p>
+        </w:tc>
+        <w:tc>
+          <w:tcPr>
+            <w:tcW w:w="6641" w:type="dxa"/>
+            <w:tcBorders>
+              <w:top w:val="single" w:sz="4" w:space="0" w:color="000000"/>
+              <w:left w:val="single" w:sz="4" w:space="0" w:color="000000"/>
+              <w:bottom w:val="single" w:sz="4" w:space="0" w:color="000000"/>
+              <w:right w:val="single" w:sz="4" w:space="0" w:color="000000"/>
+            </w:tcBorders>
+          </w:tcPr>
+          <w:p>
+            <w:r/>
+            <w:r>
+              <w:rPr>
+                <w:b w:val="0"/>
+                <w:sz w:val="20"/>
+              </w:rPr>
+              <w:t>9. O sistema apresenta o painel administrativo.</w:t>
+            </w:r>
+          </w:p>
+        </w:tc>
+      </w:tr>
+      <w:tr>
+        <w:tc>
+          <w:tcPr>
+            <w:tcW w:w="2381" w:type="dxa"/>
+            <w:tcBorders>
+              <w:top w:val="single" w:sz="4" w:space="0" w:color="000000"/>
+              <w:left w:val="single" w:sz="4" w:space="0" w:color="000000"/>
+              <w:bottom w:val="single" w:sz="4" w:space="0" w:color="000000"/>
+              <w:right w:val="single" w:sz="4" w:space="0" w:color="000000"/>
+            </w:tcBorders>
+          </w:tcPr>
+          <w:p>
+            <w:r/>
+            <w:r>
+              <w:rPr>
+                <w:b w:val="0"/>
+                <w:sz w:val="20"/>
+              </w:rPr>
+            </w:r>
+          </w:p>
+        </w:tc>
+        <w:tc>
+          <w:tcPr>
+            <w:tcW w:w="6641" w:type="dxa"/>
+            <w:tcBorders>
+              <w:top w:val="single" w:sz="4" w:space="0" w:color="000000"/>
+              <w:left w:val="single" w:sz="4" w:space="0" w:color="000000"/>
+              <w:bottom w:val="single" w:sz="4" w:space="0" w:color="000000"/>
+              <w:right w:val="single" w:sz="4" w:space="0" w:color="000000"/>
+            </w:tcBorders>
+          </w:tcPr>
+          <w:p>
+            <w:r/>
+            <w:r>
+              <w:rPr>
+                <w:b w:val="0"/>
+                <w:sz w:val="20"/>
+              </w:rPr>
+              <w:t>10. Fluxo alternativo — falha do celular gateway de SMS: o sistema responde com HTTP 502 e a tela apresenta de imediato a mensagem “Não foi possível enviar o SMS agora. Tente de novo ou escolha outro método.”, sem afetar os demais métodos.</w:t>
+            </w:r>
+          </w:p>
+        </w:tc>
+      </w:tr>
+      <w:tr>
+        <w:tc>
+          <w:tcPr>
+            <w:tcW w:w="2381" w:type="dxa"/>
+            <w:tcBorders>
+              <w:top w:val="single" w:sz="4" w:space="0" w:color="000000"/>
+              <w:left w:val="single" w:sz="4" w:space="0" w:color="000000"/>
+              <w:bottom w:val="single" w:sz="4" w:space="0" w:color="000000"/>
+              <w:right w:val="single" w:sz="4" w:space="0" w:color="000000"/>
+            </w:tcBorders>
+          </w:tcPr>
+          <w:p>
+            <w:r/>
+            <w:r>
+              <w:rPr>
+                <w:b w:val="0"/>
+                <w:sz w:val="20"/>
+              </w:rPr>
+            </w:r>
+          </w:p>
+        </w:tc>
+        <w:tc>
+          <w:tcPr>
+            <w:tcW w:w="6641" w:type="dxa"/>
+            <w:tcBorders>
+              <w:top w:val="single" w:sz="4" w:space="0" w:color="000000"/>
+              <w:left w:val="single" w:sz="4" w:space="0" w:color="000000"/>
+              <w:bottom w:val="single" w:sz="4" w:space="0" w:color="000000"/>
+              <w:right w:val="single" w:sz="4" w:space="0" w:color="000000"/>
+            </w:tcBorders>
+          </w:tcPr>
+          <w:p>
+            <w:r/>
+            <w:r>
+              <w:rPr>
+                <w:b w:val="0"/>
+                <w:sz w:val="20"/>
+              </w:rPr>
+              <w:t>11. Fluxo alternativo — envio por SMS desligado na configuração do servidor: a conta cujo único método ativo é o SMS recebe o código por correio eletrônico, de modo que o usuário não fica impedido de acessar nem acessa sem segundo fator.</w:t>
             </w:r>
           </w:p>
         </w:tc>
@@ -3422,7 +3465,7 @@
                 <w:b w:val="0"/>
                 <w:sz w:val="20"/>
               </w:rPr>
-              <w:t>Senha substituída pelo novo resumo criptográfico; token de redefinição marcado como utilizado.</w:t>
+              <w:t>Senha substituída pelo novo resumo criptográfico; código de recuperação marcado como utilizado.</w:t>
             </w:r>
           </w:p>
         </w:tc>
@@ -3595,179 +3638,222 @@
                 <w:b w:val="0"/>
                 <w:sz w:val="20"/>
               </w:rPr>
-              <w:t>3. Existindo a conta, o sistema gera um token aleatório de uso único, com prazo de validade determinado, e o expede por correio eletrônico.</w:t>
-            </w:r>
-          </w:p>
-        </w:tc>
-      </w:tr>
-      <w:tr>
-        <w:tc>
-          <w:tcPr>
-            <w:tcW w:w="2381" w:type="dxa"/>
-            <w:tcBorders>
-              <w:top w:val="single" w:sz="4" w:space="0" w:color="000000"/>
-              <w:left w:val="single" w:sz="4" w:space="0" w:color="000000"/>
-              <w:bottom w:val="single" w:sz="4" w:space="0" w:color="000000"/>
-              <w:right w:val="single" w:sz="4" w:space="0" w:color="000000"/>
-            </w:tcBorders>
-          </w:tcPr>
-          <w:p>
-            <w:r/>
-            <w:r>
-              <w:rPr>
-                <w:b w:val="0"/>
-                <w:sz w:val="20"/>
-              </w:rPr>
-              <w:t>4. O cidadão acessa o endereço recebido e informa a nova senha e a sua confirmação.</w:t>
-            </w:r>
-          </w:p>
-        </w:tc>
-        <w:tc>
-          <w:tcPr>
-            <w:tcW w:w="6641" w:type="dxa"/>
-            <w:tcBorders>
-              <w:top w:val="single" w:sz="4" w:space="0" w:color="000000"/>
-              <w:left w:val="single" w:sz="4" w:space="0" w:color="000000"/>
-              <w:bottom w:val="single" w:sz="4" w:space="0" w:color="000000"/>
-              <w:right w:val="single" w:sz="4" w:space="0" w:color="000000"/>
-            </w:tcBorders>
-          </w:tcPr>
-          <w:p>
-            <w:r/>
-            <w:r>
-              <w:rPr>
-                <w:b w:val="0"/>
-                <w:sz w:val="20"/>
-              </w:rPr>
-            </w:r>
-          </w:p>
-        </w:tc>
-      </w:tr>
-      <w:tr>
-        <w:tc>
-          <w:tcPr>
-            <w:tcW w:w="2381" w:type="dxa"/>
-            <w:tcBorders>
-              <w:top w:val="single" w:sz="4" w:space="0" w:color="000000"/>
-              <w:left w:val="single" w:sz="4" w:space="0" w:color="000000"/>
-              <w:bottom w:val="single" w:sz="4" w:space="0" w:color="000000"/>
-              <w:right w:val="single" w:sz="4" w:space="0" w:color="000000"/>
-            </w:tcBorders>
-          </w:tcPr>
-          <w:p>
-            <w:r/>
-            <w:r>
-              <w:rPr>
-                <w:b w:val="0"/>
-                <w:sz w:val="20"/>
-              </w:rPr>
-            </w:r>
-          </w:p>
-        </w:tc>
-        <w:tc>
-          <w:tcPr>
-            <w:tcW w:w="6641" w:type="dxa"/>
-            <w:tcBorders>
-              <w:top w:val="single" w:sz="4" w:space="0" w:color="000000"/>
-              <w:left w:val="single" w:sz="4" w:space="0" w:color="000000"/>
-              <w:bottom w:val="single" w:sz="4" w:space="0" w:color="000000"/>
-              <w:right w:val="single" w:sz="4" w:space="0" w:color="000000"/>
-            </w:tcBorders>
-          </w:tcPr>
-          <w:p>
-            <w:r/>
-            <w:r>
-              <w:rPr>
-                <w:b w:val="0"/>
-                <w:sz w:val="20"/>
-              </w:rPr>
-              <w:t>5. O sistema verifica que o token existe, não expirou e ainda não foi utilizado.</w:t>
-            </w:r>
-          </w:p>
-        </w:tc>
-      </w:tr>
-      <w:tr>
-        <w:tc>
-          <w:tcPr>
-            <w:tcW w:w="2381" w:type="dxa"/>
-            <w:tcBorders>
-              <w:top w:val="single" w:sz="4" w:space="0" w:color="000000"/>
-              <w:left w:val="single" w:sz="4" w:space="0" w:color="000000"/>
-              <w:bottom w:val="single" w:sz="4" w:space="0" w:color="000000"/>
-              <w:right w:val="single" w:sz="4" w:space="0" w:color="000000"/>
-            </w:tcBorders>
-          </w:tcPr>
-          <w:p>
-            <w:r/>
-            <w:r>
-              <w:rPr>
-                <w:b w:val="0"/>
-                <w:sz w:val="20"/>
-              </w:rPr>
-            </w:r>
-          </w:p>
-        </w:tc>
-        <w:tc>
-          <w:tcPr>
-            <w:tcW w:w="6641" w:type="dxa"/>
-            <w:tcBorders>
-              <w:top w:val="single" w:sz="4" w:space="0" w:color="000000"/>
-              <w:left w:val="single" w:sz="4" w:space="0" w:color="000000"/>
-              <w:bottom w:val="single" w:sz="4" w:space="0" w:color="000000"/>
-              <w:right w:val="single" w:sz="4" w:space="0" w:color="000000"/>
-            </w:tcBorders>
-          </w:tcPr>
-          <w:p>
-            <w:r/>
-            <w:r>
-              <w:rPr>
-                <w:b w:val="0"/>
-                <w:sz w:val="20"/>
-              </w:rPr>
-              <w:t>6. O sistema valida a política de complexidade, grava o novo resumo criptográfico e marca o token como utilizado.</w:t>
-            </w:r>
-          </w:p>
-        </w:tc>
-      </w:tr>
-      <w:tr>
-        <w:tc>
-          <w:tcPr>
-            <w:tcW w:w="2381" w:type="dxa"/>
-            <w:tcBorders>
-              <w:top w:val="single" w:sz="4" w:space="0" w:color="000000"/>
-              <w:left w:val="single" w:sz="4" w:space="0" w:color="000000"/>
-              <w:bottom w:val="single" w:sz="4" w:space="0" w:color="000000"/>
-              <w:right w:val="single" w:sz="4" w:space="0" w:color="000000"/>
-            </w:tcBorders>
-          </w:tcPr>
-          <w:p>
-            <w:r/>
-            <w:r>
-              <w:rPr>
-                <w:b w:val="0"/>
-                <w:sz w:val="20"/>
-              </w:rPr>
-            </w:r>
-          </w:p>
-        </w:tc>
-        <w:tc>
-          <w:tcPr>
-            <w:tcW w:w="6641" w:type="dxa"/>
-            <w:tcBorders>
-              <w:top w:val="single" w:sz="4" w:space="0" w:color="000000"/>
-              <w:left w:val="single" w:sz="4" w:space="0" w:color="000000"/>
-              <w:bottom w:val="single" w:sz="4" w:space="0" w:color="000000"/>
-              <w:right w:val="single" w:sz="4" w:space="0" w:color="000000"/>
-            </w:tcBorders>
-          </w:tcPr>
-          <w:p>
-            <w:r/>
-            <w:r>
-              <w:rPr>
-                <w:b w:val="0"/>
-                <w:sz w:val="20"/>
-              </w:rPr>
-              <w:t>7. O sistema apresenta a confirmação e conduz o cidadão à tela de autenticação.</w:t>
+              <w:t>3. Existindo a conta, o sistema gera um código de recuperação de oito caracteres, de uso único e com prazo de validade determinado, e o expede por correio eletrônico; em seguida, apresenta o campo do código e, havendo na área de transferência um código copiado no formato válido, preenche-o automaticamente, ao abrir o campo, ao focalizá-lo ou ao retornar à aba.</w:t>
+            </w:r>
+          </w:p>
+        </w:tc>
+      </w:tr>
+      <w:tr>
+        <w:tc>
+          <w:tcPr>
+            <w:tcW w:w="2381" w:type="dxa"/>
+            <w:tcBorders>
+              <w:top w:val="single" w:sz="4" w:space="0" w:color="000000"/>
+              <w:left w:val="single" w:sz="4" w:space="0" w:color="000000"/>
+              <w:bottom w:val="single" w:sz="4" w:space="0" w:color="000000"/>
+              <w:right w:val="single" w:sz="4" w:space="0" w:color="000000"/>
+            </w:tcBorders>
+          </w:tcPr>
+          <w:p>
+            <w:r/>
+            <w:r>
+              <w:rPr>
+                <w:b w:val="0"/>
+                <w:sz w:val="20"/>
+              </w:rPr>
+              <w:t>4. O cidadão informa ou confere o código recebido e aciona “Continuar”.</w:t>
+            </w:r>
+          </w:p>
+        </w:tc>
+        <w:tc>
+          <w:tcPr>
+            <w:tcW w:w="6641" w:type="dxa"/>
+            <w:tcBorders>
+              <w:top w:val="single" w:sz="4" w:space="0" w:color="000000"/>
+              <w:left w:val="single" w:sz="4" w:space="0" w:color="000000"/>
+              <w:bottom w:val="single" w:sz="4" w:space="0" w:color="000000"/>
+              <w:right w:val="single" w:sz="4" w:space="0" w:color="000000"/>
+            </w:tcBorders>
+          </w:tcPr>
+          <w:p>
+            <w:r/>
+            <w:r>
+              <w:rPr>
+                <w:b w:val="0"/>
+                <w:sz w:val="20"/>
+              </w:rPr>
+            </w:r>
+          </w:p>
+        </w:tc>
+      </w:tr>
+      <w:tr>
+        <w:tc>
+          <w:tcPr>
+            <w:tcW w:w="2381" w:type="dxa"/>
+            <w:tcBorders>
+              <w:top w:val="single" w:sz="4" w:space="0" w:color="000000"/>
+              <w:left w:val="single" w:sz="4" w:space="0" w:color="000000"/>
+              <w:bottom w:val="single" w:sz="4" w:space="0" w:color="000000"/>
+              <w:right w:val="single" w:sz="4" w:space="0" w:color="000000"/>
+            </w:tcBorders>
+          </w:tcPr>
+          <w:p>
+            <w:r/>
+            <w:r>
+              <w:rPr>
+                <w:b w:val="0"/>
+                <w:sz w:val="20"/>
+              </w:rPr>
+            </w:r>
+          </w:p>
+        </w:tc>
+        <w:tc>
+          <w:tcPr>
+            <w:tcW w:w="6641" w:type="dxa"/>
+            <w:tcBorders>
+              <w:top w:val="single" w:sz="4" w:space="0" w:color="000000"/>
+              <w:left w:val="single" w:sz="4" w:space="0" w:color="000000"/>
+              <w:bottom w:val="single" w:sz="4" w:space="0" w:color="000000"/>
+              <w:right w:val="single" w:sz="4" w:space="0" w:color="000000"/>
+            </w:tcBorders>
+          </w:tcPr>
+          <w:p>
+            <w:r/>
+            <w:r>
+              <w:rPr>
+                <w:b w:val="0"/>
+                <w:sz w:val="20"/>
+              </w:rPr>
+              <w:t>5. O sistema verifica que o código existe, não expirou e ainda não foi utilizado, e apresenta os campos da nova senha.</w:t>
+            </w:r>
+          </w:p>
+        </w:tc>
+      </w:tr>
+      <w:tr>
+        <w:tc>
+          <w:tcPr>
+            <w:tcW w:w="2381" w:type="dxa"/>
+            <w:tcBorders>
+              <w:top w:val="single" w:sz="4" w:space="0" w:color="000000"/>
+              <w:left w:val="single" w:sz="4" w:space="0" w:color="000000"/>
+              <w:bottom w:val="single" w:sz="4" w:space="0" w:color="000000"/>
+              <w:right w:val="single" w:sz="4" w:space="0" w:color="000000"/>
+            </w:tcBorders>
+          </w:tcPr>
+          <w:p>
+            <w:r/>
+            <w:r>
+              <w:rPr>
+                <w:b w:val="0"/>
+                <w:sz w:val="20"/>
+              </w:rPr>
+              <w:t>6. O cidadão informa a nova senha e a sua confirmação e aciona “Redefinir senha”.</w:t>
+            </w:r>
+          </w:p>
+        </w:tc>
+        <w:tc>
+          <w:tcPr>
+            <w:tcW w:w="6641" w:type="dxa"/>
+            <w:tcBorders>
+              <w:top w:val="single" w:sz="4" w:space="0" w:color="000000"/>
+              <w:left w:val="single" w:sz="4" w:space="0" w:color="000000"/>
+              <w:bottom w:val="single" w:sz="4" w:space="0" w:color="000000"/>
+              <w:right w:val="single" w:sz="4" w:space="0" w:color="000000"/>
+            </w:tcBorders>
+          </w:tcPr>
+          <w:p>
+            <w:r/>
+            <w:r>
+              <w:rPr>
+                <w:b w:val="0"/>
+                <w:sz w:val="20"/>
+              </w:rPr>
+            </w:r>
+          </w:p>
+        </w:tc>
+      </w:tr>
+      <w:tr>
+        <w:tc>
+          <w:tcPr>
+            <w:tcW w:w="2381" w:type="dxa"/>
+            <w:tcBorders>
+              <w:top w:val="single" w:sz="4" w:space="0" w:color="000000"/>
+              <w:left w:val="single" w:sz="4" w:space="0" w:color="000000"/>
+              <w:bottom w:val="single" w:sz="4" w:space="0" w:color="000000"/>
+              <w:right w:val="single" w:sz="4" w:space="0" w:color="000000"/>
+            </w:tcBorders>
+          </w:tcPr>
+          <w:p>
+            <w:r/>
+            <w:r>
+              <w:rPr>
+                <w:b w:val="0"/>
+                <w:sz w:val="20"/>
+              </w:rPr>
+            </w:r>
+          </w:p>
+        </w:tc>
+        <w:tc>
+          <w:tcPr>
+            <w:tcW w:w="6641" w:type="dxa"/>
+            <w:tcBorders>
+              <w:top w:val="single" w:sz="4" w:space="0" w:color="000000"/>
+              <w:left w:val="single" w:sz="4" w:space="0" w:color="000000"/>
+              <w:bottom w:val="single" w:sz="4" w:space="0" w:color="000000"/>
+              <w:right w:val="single" w:sz="4" w:space="0" w:color="000000"/>
+            </w:tcBorders>
+          </w:tcPr>
+          <w:p>
+            <w:r/>
+            <w:r>
+              <w:rPr>
+                <w:b w:val="0"/>
+                <w:sz w:val="20"/>
+              </w:rPr>
+              <w:t>7. O sistema valida a política de complexidade, grava o novo resumo criptográfico e marca o código como utilizado.</w:t>
+            </w:r>
+          </w:p>
+        </w:tc>
+      </w:tr>
+      <w:tr>
+        <w:tc>
+          <w:tcPr>
+            <w:tcW w:w="2381" w:type="dxa"/>
+            <w:tcBorders>
+              <w:top w:val="single" w:sz="4" w:space="0" w:color="000000"/>
+              <w:left w:val="single" w:sz="4" w:space="0" w:color="000000"/>
+              <w:bottom w:val="single" w:sz="4" w:space="0" w:color="000000"/>
+              <w:right w:val="single" w:sz="4" w:space="0" w:color="000000"/>
+            </w:tcBorders>
+          </w:tcPr>
+          <w:p>
+            <w:r/>
+            <w:r>
+              <w:rPr>
+                <w:b w:val="0"/>
+                <w:sz w:val="20"/>
+              </w:rPr>
+            </w:r>
+          </w:p>
+        </w:tc>
+        <w:tc>
+          <w:tcPr>
+            <w:tcW w:w="6641" w:type="dxa"/>
+            <w:tcBorders>
+              <w:top w:val="single" w:sz="4" w:space="0" w:color="000000"/>
+              <w:left w:val="single" w:sz="4" w:space="0" w:color="000000"/>
+              <w:bottom w:val="single" w:sz="4" w:space="0" w:color="000000"/>
+              <w:right w:val="single" w:sz="4" w:space="0" w:color="000000"/>
+            </w:tcBorders>
+          </w:tcPr>
+          <w:p>
+            <w:r/>
+            <w:r>
+              <w:rPr>
+                <w:b w:val="0"/>
+                <w:sz w:val="20"/>
+              </w:rPr>
+              <w:t>8. O sistema apresenta a confirmação “Senha redefinida com sucesso! Faça login.” e conduz o cidadão à tela de autenticação.</w:t>
             </w:r>
           </w:p>
         </w:tc>
@@ -3973,7 +4059,7 @@
                 <w:b w:val="0"/>
                 <w:sz w:val="20"/>
               </w:rPr>
-              <w:t>O cidadão possui em mãos um token vencido ou previamente consumido.</w:t>
+              <w:t>O cidadão possui em mãos um código de recuperação vencido ou previamente consumido.</w:t>
             </w:r>
           </w:p>
         </w:tc>
@@ -4084,113 +4170,113 @@
                 <w:b w:val="0"/>
                 <w:sz w:val="20"/>
               </w:rPr>
-              <w:t>1. O cidadão acessa o endereço de redefinição e informa a nova senha.</w:t>
-            </w:r>
-          </w:p>
-        </w:tc>
-        <w:tc>
-          <w:tcPr>
-            <w:tcW w:w="6641" w:type="dxa"/>
-            <w:tcBorders>
-              <w:top w:val="single" w:sz="4" w:space="0" w:color="000000"/>
-              <w:left w:val="single" w:sz="4" w:space="0" w:color="000000"/>
-              <w:bottom w:val="single" w:sz="4" w:space="0" w:color="000000"/>
-              <w:right w:val="single" w:sz="4" w:space="0" w:color="000000"/>
-            </w:tcBorders>
-          </w:tcPr>
-          <w:p>
-            <w:r/>
-            <w:r>
-              <w:rPr>
-                <w:b w:val="0"/>
-                <w:sz w:val="20"/>
-              </w:rPr>
-            </w:r>
-          </w:p>
-        </w:tc>
-      </w:tr>
-      <w:tr>
-        <w:tc>
-          <w:tcPr>
-            <w:tcW w:w="2381" w:type="dxa"/>
-            <w:tcBorders>
-              <w:top w:val="single" w:sz="4" w:space="0" w:color="000000"/>
-              <w:left w:val="single" w:sz="4" w:space="0" w:color="000000"/>
-              <w:bottom w:val="single" w:sz="4" w:space="0" w:color="000000"/>
-              <w:right w:val="single" w:sz="4" w:space="0" w:color="000000"/>
-            </w:tcBorders>
-          </w:tcPr>
-          <w:p>
-            <w:r/>
-            <w:r>
-              <w:rPr>
-                <w:b w:val="0"/>
-                <w:sz w:val="20"/>
-              </w:rPr>
-            </w:r>
-          </w:p>
-        </w:tc>
-        <w:tc>
-          <w:tcPr>
-            <w:tcW w:w="6641" w:type="dxa"/>
-            <w:tcBorders>
-              <w:top w:val="single" w:sz="4" w:space="0" w:color="000000"/>
-              <w:left w:val="single" w:sz="4" w:space="0" w:color="000000"/>
-              <w:bottom w:val="single" w:sz="4" w:space="0" w:color="000000"/>
-              <w:right w:val="single" w:sz="4" w:space="0" w:color="000000"/>
-            </w:tcBorders>
-          </w:tcPr>
-          <w:p>
-            <w:r/>
-            <w:r>
-              <w:rPr>
-                <w:b w:val="0"/>
-                <w:sz w:val="20"/>
-              </w:rPr>
-              <w:t>2. O sistema localiza o token e constata que a data de validade expirou ou que o indicador de uso está marcado.</w:t>
-            </w:r>
-          </w:p>
-        </w:tc>
-      </w:tr>
-      <w:tr>
-        <w:tc>
-          <w:tcPr>
-            <w:tcW w:w="2381" w:type="dxa"/>
-            <w:tcBorders>
-              <w:top w:val="single" w:sz="4" w:space="0" w:color="000000"/>
-              <w:left w:val="single" w:sz="4" w:space="0" w:color="000000"/>
-              <w:bottom w:val="single" w:sz="4" w:space="0" w:color="000000"/>
-              <w:right w:val="single" w:sz="4" w:space="0" w:color="000000"/>
-            </w:tcBorders>
-          </w:tcPr>
-          <w:p>
-            <w:r/>
-            <w:r>
-              <w:rPr>
-                <w:b w:val="0"/>
-                <w:sz w:val="20"/>
-              </w:rPr>
-            </w:r>
-          </w:p>
-        </w:tc>
-        <w:tc>
-          <w:tcPr>
-            <w:tcW w:w="6641" w:type="dxa"/>
-            <w:tcBorders>
-              <w:top w:val="single" w:sz="4" w:space="0" w:color="000000"/>
-              <w:left w:val="single" w:sz="4" w:space="0" w:color="000000"/>
-              <w:bottom w:val="single" w:sz="4" w:space="0" w:color="000000"/>
-              <w:right w:val="single" w:sz="4" w:space="0" w:color="000000"/>
-            </w:tcBorders>
-          </w:tcPr>
-          <w:p>
-            <w:r/>
-            <w:r>
-              <w:rPr>
-                <w:b w:val="0"/>
-                <w:sz w:val="20"/>
-              </w:rPr>
-              <w:t>3. O sistema recusa a operação e informa a necessidade de solicitar nova redefinição.</w:t>
+              <w:t>1. O cidadão informa o código de recuperação na tela “Recuperar Senha” e aciona “Continuar”.</w:t>
+            </w:r>
+          </w:p>
+        </w:tc>
+        <w:tc>
+          <w:tcPr>
+            <w:tcW w:w="6641" w:type="dxa"/>
+            <w:tcBorders>
+              <w:top w:val="single" w:sz="4" w:space="0" w:color="000000"/>
+              <w:left w:val="single" w:sz="4" w:space="0" w:color="000000"/>
+              <w:bottom w:val="single" w:sz="4" w:space="0" w:color="000000"/>
+              <w:right w:val="single" w:sz="4" w:space="0" w:color="000000"/>
+            </w:tcBorders>
+          </w:tcPr>
+          <w:p>
+            <w:r/>
+            <w:r>
+              <w:rPr>
+                <w:b w:val="0"/>
+                <w:sz w:val="20"/>
+              </w:rPr>
+            </w:r>
+          </w:p>
+        </w:tc>
+      </w:tr>
+      <w:tr>
+        <w:tc>
+          <w:tcPr>
+            <w:tcW w:w="2381" w:type="dxa"/>
+            <w:tcBorders>
+              <w:top w:val="single" w:sz="4" w:space="0" w:color="000000"/>
+              <w:left w:val="single" w:sz="4" w:space="0" w:color="000000"/>
+              <w:bottom w:val="single" w:sz="4" w:space="0" w:color="000000"/>
+              <w:right w:val="single" w:sz="4" w:space="0" w:color="000000"/>
+            </w:tcBorders>
+          </w:tcPr>
+          <w:p>
+            <w:r/>
+            <w:r>
+              <w:rPr>
+                <w:b w:val="0"/>
+                <w:sz w:val="20"/>
+              </w:rPr>
+            </w:r>
+          </w:p>
+        </w:tc>
+        <w:tc>
+          <w:tcPr>
+            <w:tcW w:w="6641" w:type="dxa"/>
+            <w:tcBorders>
+              <w:top w:val="single" w:sz="4" w:space="0" w:color="000000"/>
+              <w:left w:val="single" w:sz="4" w:space="0" w:color="000000"/>
+              <w:bottom w:val="single" w:sz="4" w:space="0" w:color="000000"/>
+              <w:right w:val="single" w:sz="4" w:space="0" w:color="000000"/>
+            </w:tcBorders>
+          </w:tcPr>
+          <w:p>
+            <w:r/>
+            <w:r>
+              <w:rPr>
+                <w:b w:val="0"/>
+                <w:sz w:val="20"/>
+              </w:rPr>
+              <w:t>2. O sistema localiza o código e constata que a data de validade expirou ou que o indicador de uso está marcado.</w:t>
+            </w:r>
+          </w:p>
+        </w:tc>
+      </w:tr>
+      <w:tr>
+        <w:tc>
+          <w:tcPr>
+            <w:tcW w:w="2381" w:type="dxa"/>
+            <w:tcBorders>
+              <w:top w:val="single" w:sz="4" w:space="0" w:color="000000"/>
+              <w:left w:val="single" w:sz="4" w:space="0" w:color="000000"/>
+              <w:bottom w:val="single" w:sz="4" w:space="0" w:color="000000"/>
+              <w:right w:val="single" w:sz="4" w:space="0" w:color="000000"/>
+            </w:tcBorders>
+          </w:tcPr>
+          <w:p>
+            <w:r/>
+            <w:r>
+              <w:rPr>
+                <w:b w:val="0"/>
+                <w:sz w:val="20"/>
+              </w:rPr>
+            </w:r>
+          </w:p>
+        </w:tc>
+        <w:tc>
+          <w:tcPr>
+            <w:tcW w:w="6641" w:type="dxa"/>
+            <w:tcBorders>
+              <w:top w:val="single" w:sz="4" w:space="0" w:color="000000"/>
+              <w:left w:val="single" w:sz="4" w:space="0" w:color="000000"/>
+              <w:bottom w:val="single" w:sz="4" w:space="0" w:color="000000"/>
+              <w:right w:val="single" w:sz="4" w:space="0" w:color="000000"/>
+            </w:tcBorders>
+          </w:tcPr>
+          <w:p>
+            <w:r/>
+            <w:r>
+              <w:rPr>
+                <w:b w:val="0"/>
+                <w:sz w:val="20"/>
+              </w:rPr>
+              <w:t>3. O sistema recusa a operação e informa “Código inválido ou expirado. Solicite um novo.”.</w:t>
             </w:r>
           </w:p>
         </w:tc>
@@ -4754,6 +4840,778 @@
           <w:sz w:val="18"/>
         </w:rPr>
         <w:t>QUADRO 8 – Fluxo de eventos do cenário “Aceite dos termos no ato do cadastro”</w:t>
+      </w:r>
+    </w:p>
+    <w:p>
+      <w:pPr>
+        <w:pStyle w:val="Normal2"/>
+        <w:spacing w:after="180" w:line="288" w:lineRule="auto"/>
+      </w:pPr>
+    </w:p>
+    <w:tbl>
+      <w:tblPr>
+        <w:tblStyle w:val="aff"/>
+        <w:tblW w:w="9022" w:type="dxa"/>
+        <w:tblInd w:w="-5" w:type="dxa"/>
+        <w:tblBorders>
+          <w:top w:val="single" w:sz="4" w:space="0" w:color="000000"/>
+          <w:left w:val="single" w:sz="4" w:space="0" w:color="000000"/>
+          <w:bottom w:val="single" w:sz="4" w:space="0" w:color="000000"/>
+          <w:right w:val="single" w:sz="4" w:space="0" w:color="000000"/>
+          <w:insideH w:val="single" w:sz="4" w:space="0" w:color="000000"/>
+          <w:insideV w:val="single" w:sz="4" w:space="0" w:color="000000"/>
+        </w:tblBorders>
+        <w:tblLayout w:type="fixed"/>
+        <w:tblLook w:val="0400" w:firstRow="0" w:lastRow="0" w:firstColumn="0" w:lastColumn="0" w:noHBand="0" w:noVBand="1"/>
+      </w:tblPr>
+      <w:tblGrid>
+        <w:gridCol w:w="2381"/>
+        <w:gridCol w:w="6641"/>
+      </w:tblGrid>
+      <w:tr>
+        <w:tc>
+          <w:tcPr>
+            <w:tcW w:w="2381" w:type="dxa"/>
+            <w:tcBorders>
+              <w:top w:val="single" w:sz="4" w:space="0" w:color="000000"/>
+              <w:left w:val="single" w:sz="4" w:space="0" w:color="000000"/>
+              <w:bottom w:val="single" w:sz="4" w:space="0" w:color="000000"/>
+              <w:right w:val="single" w:sz="4" w:space="0" w:color="000000"/>
+            </w:tcBorders>
+          </w:tcPr>
+          <w:p>
+            <w:r/>
+            <w:r>
+              <w:rPr>
+                <w:b/>
+                <w:sz w:val="20"/>
+              </w:rPr>
+              <w:t>Nome do caso de uso:</w:t>
+            </w:r>
+          </w:p>
+        </w:tc>
+        <w:tc>
+          <w:tcPr>
+            <w:tcW w:w="6641" w:type="dxa"/>
+            <w:tcBorders>
+              <w:top w:val="single" w:sz="4" w:space="0" w:color="000000"/>
+              <w:left w:val="single" w:sz="4" w:space="0" w:color="000000"/>
+              <w:bottom w:val="single" w:sz="4" w:space="0" w:color="000000"/>
+              <w:right w:val="single" w:sz="4" w:space="0" w:color="000000"/>
+            </w:tcBorders>
+          </w:tcPr>
+          <w:p>
+            <w:r/>
+            <w:r>
+              <w:rPr>
+                <w:b w:val="0"/>
+                <w:sz w:val="20"/>
+              </w:rPr>
+              <w:t>Acessar como visitante</w:t>
+            </w:r>
+          </w:p>
+        </w:tc>
+      </w:tr>
+      <w:tr>
+        <w:tc>
+          <w:tcPr>
+            <w:tcW w:w="2381" w:type="dxa"/>
+            <w:tcBorders>
+              <w:top w:val="single" w:sz="4" w:space="0" w:color="000000"/>
+              <w:left w:val="single" w:sz="4" w:space="0" w:color="000000"/>
+              <w:bottom w:val="single" w:sz="4" w:space="0" w:color="000000"/>
+              <w:right w:val="single" w:sz="4" w:space="0" w:color="000000"/>
+            </w:tcBorders>
+          </w:tcPr>
+          <w:p>
+            <w:r/>
+            <w:r>
+              <w:rPr>
+                <w:b/>
+                <w:sz w:val="20"/>
+              </w:rPr>
+              <w:t>Nome do cenário:</w:t>
+            </w:r>
+          </w:p>
+        </w:tc>
+        <w:tc>
+          <w:tcPr>
+            <w:tcW w:w="6641" w:type="dxa"/>
+            <w:tcBorders>
+              <w:top w:val="single" w:sz="4" w:space="0" w:color="000000"/>
+              <w:left w:val="single" w:sz="4" w:space="0" w:color="000000"/>
+              <w:bottom w:val="single" w:sz="4" w:space="0" w:color="000000"/>
+              <w:right w:val="single" w:sz="4" w:space="0" w:color="000000"/>
+            </w:tcBorders>
+          </w:tcPr>
+          <w:p>
+            <w:r/>
+            <w:r>
+              <w:rPr>
+                <w:b w:val="0"/>
+                <w:sz w:val="20"/>
+              </w:rPr>
+              <w:t>Entrada como anônimo com escolha obrigatória do município</w:t>
+            </w:r>
+          </w:p>
+        </w:tc>
+      </w:tr>
+      <w:tr>
+        <w:tc>
+          <w:tcPr>
+            <w:tcW w:w="2381" w:type="dxa"/>
+            <w:tcBorders>
+              <w:top w:val="single" w:sz="4" w:space="0" w:color="000000"/>
+              <w:left w:val="single" w:sz="4" w:space="0" w:color="000000"/>
+              <w:bottom w:val="single" w:sz="4" w:space="0" w:color="000000"/>
+              <w:right w:val="single" w:sz="4" w:space="0" w:color="000000"/>
+            </w:tcBorders>
+          </w:tcPr>
+          <w:p>
+            <w:r/>
+            <w:r>
+              <w:rPr>
+                <w:b/>
+                <w:sz w:val="20"/>
+              </w:rPr>
+              <w:t>Ator(es) envolvido(s):</w:t>
+            </w:r>
+          </w:p>
+        </w:tc>
+        <w:tc>
+          <w:tcPr>
+            <w:tcW w:w="6641" w:type="dxa"/>
+            <w:tcBorders>
+              <w:top w:val="single" w:sz="4" w:space="0" w:color="000000"/>
+              <w:left w:val="single" w:sz="4" w:space="0" w:color="000000"/>
+              <w:bottom w:val="single" w:sz="4" w:space="0" w:color="000000"/>
+              <w:right w:val="single" w:sz="4" w:space="0" w:color="000000"/>
+            </w:tcBorders>
+          </w:tcPr>
+          <w:p>
+            <w:r/>
+            <w:r>
+              <w:rPr>
+                <w:b w:val="0"/>
+                <w:sz w:val="20"/>
+              </w:rPr>
+              <w:t>Visitante; Servidor de mapa geográfico</w:t>
+            </w:r>
+          </w:p>
+        </w:tc>
+      </w:tr>
+      <w:tr>
+        <w:tc>
+          <w:tcPr>
+            <w:tcW w:w="2381" w:type="dxa"/>
+            <w:tcBorders>
+              <w:top w:val="single" w:sz="4" w:space="0" w:color="000000"/>
+              <w:left w:val="single" w:sz="4" w:space="0" w:color="000000"/>
+              <w:bottom w:val="single" w:sz="4" w:space="0" w:color="000000"/>
+              <w:right w:val="single" w:sz="4" w:space="0" w:color="000000"/>
+            </w:tcBorders>
+          </w:tcPr>
+          <w:p>
+            <w:r/>
+            <w:r>
+              <w:rPr>
+                <w:b/>
+                <w:sz w:val="20"/>
+              </w:rPr>
+              <w:t>Pré-condição:</w:t>
+            </w:r>
+          </w:p>
+        </w:tc>
+        <w:tc>
+          <w:tcPr>
+            <w:tcW w:w="6641" w:type="dxa"/>
+            <w:tcBorders>
+              <w:top w:val="single" w:sz="4" w:space="0" w:color="000000"/>
+              <w:left w:val="single" w:sz="4" w:space="0" w:color="000000"/>
+              <w:bottom w:val="single" w:sz="4" w:space="0" w:color="000000"/>
+              <w:right w:val="single" w:sz="4" w:space="0" w:color="000000"/>
+            </w:tcBorders>
+          </w:tcPr>
+          <w:p>
+            <w:r/>
+            <w:r>
+              <w:rPr>
+                <w:b w:val="0"/>
+                <w:sz w:val="20"/>
+              </w:rPr>
+              <w:t>O visitante encontra-se na tela de autenticação, sem sessão aberta.</w:t>
+            </w:r>
+          </w:p>
+        </w:tc>
+      </w:tr>
+      <w:tr>
+        <w:tc>
+          <w:tcPr>
+            <w:tcW w:w="2381" w:type="dxa"/>
+            <w:tcBorders>
+              <w:top w:val="single" w:sz="4" w:space="0" w:color="000000"/>
+              <w:left w:val="single" w:sz="4" w:space="0" w:color="000000"/>
+              <w:bottom w:val="single" w:sz="4" w:space="0" w:color="000000"/>
+              <w:right w:val="single" w:sz="4" w:space="0" w:color="000000"/>
+            </w:tcBorders>
+          </w:tcPr>
+          <w:p>
+            <w:r/>
+            <w:r>
+              <w:rPr>
+                <w:b/>
+                <w:sz w:val="20"/>
+              </w:rPr>
+              <w:t>Pós-condição:</w:t>
+            </w:r>
+          </w:p>
+        </w:tc>
+        <w:tc>
+          <w:tcPr>
+            <w:tcW w:w="6641" w:type="dxa"/>
+            <w:tcBorders>
+              <w:top w:val="single" w:sz="4" w:space="0" w:color="000000"/>
+              <w:left w:val="single" w:sz="4" w:space="0" w:color="000000"/>
+              <w:bottom w:val="single" w:sz="4" w:space="0" w:color="000000"/>
+              <w:right w:val="single" w:sz="4" w:space="0" w:color="000000"/>
+            </w:tcBorders>
+          </w:tcPr>
+          <w:p>
+            <w:r/>
+            <w:r>
+              <w:rPr>
+                <w:b w:val="0"/>
+                <w:sz w:val="20"/>
+              </w:rPr>
+              <w:t>Sessão de visitante aberta com o município escolhido, no qual passam a ser apresentados o mapa, os indicadores e as listagens; sem município escolhido, nenhuma tela do sistema é acessível.</w:t>
+            </w:r>
+          </w:p>
+        </w:tc>
+      </w:tr>
+      <w:tr>
+        <w:tc>
+          <w:tcPr>
+            <w:tcW w:w="2381" w:type="dxa"/>
+            <w:tcBorders>
+              <w:top w:val="single" w:sz="4" w:space="0" w:color="000000"/>
+              <w:left w:val="single" w:sz="4" w:space="0" w:color="000000"/>
+              <w:bottom w:val="single" w:sz="4" w:space="0" w:color="000000"/>
+              <w:right w:val="single" w:sz="4" w:space="0" w:color="000000"/>
+            </w:tcBorders>
+          </w:tcPr>
+          <w:p>
+            <w:r/>
+            <w:r>
+              <w:rPr>
+                <w:b/>
+                <w:sz w:val="20"/>
+              </w:rPr>
+              <w:t>Ator</w:t>
+            </w:r>
+          </w:p>
+        </w:tc>
+        <w:tc>
+          <w:tcPr>
+            <w:tcW w:w="6641" w:type="dxa"/>
+            <w:tcBorders>
+              <w:top w:val="single" w:sz="4" w:space="0" w:color="000000"/>
+              <w:left w:val="single" w:sz="4" w:space="0" w:color="000000"/>
+              <w:bottom w:val="single" w:sz="4" w:space="0" w:color="000000"/>
+              <w:right w:val="single" w:sz="4" w:space="0" w:color="000000"/>
+            </w:tcBorders>
+          </w:tcPr>
+          <w:p>
+            <w:r/>
+            <w:r>
+              <w:rPr>
+                <w:b/>
+                <w:sz w:val="20"/>
+              </w:rPr>
+              <w:t>Sistema</w:t>
+            </w:r>
+          </w:p>
+        </w:tc>
+      </w:tr>
+      <w:tr>
+        <w:tc>
+          <w:tcPr>
+            <w:tcW w:w="2381" w:type="dxa"/>
+            <w:tcBorders>
+              <w:top w:val="single" w:sz="4" w:space="0" w:color="000000"/>
+              <w:left w:val="single" w:sz="4" w:space="0" w:color="000000"/>
+              <w:bottom w:val="single" w:sz="4" w:space="0" w:color="000000"/>
+              <w:right w:val="single" w:sz="4" w:space="0" w:color="000000"/>
+            </w:tcBorders>
+          </w:tcPr>
+          <w:p>
+            <w:r/>
+            <w:r>
+              <w:rPr>
+                <w:b w:val="0"/>
+                <w:sz w:val="20"/>
+              </w:rPr>
+              <w:t>1. O visitante aciona “Entrar como Usuário Anônimo” na tela de autenticação.</w:t>
+            </w:r>
+          </w:p>
+        </w:tc>
+        <w:tc>
+          <w:tcPr>
+            <w:tcW w:w="6641" w:type="dxa"/>
+            <w:tcBorders>
+              <w:top w:val="single" w:sz="4" w:space="0" w:color="000000"/>
+              <w:left w:val="single" w:sz="4" w:space="0" w:color="000000"/>
+              <w:bottom w:val="single" w:sz="4" w:space="0" w:color="000000"/>
+              <w:right w:val="single" w:sz="4" w:space="0" w:color="000000"/>
+            </w:tcBorders>
+          </w:tcPr>
+          <w:p>
+            <w:r/>
+            <w:r>
+              <w:rPr>
+                <w:b w:val="0"/>
+                <w:sz w:val="20"/>
+              </w:rPr>
+            </w:r>
+          </w:p>
+        </w:tc>
+      </w:tr>
+      <w:tr>
+        <w:tc>
+          <w:tcPr>
+            <w:tcW w:w="2381" w:type="dxa"/>
+            <w:tcBorders>
+              <w:top w:val="single" w:sz="4" w:space="0" w:color="000000"/>
+              <w:left w:val="single" w:sz="4" w:space="0" w:color="000000"/>
+              <w:bottom w:val="single" w:sz="4" w:space="0" w:color="000000"/>
+              <w:right w:val="single" w:sz="4" w:space="0" w:color="000000"/>
+            </w:tcBorders>
+          </w:tcPr>
+          <w:p>
+            <w:r/>
+            <w:r>
+              <w:rPr>
+                <w:b w:val="0"/>
+                <w:sz w:val="20"/>
+              </w:rPr>
+            </w:r>
+          </w:p>
+        </w:tc>
+        <w:tc>
+          <w:tcPr>
+            <w:tcW w:w="6641" w:type="dxa"/>
+            <w:tcBorders>
+              <w:top w:val="single" w:sz="4" w:space="0" w:color="000000"/>
+              <w:left w:val="single" w:sz="4" w:space="0" w:color="000000"/>
+              <w:bottom w:val="single" w:sz="4" w:space="0" w:color="000000"/>
+              <w:right w:val="single" w:sz="4" w:space="0" w:color="000000"/>
+            </w:tcBorders>
+          </w:tcPr>
+          <w:p>
+            <w:r/>
+            <w:r>
+              <w:rPr>
+                <w:b w:val="0"/>
+                <w:sz w:val="20"/>
+              </w:rPr>
+              <w:t>2. O sistema desfoca o fundo e apresenta o diálogo obrigatório “Qual é o seu município?”, com os campos de unidade federativa e de município e a opção “📍 Usar minha localização”; havendo município já identificado pela localização do aparelho, os campos vêm preenchidos.</w:t>
+            </w:r>
+          </w:p>
+        </w:tc>
+      </w:tr>
+      <w:tr>
+        <w:tc>
+          <w:tcPr>
+            <w:tcW w:w="2381" w:type="dxa"/>
+            <w:tcBorders>
+              <w:top w:val="single" w:sz="4" w:space="0" w:color="000000"/>
+              <w:left w:val="single" w:sz="4" w:space="0" w:color="000000"/>
+              <w:bottom w:val="single" w:sz="4" w:space="0" w:color="000000"/>
+              <w:right w:val="single" w:sz="4" w:space="0" w:color="000000"/>
+            </w:tcBorders>
+          </w:tcPr>
+          <w:p>
+            <w:r/>
+            <w:r>
+              <w:rPr>
+                <w:b w:val="0"/>
+                <w:sz w:val="20"/>
+              </w:rPr>
+              <w:t>3. O visitante informa a unidade federativa e escolhe o município na relação, ou aciona “📍 Usar minha localização”.</w:t>
+            </w:r>
+          </w:p>
+        </w:tc>
+        <w:tc>
+          <w:tcPr>
+            <w:tcW w:w="6641" w:type="dxa"/>
+            <w:tcBorders>
+              <w:top w:val="single" w:sz="4" w:space="0" w:color="000000"/>
+              <w:left w:val="single" w:sz="4" w:space="0" w:color="000000"/>
+              <w:bottom w:val="single" w:sz="4" w:space="0" w:color="000000"/>
+              <w:right w:val="single" w:sz="4" w:space="0" w:color="000000"/>
+            </w:tcBorders>
+          </w:tcPr>
+          <w:p>
+            <w:r/>
+            <w:r>
+              <w:rPr>
+                <w:b w:val="0"/>
+                <w:sz w:val="20"/>
+              </w:rPr>
+            </w:r>
+          </w:p>
+        </w:tc>
+      </w:tr>
+      <w:tr>
+        <w:tc>
+          <w:tcPr>
+            <w:tcW w:w="2381" w:type="dxa"/>
+            <w:tcBorders>
+              <w:top w:val="single" w:sz="4" w:space="0" w:color="000000"/>
+              <w:left w:val="single" w:sz="4" w:space="0" w:color="000000"/>
+              <w:bottom w:val="single" w:sz="4" w:space="0" w:color="000000"/>
+              <w:right w:val="single" w:sz="4" w:space="0" w:color="000000"/>
+            </w:tcBorders>
+          </w:tcPr>
+          <w:p>
+            <w:r/>
+            <w:r>
+              <w:rPr>
+                <w:b w:val="0"/>
+                <w:sz w:val="20"/>
+              </w:rPr>
+            </w:r>
+          </w:p>
+        </w:tc>
+        <w:tc>
+          <w:tcPr>
+            <w:tcW w:w="6641" w:type="dxa"/>
+            <w:tcBorders>
+              <w:top w:val="single" w:sz="4" w:space="0" w:color="000000"/>
+              <w:left w:val="single" w:sz="4" w:space="0" w:color="000000"/>
+              <w:bottom w:val="single" w:sz="4" w:space="0" w:color="000000"/>
+              <w:right w:val="single" w:sz="4" w:space="0" w:color="000000"/>
+            </w:tcBorders>
+          </w:tcPr>
+          <w:p>
+            <w:r/>
+            <w:r>
+              <w:rPr>
+                <w:b w:val="0"/>
+                <w:sz w:val="20"/>
+              </w:rPr>
+              <w:t>4. O sistema só libera a relação de municípios, obtida da base do IBGE, após a informação da unidade federativa; na opção de localização, tenta obter a posição do aparelho por até cinco segundos e, obtida, preenche a unidade federativa e o município correspondentes.</w:t>
+            </w:r>
+          </w:p>
+        </w:tc>
+      </w:tr>
+      <w:tr>
+        <w:tc>
+          <w:tcPr>
+            <w:tcW w:w="2381" w:type="dxa"/>
+            <w:tcBorders>
+              <w:top w:val="single" w:sz="4" w:space="0" w:color="000000"/>
+              <w:left w:val="single" w:sz="4" w:space="0" w:color="000000"/>
+              <w:bottom w:val="single" w:sz="4" w:space="0" w:color="000000"/>
+              <w:right w:val="single" w:sz="4" w:space="0" w:color="000000"/>
+            </w:tcBorders>
+          </w:tcPr>
+          <w:p>
+            <w:r/>
+            <w:r>
+              <w:rPr>
+                <w:b w:val="0"/>
+                <w:sz w:val="20"/>
+              </w:rPr>
+              <w:t>5. O visitante aciona “Entrar como anônimo”.</w:t>
+            </w:r>
+          </w:p>
+        </w:tc>
+        <w:tc>
+          <w:tcPr>
+            <w:tcW w:w="6641" w:type="dxa"/>
+            <w:tcBorders>
+              <w:top w:val="single" w:sz="4" w:space="0" w:color="000000"/>
+              <w:left w:val="single" w:sz="4" w:space="0" w:color="000000"/>
+              <w:bottom w:val="single" w:sz="4" w:space="0" w:color="000000"/>
+              <w:right w:val="single" w:sz="4" w:space="0" w:color="000000"/>
+            </w:tcBorders>
+          </w:tcPr>
+          <w:p>
+            <w:r/>
+            <w:r>
+              <w:rPr>
+                <w:b w:val="0"/>
+                <w:sz w:val="20"/>
+              </w:rPr>
+            </w:r>
+          </w:p>
+        </w:tc>
+      </w:tr>
+      <w:tr>
+        <w:tc>
+          <w:tcPr>
+            <w:tcW w:w="2381" w:type="dxa"/>
+            <w:tcBorders>
+              <w:top w:val="single" w:sz="4" w:space="0" w:color="000000"/>
+              <w:left w:val="single" w:sz="4" w:space="0" w:color="000000"/>
+              <w:bottom w:val="single" w:sz="4" w:space="0" w:color="000000"/>
+              <w:right w:val="single" w:sz="4" w:space="0" w:color="000000"/>
+            </w:tcBorders>
+          </w:tcPr>
+          <w:p>
+            <w:r/>
+            <w:r>
+              <w:rPr>
+                <w:b w:val="0"/>
+                <w:sz w:val="20"/>
+              </w:rPr>
+            </w:r>
+          </w:p>
+        </w:tc>
+        <w:tc>
+          <w:tcPr>
+            <w:tcW w:w="6641" w:type="dxa"/>
+            <w:tcBorders>
+              <w:top w:val="single" w:sz="4" w:space="0" w:color="000000"/>
+              <w:left w:val="single" w:sz="4" w:space="0" w:color="000000"/>
+              <w:bottom w:val="single" w:sz="4" w:space="0" w:color="000000"/>
+              <w:right w:val="single" w:sz="4" w:space="0" w:color="000000"/>
+            </w:tcBorders>
+          </w:tcPr>
+          <w:p>
+            <w:r/>
+            <w:r>
+              <w:rPr>
+                <w:b w:val="0"/>
+                <w:sz w:val="20"/>
+              </w:rPr>
+              <w:t>6. O sistema confere o município com a relação oficial da unidade federativa, abre a sessão de visitante com o município escolhido e apresenta a tela inicial com o mapa, os indicadores e as ocorrências desse município.</w:t>
+            </w:r>
+          </w:p>
+        </w:tc>
+      </w:tr>
+      <w:tr>
+        <w:tc>
+          <w:tcPr>
+            <w:tcW w:w="2381" w:type="dxa"/>
+            <w:tcBorders>
+              <w:top w:val="single" w:sz="4" w:space="0" w:color="000000"/>
+              <w:left w:val="single" w:sz="4" w:space="0" w:color="000000"/>
+              <w:bottom w:val="single" w:sz="4" w:space="0" w:color="000000"/>
+              <w:right w:val="single" w:sz="4" w:space="0" w:color="000000"/>
+            </w:tcBorders>
+          </w:tcPr>
+          <w:p>
+            <w:r/>
+            <w:r>
+              <w:rPr>
+                <w:b w:val="0"/>
+                <w:sz w:val="20"/>
+              </w:rPr>
+            </w:r>
+          </w:p>
+        </w:tc>
+        <w:tc>
+          <w:tcPr>
+            <w:tcW w:w="6641" w:type="dxa"/>
+            <w:tcBorders>
+              <w:top w:val="single" w:sz="4" w:space="0" w:color="000000"/>
+              <w:left w:val="single" w:sz="4" w:space="0" w:color="000000"/>
+              <w:bottom w:val="single" w:sz="4" w:space="0" w:color="000000"/>
+              <w:right w:val="single" w:sz="4" w:space="0" w:color="000000"/>
+            </w:tcBorders>
+          </w:tcPr>
+          <w:p>
+            <w:r/>
+            <w:r>
+              <w:rPr>
+                <w:b w:val="0"/>
+                <w:sz w:val="20"/>
+              </w:rPr>
+              <w:t>7. Fluxo alternativo — unidade federativa ou município não informado, ou município inexistente na unidade federativa: o sistema mantém o diálogo aberto e apresenta, conforme o caso, “Informe a UF.”, “Informe o município.” ou “Município não encontrado nessa UF. Escolha um da lista.”.</w:t>
+            </w:r>
+          </w:p>
+        </w:tc>
+      </w:tr>
+      <w:tr>
+        <w:tc>
+          <w:tcPr>
+            <w:tcW w:w="2381" w:type="dxa"/>
+            <w:tcBorders>
+              <w:top w:val="single" w:sz="4" w:space="0" w:color="000000"/>
+              <w:left w:val="single" w:sz="4" w:space="0" w:color="000000"/>
+              <w:bottom w:val="single" w:sz="4" w:space="0" w:color="000000"/>
+              <w:right w:val="single" w:sz="4" w:space="0" w:color="000000"/>
+            </w:tcBorders>
+          </w:tcPr>
+          <w:p>
+            <w:r/>
+            <w:r>
+              <w:rPr>
+                <w:b w:val="0"/>
+                <w:sz w:val="20"/>
+              </w:rPr>
+            </w:r>
+          </w:p>
+        </w:tc>
+        <w:tc>
+          <w:tcPr>
+            <w:tcW w:w="6641" w:type="dxa"/>
+            <w:tcBorders>
+              <w:top w:val="single" w:sz="4" w:space="0" w:color="000000"/>
+              <w:left w:val="single" w:sz="4" w:space="0" w:color="000000"/>
+              <w:bottom w:val="single" w:sz="4" w:space="0" w:color="000000"/>
+              <w:right w:val="single" w:sz="4" w:space="0" w:color="000000"/>
+            </w:tcBorders>
+          </w:tcPr>
+          <w:p>
+            <w:r/>
+            <w:r>
+              <w:rPr>
+                <w:b w:val="0"/>
+                <w:sz w:val="20"/>
+              </w:rPr>
+              <w:t>8. Fluxo alternativo — desistência: acionado “Voltar”, o sistema fecha o diálogo e mantém o visitante na tela de autenticação, sem acesso às demais telas.</w:t>
+            </w:r>
+          </w:p>
+        </w:tc>
+      </w:tr>
+      <w:tr>
+        <w:tc>
+          <w:tcPr>
+            <w:tcW w:w="2381" w:type="dxa"/>
+            <w:tcBorders>
+              <w:top w:val="single" w:sz="4" w:space="0" w:color="000000"/>
+              <w:left w:val="single" w:sz="4" w:space="0" w:color="000000"/>
+              <w:bottom w:val="single" w:sz="4" w:space="0" w:color="000000"/>
+              <w:right w:val="single" w:sz="4" w:space="0" w:color="000000"/>
+            </w:tcBorders>
+          </w:tcPr>
+          <w:p>
+            <w:r/>
+            <w:r>
+              <w:rPr>
+                <w:b w:val="0"/>
+                <w:sz w:val="20"/>
+              </w:rPr>
+            </w:r>
+          </w:p>
+        </w:tc>
+        <w:tc>
+          <w:tcPr>
+            <w:tcW w:w="6641" w:type="dxa"/>
+            <w:tcBorders>
+              <w:top w:val="single" w:sz="4" w:space="0" w:color="000000"/>
+              <w:left w:val="single" w:sz="4" w:space="0" w:color="000000"/>
+              <w:bottom w:val="single" w:sz="4" w:space="0" w:color="000000"/>
+              <w:right w:val="single" w:sz="4" w:space="0" w:color="000000"/>
+            </w:tcBorders>
+          </w:tcPr>
+          <w:p>
+            <w:r/>
+            <w:r>
+              <w:rPr>
+                <w:b w:val="0"/>
+                <w:sz w:val="20"/>
+              </w:rPr>
+              <w:t>9. Fluxo alternativo — acesso a uma tela sem município escolhido: a guarda de rotas devolve o visitante à tela de autenticação, com o diálogo “Qual é o seu município?” aberto.</w:t>
+            </w:r>
+          </w:p>
+        </w:tc>
+      </w:tr>
+      <w:tr>
+        <w:tc>
+          <w:tcPr>
+            <w:tcW w:w="2381" w:type="dxa"/>
+            <w:tcBorders>
+              <w:top w:val="single" w:sz="4" w:space="0" w:color="000000"/>
+              <w:left w:val="single" w:sz="4" w:space="0" w:color="000000"/>
+              <w:bottom w:val="single" w:sz="4" w:space="0" w:color="000000"/>
+              <w:right w:val="single" w:sz="4" w:space="0" w:color="000000"/>
+            </w:tcBorders>
+          </w:tcPr>
+          <w:p>
+            <w:r/>
+            <w:r>
+              <w:rPr>
+                <w:b w:val="0"/>
+                <w:sz w:val="20"/>
+              </w:rPr>
+            </w:r>
+          </w:p>
+        </w:tc>
+        <w:tc>
+          <w:tcPr>
+            <w:tcW w:w="6641" w:type="dxa"/>
+            <w:tcBorders>
+              <w:top w:val="single" w:sz="4" w:space="0" w:color="000000"/>
+              <w:left w:val="single" w:sz="4" w:space="0" w:color="000000"/>
+              <w:bottom w:val="single" w:sz="4" w:space="0" w:color="000000"/>
+              <w:right w:val="single" w:sz="4" w:space="0" w:color="000000"/>
+            </w:tcBorders>
+          </w:tcPr>
+          <w:p>
+            <w:r/>
+            <w:r>
+              <w:rPr>
+                <w:b w:val="0"/>
+                <w:sz w:val="20"/>
+              </w:rPr>
+              <w:t>10. Fluxo alternativo — troca de município: o visitante aciona o botão “📍 &lt;município&gt; Alterar”, na barra superior; o sistema reapresenta o diálogo, com os botões “Cancelar” e “Alterar município”, e, confirmada a escolha, passa a apresentar o mapa, os indicadores e as listagens do novo município; para o visitante, o seletor de município não é exibido na tela inicial nem na relação de ocorrências.</w:t>
+            </w:r>
+          </w:p>
+        </w:tc>
+      </w:tr>
+      <w:tr>
+        <w:tc>
+          <w:tcPr>
+            <w:tcW w:w="2381" w:type="dxa"/>
+            <w:tcBorders>
+              <w:top w:val="single" w:sz="4" w:space="0" w:color="000000"/>
+              <w:left w:val="single" w:sz="4" w:space="0" w:color="000000"/>
+              <w:bottom w:val="single" w:sz="4" w:space="0" w:color="000000"/>
+              <w:right w:val="single" w:sz="4" w:space="0" w:color="000000"/>
+            </w:tcBorders>
+          </w:tcPr>
+          <w:p>
+            <w:r/>
+            <w:r>
+              <w:rPr>
+                <w:b w:val="0"/>
+                <w:sz w:val="20"/>
+              </w:rPr>
+            </w:r>
+          </w:p>
+        </w:tc>
+        <w:tc>
+          <w:tcPr>
+            <w:tcW w:w="6641" w:type="dxa"/>
+            <w:tcBorders>
+              <w:top w:val="single" w:sz="4" w:space="0" w:color="000000"/>
+              <w:left w:val="single" w:sz="4" w:space="0" w:color="000000"/>
+              <w:bottom w:val="single" w:sz="4" w:space="0" w:color="000000"/>
+              <w:right w:val="single" w:sz="4" w:space="0" w:color="000000"/>
+            </w:tcBorders>
+          </w:tcPr>
+          <w:p>
+            <w:r/>
+            <w:r>
+              <w:rPr>
+                <w:b w:val="0"/>
+                <w:sz w:val="20"/>
+              </w:rPr>
+              <w:t>11. Fluxo alternativo — saída do sistema: ao sair, o município escolhido é descartado, e nova entrada como anônimo exige nova escolha.</w:t>
+            </w:r>
+          </w:p>
+        </w:tc>
+      </w:tr>
+    </w:tbl>
+    <w:p>
+      <w:r>
+        <w:rPr>
+          <w:sz w:val="18"/>
+        </w:rPr>
+        <w:t>QUADRO 9 – Fluxo de eventos do cenário “Entrada como anônimo com escolha obrigatória do município”</w:t>
       </w:r>
     </w:p>
     <w:sectPr>

--- a/ApêndiceC-VisãoFuncional/3.FluxosdeEvento/FalaCidade_FluxosDeEventos_ModuloAutenticacao_v1.docx
+++ b/ApêndiceC-VisãoFuncional/3.FluxosdeEvento/FalaCidade_FluxosDeEventos_ModuloAutenticacao_v1.docx
@@ -187,7 +187,7 @@
                 <w:b w:val="0"/>
                 <w:sz w:val="20"/>
               </w:rPr>
-              <w:t>Cidadão; Serviço de correio eletrônico</w:t>
+              <w:t>Cidadão; Servidor de e-mail</w:t>
             </w:r>
           </w:p>
         </w:tc>
@@ -2056,7 +2056,7 @@
                 <w:b w:val="0"/>
                 <w:sz w:val="20"/>
               </w:rPr>
-              <w:t>Autenticar usuário</w:t>
+              <w:t>Verificar em duas etapas</w:t>
             </w:r>
           </w:p>
         </w:tc>
@@ -2144,7 +2144,7 @@
                 <w:b w:val="0"/>
                 <w:sz w:val="20"/>
               </w:rPr>
-              <w:t>Responsável da Prefeitura; Serviço de correio eletrônico; Celular gateway de SMS</w:t>
+              <w:t>Responsável da Prefeitura; Servidor de e-mail; Aplicativo de SMS</w:t>
             </w:r>
           </w:p>
         </w:tc>
@@ -3377,7 +3377,7 @@
                 <w:b w:val="0"/>
                 <w:sz w:val="20"/>
               </w:rPr>
-              <w:t>Cidadão; Serviço de correio eletrônico</w:t>
+              <w:t>Cidadão; Servidor de e-mail</w:t>
             </w:r>
           </w:p>
         </w:tc>
@@ -5612,6 +5612,2006 @@
           <w:sz w:val="18"/>
         </w:rPr>
         <w:t>QUADRO 9 – Fluxo de eventos do cenário “Entrada como anônimo com escolha obrigatória do município”</w:t>
+      </w:r>
+    </w:p>
+    <w:p/>
+    <w:tbl>
+      <w:tblPr>
+        <w:tblStyle w:val="aff"/>
+        <w:tblW w:w="9022" w:type="dxa"/>
+        <w:tblInd w:w="-5" w:type="dxa"/>
+        <w:tblBorders>
+          <w:top w:val="single" w:sz="4" w:space="0" w:color="000000"/>
+          <w:left w:val="single" w:sz="4" w:space="0" w:color="000000"/>
+          <w:bottom w:val="single" w:sz="4" w:space="0" w:color="000000"/>
+          <w:right w:val="single" w:sz="4" w:space="0" w:color="000000"/>
+          <w:insideH w:val="single" w:sz="4" w:space="0" w:color="000000"/>
+          <w:insideV w:val="single" w:sz="4" w:space="0" w:color="000000"/>
+        </w:tblBorders>
+        <w:tblLayout w:type="fixed"/>
+        <w:tblLook w:val="0400" w:firstRow="0" w:lastRow="0" w:firstColumn="0" w:lastColumn="0" w:noHBand="0" w:noVBand="1"/>
+      </w:tblPr>
+      <w:tblGrid>
+        <w:gridCol w:w="2381"/>
+        <w:gridCol w:w="6641"/>
+      </w:tblGrid>
+      <w:tr>
+        <w:tc>
+          <w:tcPr>
+            <w:tcW w:w="2381" w:type="dxa"/>
+            <w:tcBorders>
+              <w:top w:val="single" w:sz="4" w:space="0" w:color="000000"/>
+              <w:left w:val="single" w:sz="4" w:space="0" w:color="000000"/>
+              <w:bottom w:val="single" w:sz="4" w:space="0" w:color="000000"/>
+              <w:right w:val="single" w:sz="4" w:space="0" w:color="000000"/>
+            </w:tcBorders>
+          </w:tcPr>
+          <w:p>
+            <w:r/>
+            <w:r>
+              <w:rPr>
+                <w:b/>
+                <w:sz w:val="20"/>
+              </w:rPr>
+              <w:t>Nome do caso de uso:</w:t>
+            </w:r>
+          </w:p>
+        </w:tc>
+        <w:tc>
+          <w:tcPr>
+            <w:tcW w:w="6641" w:type="dxa"/>
+            <w:tcBorders>
+              <w:top w:val="single" w:sz="4" w:space="0" w:color="000000"/>
+              <w:left w:val="single" w:sz="4" w:space="0" w:color="000000"/>
+              <w:bottom w:val="single" w:sz="4" w:space="0" w:color="000000"/>
+              <w:right w:val="single" w:sz="4" w:space="0" w:color="000000"/>
+            </w:tcBorders>
+          </w:tcPr>
+          <w:p>
+            <w:r/>
+            <w:r>
+              <w:rPr>
+                <w:b w:val="0"/>
+                <w:sz w:val="20"/>
+              </w:rPr>
+              <w:t>Verificar em duas etapas</w:t>
+            </w:r>
+          </w:p>
+        </w:tc>
+      </w:tr>
+      <w:tr>
+        <w:tc>
+          <w:tcPr>
+            <w:tcW w:w="2381" w:type="dxa"/>
+            <w:tcBorders>
+              <w:top w:val="single" w:sz="4" w:space="0" w:color="000000"/>
+              <w:left w:val="single" w:sz="4" w:space="0" w:color="000000"/>
+              <w:bottom w:val="single" w:sz="4" w:space="0" w:color="000000"/>
+              <w:right w:val="single" w:sz="4" w:space="0" w:color="000000"/>
+            </w:tcBorders>
+          </w:tcPr>
+          <w:p>
+            <w:r/>
+            <w:r>
+              <w:rPr>
+                <w:b/>
+                <w:sz w:val="20"/>
+              </w:rPr>
+              <w:t>Nome do cenário:</w:t>
+            </w:r>
+          </w:p>
+        </w:tc>
+        <w:tc>
+          <w:tcPr>
+            <w:tcW w:w="6641" w:type="dxa"/>
+            <w:tcBorders>
+              <w:top w:val="single" w:sz="4" w:space="0" w:color="000000"/>
+              <w:left w:val="single" w:sz="4" w:space="0" w:color="000000"/>
+              <w:bottom w:val="single" w:sz="4" w:space="0" w:color="000000"/>
+              <w:right w:val="single" w:sz="4" w:space="0" w:color="000000"/>
+            </w:tcBorders>
+          </w:tcPr>
+          <w:p>
+            <w:r/>
+            <w:r>
+              <w:rPr>
+                <w:b w:val="0"/>
+                <w:sz w:val="20"/>
+              </w:rPr>
+              <w:t>Verificação do cidadão pelo aplicativo autenticador</w:t>
+            </w:r>
+          </w:p>
+        </w:tc>
+      </w:tr>
+      <w:tr>
+        <w:tc>
+          <w:tcPr>
+            <w:tcW w:w="2381" w:type="dxa"/>
+            <w:tcBorders>
+              <w:top w:val="single" w:sz="4" w:space="0" w:color="000000"/>
+              <w:left w:val="single" w:sz="4" w:space="0" w:color="000000"/>
+              <w:bottom w:val="single" w:sz="4" w:space="0" w:color="000000"/>
+              <w:right w:val="single" w:sz="4" w:space="0" w:color="000000"/>
+            </w:tcBorders>
+          </w:tcPr>
+          <w:p>
+            <w:r/>
+            <w:r>
+              <w:rPr>
+                <w:b/>
+                <w:sz w:val="20"/>
+              </w:rPr>
+              <w:t>Ator(es) envolvido(s):</w:t>
+            </w:r>
+          </w:p>
+        </w:tc>
+        <w:tc>
+          <w:tcPr>
+            <w:tcW w:w="6641" w:type="dxa"/>
+            <w:tcBorders>
+              <w:top w:val="single" w:sz="4" w:space="0" w:color="000000"/>
+              <w:left w:val="single" w:sz="4" w:space="0" w:color="000000"/>
+              <w:bottom w:val="single" w:sz="4" w:space="0" w:color="000000"/>
+              <w:right w:val="single" w:sz="4" w:space="0" w:color="000000"/>
+            </w:tcBorders>
+          </w:tcPr>
+          <w:p>
+            <w:r/>
+            <w:r>
+              <w:rPr>
+                <w:b w:val="0"/>
+                <w:sz w:val="20"/>
+              </w:rPr>
+              <w:t>Cidadão; Aplicativo autenticador</w:t>
+            </w:r>
+          </w:p>
+        </w:tc>
+      </w:tr>
+      <w:tr>
+        <w:tc>
+          <w:tcPr>
+            <w:tcW w:w="2381" w:type="dxa"/>
+            <w:tcBorders>
+              <w:top w:val="single" w:sz="4" w:space="0" w:color="000000"/>
+              <w:left w:val="single" w:sz="4" w:space="0" w:color="000000"/>
+              <w:bottom w:val="single" w:sz="4" w:space="0" w:color="000000"/>
+              <w:right w:val="single" w:sz="4" w:space="0" w:color="000000"/>
+            </w:tcBorders>
+          </w:tcPr>
+          <w:p>
+            <w:r/>
+            <w:r>
+              <w:rPr>
+                <w:b/>
+                <w:sz w:val="20"/>
+              </w:rPr>
+              <w:t>Pré-condição:</w:t>
+            </w:r>
+          </w:p>
+        </w:tc>
+        <w:tc>
+          <w:tcPr>
+            <w:tcW w:w="6641" w:type="dxa"/>
+            <w:tcBorders>
+              <w:top w:val="single" w:sz="4" w:space="0" w:color="000000"/>
+              <w:left w:val="single" w:sz="4" w:space="0" w:color="000000"/>
+              <w:bottom w:val="single" w:sz="4" w:space="0" w:color="000000"/>
+              <w:right w:val="single" w:sz="4" w:space="0" w:color="000000"/>
+            </w:tcBorders>
+          </w:tcPr>
+          <w:p>
+            <w:r/>
+            <w:r>
+              <w:rPr>
+                <w:b w:val="0"/>
+                <w:sz w:val="20"/>
+              </w:rPr>
+              <w:t>O cidadão ativou, em “Meu Perfil”, a verificação em duas etapas pelo aplicativo autenticador (Google Authenticator ou Authy), cujo segredo ficou gravado na conta, e informou credenciais válidas.</w:t>
+            </w:r>
+          </w:p>
+        </w:tc>
+      </w:tr>
+      <w:tr>
+        <w:tc>
+          <w:tcPr>
+            <w:tcW w:w="2381" w:type="dxa"/>
+            <w:tcBorders>
+              <w:top w:val="single" w:sz="4" w:space="0" w:color="000000"/>
+              <w:left w:val="single" w:sz="4" w:space="0" w:color="000000"/>
+              <w:bottom w:val="single" w:sz="4" w:space="0" w:color="000000"/>
+              <w:right w:val="single" w:sz="4" w:space="0" w:color="000000"/>
+            </w:tcBorders>
+          </w:tcPr>
+          <w:p>
+            <w:r/>
+            <w:r>
+              <w:rPr>
+                <w:b/>
+                <w:sz w:val="20"/>
+              </w:rPr>
+              <w:t>Pós-condição:</w:t>
+            </w:r>
+          </w:p>
+        </w:tc>
+        <w:tc>
+          <w:tcPr>
+            <w:tcW w:w="6641" w:type="dxa"/>
+            <w:tcBorders>
+              <w:top w:val="single" w:sz="4" w:space="0" w:color="000000"/>
+              <w:left w:val="single" w:sz="4" w:space="0" w:color="000000"/>
+              <w:bottom w:val="single" w:sz="4" w:space="0" w:color="000000"/>
+              <w:right w:val="single" w:sz="4" w:space="0" w:color="000000"/>
+            </w:tcBorders>
+          </w:tcPr>
+          <w:p>
+            <w:r/>
+            <w:r>
+              <w:rPr>
+                <w:b w:val="0"/>
+                <w:sz w:val="20"/>
+              </w:rPr>
+              <w:t>Token assinado emitido somente após a validação do código gerado pelo aplicativo; o token temporário da etapa é consumido.</w:t>
+            </w:r>
+          </w:p>
+        </w:tc>
+      </w:tr>
+      <w:tr>
+        <w:tc>
+          <w:tcPr>
+            <w:tcW w:w="2381" w:type="dxa"/>
+            <w:tcBorders>
+              <w:top w:val="single" w:sz="4" w:space="0" w:color="000000"/>
+              <w:left w:val="single" w:sz="4" w:space="0" w:color="000000"/>
+              <w:bottom w:val="single" w:sz="4" w:space="0" w:color="000000"/>
+              <w:right w:val="single" w:sz="4" w:space="0" w:color="000000"/>
+            </w:tcBorders>
+          </w:tcPr>
+          <w:p>
+            <w:r/>
+            <w:r>
+              <w:rPr>
+                <w:b/>
+                <w:sz w:val="20"/>
+              </w:rPr>
+              <w:t>Ator</w:t>
+            </w:r>
+          </w:p>
+        </w:tc>
+        <w:tc>
+          <w:tcPr>
+            <w:tcW w:w="6641" w:type="dxa"/>
+            <w:tcBorders>
+              <w:top w:val="single" w:sz="4" w:space="0" w:color="000000"/>
+              <w:left w:val="single" w:sz="4" w:space="0" w:color="000000"/>
+              <w:bottom w:val="single" w:sz="4" w:space="0" w:color="000000"/>
+              <w:right w:val="single" w:sz="4" w:space="0" w:color="000000"/>
+            </w:tcBorders>
+          </w:tcPr>
+          <w:p>
+            <w:r/>
+            <w:r>
+              <w:rPr>
+                <w:b/>
+                <w:sz w:val="20"/>
+              </w:rPr>
+              <w:t>Sistema</w:t>
+            </w:r>
+          </w:p>
+        </w:tc>
+      </w:tr>
+      <w:tr>
+        <w:tc>
+          <w:tcPr>
+            <w:tcW w:w="2381" w:type="dxa"/>
+            <w:tcBorders>
+              <w:top w:val="single" w:sz="4" w:space="0" w:color="000000"/>
+              <w:left w:val="single" w:sz="4" w:space="0" w:color="000000"/>
+              <w:bottom w:val="single" w:sz="4" w:space="0" w:color="000000"/>
+              <w:right w:val="single" w:sz="4" w:space="0" w:color="000000"/>
+            </w:tcBorders>
+          </w:tcPr>
+          <w:p>
+            <w:r/>
+            <w:r>
+              <w:rPr>
+                <w:b w:val="0"/>
+                <w:sz w:val="20"/>
+              </w:rPr>
+              <w:t>1. O cidadão informa o endereço de correio eletrônico e a senha e aciona “Entrar”.</w:t>
+            </w:r>
+          </w:p>
+        </w:tc>
+        <w:tc>
+          <w:tcPr>
+            <w:tcW w:w="6641" w:type="dxa"/>
+            <w:tcBorders>
+              <w:top w:val="single" w:sz="4" w:space="0" w:color="000000"/>
+              <w:left w:val="single" w:sz="4" w:space="0" w:color="000000"/>
+              <w:bottom w:val="single" w:sz="4" w:space="0" w:color="000000"/>
+              <w:right w:val="single" w:sz="4" w:space="0" w:color="000000"/>
+            </w:tcBorders>
+          </w:tcPr>
+          <w:p>
+            <w:r/>
+            <w:r>
+              <w:rPr>
+                <w:b w:val="0"/>
+                <w:sz w:val="20"/>
+              </w:rPr>
+            </w:r>
+          </w:p>
+        </w:tc>
+      </w:tr>
+      <w:tr>
+        <w:tc>
+          <w:tcPr>
+            <w:tcW w:w="2381" w:type="dxa"/>
+            <w:tcBorders>
+              <w:top w:val="single" w:sz="4" w:space="0" w:color="000000"/>
+              <w:left w:val="single" w:sz="4" w:space="0" w:color="000000"/>
+              <w:bottom w:val="single" w:sz="4" w:space="0" w:color="000000"/>
+              <w:right w:val="single" w:sz="4" w:space="0" w:color="000000"/>
+            </w:tcBorders>
+          </w:tcPr>
+          <w:p>
+            <w:r/>
+            <w:r>
+              <w:rPr>
+                <w:b w:val="0"/>
+                <w:sz w:val="20"/>
+              </w:rPr>
+            </w:r>
+          </w:p>
+        </w:tc>
+        <w:tc>
+          <w:tcPr>
+            <w:tcW w:w="6641" w:type="dxa"/>
+            <w:tcBorders>
+              <w:top w:val="single" w:sz="4" w:space="0" w:color="000000"/>
+              <w:left w:val="single" w:sz="4" w:space="0" w:color="000000"/>
+              <w:bottom w:val="single" w:sz="4" w:space="0" w:color="000000"/>
+              <w:right w:val="single" w:sz="4" w:space="0" w:color="000000"/>
+            </w:tcBorders>
+          </w:tcPr>
+          <w:p>
+            <w:r/>
+            <w:r>
+              <w:rPr>
+                <w:b w:val="0"/>
+                <w:sz w:val="20"/>
+              </w:rPr>
+              <w:t>2. O sistema valida as credenciais e, havendo método de segundo fator ativo na conta, interrompe a emissão do token e emite um token temporário, válido por cinco minutos, para a etapa de verificação.</w:t>
+            </w:r>
+          </w:p>
+        </w:tc>
+      </w:tr>
+      <w:tr>
+        <w:tc>
+          <w:tcPr>
+            <w:tcW w:w="2381" w:type="dxa"/>
+            <w:tcBorders>
+              <w:top w:val="single" w:sz="4" w:space="0" w:color="000000"/>
+              <w:left w:val="single" w:sz="4" w:space="0" w:color="000000"/>
+              <w:bottom w:val="single" w:sz="4" w:space="0" w:color="000000"/>
+              <w:right w:val="single" w:sz="4" w:space="0" w:color="000000"/>
+            </w:tcBorders>
+          </w:tcPr>
+          <w:p>
+            <w:r/>
+            <w:r>
+              <w:rPr>
+                <w:b w:val="0"/>
+                <w:sz w:val="20"/>
+              </w:rPr>
+            </w:r>
+          </w:p>
+        </w:tc>
+        <w:tc>
+          <w:tcPr>
+            <w:tcW w:w="6641" w:type="dxa"/>
+            <w:tcBorders>
+              <w:top w:val="single" w:sz="4" w:space="0" w:color="000000"/>
+              <w:left w:val="single" w:sz="4" w:space="0" w:color="000000"/>
+              <w:bottom w:val="single" w:sz="4" w:space="0" w:color="000000"/>
+              <w:right w:val="single" w:sz="4" w:space="0" w:color="000000"/>
+            </w:tcBorders>
+          </w:tcPr>
+          <w:p>
+            <w:r/>
+            <w:r>
+              <w:rPr>
+                <w:b w:val="0"/>
+                <w:sz w:val="20"/>
+              </w:rPr>
+              <w:t>3. Havendo mais de um método ativo, o sistema apresenta a tela “Verificação em Duas Etapas”, com a pergunta “Como você quer receber/validar o código de verificação?” e somente os métodos ativos da conta; havendo apenas o aplicativo, apresenta de imediato o campo do código.</w:t>
+            </w:r>
+          </w:p>
+        </w:tc>
+      </w:tr>
+      <w:tr>
+        <w:tc>
+          <w:tcPr>
+            <w:tcW w:w="2381" w:type="dxa"/>
+            <w:tcBorders>
+              <w:top w:val="single" w:sz="4" w:space="0" w:color="000000"/>
+              <w:left w:val="single" w:sz="4" w:space="0" w:color="000000"/>
+              <w:bottom w:val="single" w:sz="4" w:space="0" w:color="000000"/>
+              <w:right w:val="single" w:sz="4" w:space="0" w:color="000000"/>
+            </w:tcBorders>
+          </w:tcPr>
+          <w:p>
+            <w:r/>
+            <w:r>
+              <w:rPr>
+                <w:b w:val="0"/>
+                <w:sz w:val="20"/>
+              </w:rPr>
+              <w:t>4. O cidadão escolhe “Aplicativo autenticador”, abre o aplicativo no celular e informa o código de seis dígitos exibido.</w:t>
+            </w:r>
+          </w:p>
+        </w:tc>
+        <w:tc>
+          <w:tcPr>
+            <w:tcW w:w="6641" w:type="dxa"/>
+            <w:tcBorders>
+              <w:top w:val="single" w:sz="4" w:space="0" w:color="000000"/>
+              <w:left w:val="single" w:sz="4" w:space="0" w:color="000000"/>
+              <w:bottom w:val="single" w:sz="4" w:space="0" w:color="000000"/>
+              <w:right w:val="single" w:sz="4" w:space="0" w:color="000000"/>
+            </w:tcBorders>
+          </w:tcPr>
+          <w:p>
+            <w:r/>
+            <w:r>
+              <w:rPr>
+                <w:b w:val="0"/>
+                <w:sz w:val="20"/>
+              </w:rPr>
+            </w:r>
+          </w:p>
+        </w:tc>
+      </w:tr>
+      <w:tr>
+        <w:tc>
+          <w:tcPr>
+            <w:tcW w:w="2381" w:type="dxa"/>
+            <w:tcBorders>
+              <w:top w:val="single" w:sz="4" w:space="0" w:color="000000"/>
+              <w:left w:val="single" w:sz="4" w:space="0" w:color="000000"/>
+              <w:bottom w:val="single" w:sz="4" w:space="0" w:color="000000"/>
+              <w:right w:val="single" w:sz="4" w:space="0" w:color="000000"/>
+            </w:tcBorders>
+          </w:tcPr>
+          <w:p>
+            <w:r/>
+            <w:r>
+              <w:rPr>
+                <w:b w:val="0"/>
+                <w:sz w:val="20"/>
+              </w:rPr>
+            </w:r>
+          </w:p>
+        </w:tc>
+        <w:tc>
+          <w:tcPr>
+            <w:tcW w:w="6641" w:type="dxa"/>
+            <w:tcBorders>
+              <w:top w:val="single" w:sz="4" w:space="0" w:color="000000"/>
+              <w:left w:val="single" w:sz="4" w:space="0" w:color="000000"/>
+              <w:bottom w:val="single" w:sz="4" w:space="0" w:color="000000"/>
+              <w:right w:val="single" w:sz="4" w:space="0" w:color="000000"/>
+            </w:tcBorders>
+          </w:tcPr>
+          <w:p>
+            <w:r/>
+            <w:r>
+              <w:rPr>
+                <w:b w:val="0"/>
+                <w:sz w:val="20"/>
+              </w:rPr>
+              <w:t>5. O sistema valida o código pelo algoritmo TOTP, com período de 30 segundos e tolerância de um período para mais ou para menos, a partir do segredo gravado na conta.</w:t>
+            </w:r>
+          </w:p>
+        </w:tc>
+      </w:tr>
+      <w:tr>
+        <w:tc>
+          <w:tcPr>
+            <w:tcW w:w="2381" w:type="dxa"/>
+            <w:tcBorders>
+              <w:top w:val="single" w:sz="4" w:space="0" w:color="000000"/>
+              <w:left w:val="single" w:sz="4" w:space="0" w:color="000000"/>
+              <w:bottom w:val="single" w:sz="4" w:space="0" w:color="000000"/>
+              <w:right w:val="single" w:sz="4" w:space="0" w:color="000000"/>
+            </w:tcBorders>
+          </w:tcPr>
+          <w:p>
+            <w:r/>
+            <w:r>
+              <w:rPr>
+                <w:b w:val="0"/>
+                <w:sz w:val="20"/>
+              </w:rPr>
+            </w:r>
+          </w:p>
+        </w:tc>
+        <w:tc>
+          <w:tcPr>
+            <w:tcW w:w="6641" w:type="dxa"/>
+            <w:tcBorders>
+              <w:top w:val="single" w:sz="4" w:space="0" w:color="000000"/>
+              <w:left w:val="single" w:sz="4" w:space="0" w:color="000000"/>
+              <w:bottom w:val="single" w:sz="4" w:space="0" w:color="000000"/>
+              <w:right w:val="single" w:sz="4" w:space="0" w:color="000000"/>
+            </w:tcBorders>
+          </w:tcPr>
+          <w:p>
+            <w:r/>
+            <w:r>
+              <w:rPr>
+                <w:b w:val="0"/>
+                <w:sz w:val="20"/>
+              </w:rPr>
+              <w:t>6. O sistema consome o token temporário, emite o token assinado, informa “Login efetuado com sucesso!” e apresenta a tela inicial.</w:t>
+            </w:r>
+          </w:p>
+        </w:tc>
+      </w:tr>
+      <w:tr>
+        <w:tc>
+          <w:tcPr>
+            <w:tcW w:w="2381" w:type="dxa"/>
+            <w:tcBorders>
+              <w:top w:val="single" w:sz="4" w:space="0" w:color="000000"/>
+              <w:left w:val="single" w:sz="4" w:space="0" w:color="000000"/>
+              <w:bottom w:val="single" w:sz="4" w:space="0" w:color="000000"/>
+              <w:right w:val="single" w:sz="4" w:space="0" w:color="000000"/>
+            </w:tcBorders>
+          </w:tcPr>
+          <w:p>
+            <w:r/>
+            <w:r>
+              <w:rPr>
+                <w:b w:val="0"/>
+                <w:sz w:val="20"/>
+              </w:rPr>
+            </w:r>
+          </w:p>
+        </w:tc>
+        <w:tc>
+          <w:tcPr>
+            <w:tcW w:w="6641" w:type="dxa"/>
+            <w:tcBorders>
+              <w:top w:val="single" w:sz="4" w:space="0" w:color="000000"/>
+              <w:left w:val="single" w:sz="4" w:space="0" w:color="000000"/>
+              <w:bottom w:val="single" w:sz="4" w:space="0" w:color="000000"/>
+              <w:right w:val="single" w:sz="4" w:space="0" w:color="000000"/>
+            </w:tcBorders>
+          </w:tcPr>
+          <w:p>
+            <w:r/>
+            <w:r>
+              <w:rPr>
+                <w:b w:val="0"/>
+                <w:sz w:val="20"/>
+              </w:rPr>
+              <w:t>7. Fluxo alternativo — código incorreto: o sistema responde com HTTP 401, apresenta “Código inválido ou expirado. Tente novamente.” e mantém a etapa aberta para nova digitação ou para a escolha de outro método; a quinta tentativa incorreta invalida o token temporário.</w:t>
+            </w:r>
+          </w:p>
+        </w:tc>
+      </w:tr>
+      <w:tr>
+        <w:tc>
+          <w:tcPr>
+            <w:tcW w:w="2381" w:type="dxa"/>
+            <w:tcBorders>
+              <w:top w:val="single" w:sz="4" w:space="0" w:color="000000"/>
+              <w:left w:val="single" w:sz="4" w:space="0" w:color="000000"/>
+              <w:bottom w:val="single" w:sz="4" w:space="0" w:color="000000"/>
+              <w:right w:val="single" w:sz="4" w:space="0" w:color="000000"/>
+            </w:tcBorders>
+          </w:tcPr>
+          <w:p>
+            <w:r/>
+            <w:r>
+              <w:rPr>
+                <w:b w:val="0"/>
+                <w:sz w:val="20"/>
+              </w:rPr>
+            </w:r>
+          </w:p>
+        </w:tc>
+        <w:tc>
+          <w:tcPr>
+            <w:tcW w:w="6641" w:type="dxa"/>
+            <w:tcBorders>
+              <w:top w:val="single" w:sz="4" w:space="0" w:color="000000"/>
+              <w:left w:val="single" w:sz="4" w:space="0" w:color="000000"/>
+              <w:bottom w:val="single" w:sz="4" w:space="0" w:color="000000"/>
+              <w:right w:val="single" w:sz="4" w:space="0" w:color="000000"/>
+            </w:tcBorders>
+          </w:tcPr>
+          <w:p>
+            <w:r/>
+            <w:r>
+              <w:rPr>
+                <w:b w:val="0"/>
+                <w:sz w:val="20"/>
+              </w:rPr>
+              <w:t>8. Fluxo alternativo — etapa expirada: decorridos cinco minutos desde a validação das credenciais, ou após cinco códigos incorretos, toda verificação é recusada com HTTP 401; no pedido de reenvio de código por correio eletrônico ou SMS, o sistema apresenta “A verificação expirou. Entre novamente.” e retorna à tela de autenticação.</w:t>
+            </w:r>
+          </w:p>
+        </w:tc>
+      </w:tr>
+      <w:tr>
+        <w:tc>
+          <w:tcPr>
+            <w:tcW w:w="2381" w:type="dxa"/>
+            <w:tcBorders>
+              <w:top w:val="single" w:sz="4" w:space="0" w:color="000000"/>
+              <w:left w:val="single" w:sz="4" w:space="0" w:color="000000"/>
+              <w:bottom w:val="single" w:sz="4" w:space="0" w:color="000000"/>
+              <w:right w:val="single" w:sz="4" w:space="0" w:color="000000"/>
+            </w:tcBorders>
+          </w:tcPr>
+          <w:p>
+            <w:r/>
+            <w:r>
+              <w:rPr>
+                <w:b w:val="0"/>
+                <w:sz w:val="20"/>
+              </w:rPr>
+            </w:r>
+          </w:p>
+        </w:tc>
+        <w:tc>
+          <w:tcPr>
+            <w:tcW w:w="6641" w:type="dxa"/>
+            <w:tcBorders>
+              <w:top w:val="single" w:sz="4" w:space="0" w:color="000000"/>
+              <w:left w:val="single" w:sz="4" w:space="0" w:color="000000"/>
+              <w:bottom w:val="single" w:sz="4" w:space="0" w:color="000000"/>
+              <w:right w:val="single" w:sz="4" w:space="0" w:color="000000"/>
+            </w:tcBorders>
+          </w:tcPr>
+          <w:p>
+            <w:r/>
+            <w:r>
+              <w:rPr>
+                <w:b w:val="0"/>
+                <w:sz w:val="20"/>
+              </w:rPr>
+              <w:t>9. Fluxo alternativo — desistência: acionado “← Voltar para a autenticação”, o sistema descarta a etapa e reapresenta a tela de autenticação, com a senha em branco.</w:t>
+            </w:r>
+          </w:p>
+        </w:tc>
+      </w:tr>
+    </w:tbl>
+    <w:p>
+      <w:r>
+        <w:rPr>
+          <w:sz w:val="18"/>
+        </w:rPr>
+        <w:t>QUADRO 10 – Fluxo de eventos do cenário “Verificação do cidadão pelo aplicativo autenticador”</w:t>
+      </w:r>
+    </w:p>
+    <w:p/>
+    <w:tbl>
+      <w:tblPr>
+        <w:tblStyle w:val="aff"/>
+        <w:tblW w:w="9022" w:type="dxa"/>
+        <w:tblInd w:w="-5" w:type="dxa"/>
+        <w:tblBorders>
+          <w:top w:val="single" w:sz="4" w:space="0" w:color="000000"/>
+          <w:left w:val="single" w:sz="4" w:space="0" w:color="000000"/>
+          <w:bottom w:val="single" w:sz="4" w:space="0" w:color="000000"/>
+          <w:right w:val="single" w:sz="4" w:space="0" w:color="000000"/>
+          <w:insideH w:val="single" w:sz="4" w:space="0" w:color="000000"/>
+          <w:insideV w:val="single" w:sz="4" w:space="0" w:color="000000"/>
+        </w:tblBorders>
+        <w:tblLayout w:type="fixed"/>
+        <w:tblLook w:val="0400" w:firstRow="0" w:lastRow="0" w:firstColumn="0" w:lastColumn="0" w:noHBand="0" w:noVBand="1"/>
+      </w:tblPr>
+      <w:tblGrid>
+        <w:gridCol w:w="2381"/>
+        <w:gridCol w:w="6641"/>
+      </w:tblGrid>
+      <w:tr>
+        <w:tc>
+          <w:tcPr>
+            <w:tcW w:w="2381" w:type="dxa"/>
+            <w:tcBorders>
+              <w:top w:val="single" w:sz="4" w:space="0" w:color="000000"/>
+              <w:left w:val="single" w:sz="4" w:space="0" w:color="000000"/>
+              <w:bottom w:val="single" w:sz="4" w:space="0" w:color="000000"/>
+              <w:right w:val="single" w:sz="4" w:space="0" w:color="000000"/>
+            </w:tcBorders>
+          </w:tcPr>
+          <w:p>
+            <w:r/>
+            <w:r>
+              <w:rPr>
+                <w:b/>
+                <w:sz w:val="20"/>
+              </w:rPr>
+              <w:t>Nome do caso de uso:</w:t>
+            </w:r>
+          </w:p>
+        </w:tc>
+        <w:tc>
+          <w:tcPr>
+            <w:tcW w:w="6641" w:type="dxa"/>
+            <w:tcBorders>
+              <w:top w:val="single" w:sz="4" w:space="0" w:color="000000"/>
+              <w:left w:val="single" w:sz="4" w:space="0" w:color="000000"/>
+              <w:bottom w:val="single" w:sz="4" w:space="0" w:color="000000"/>
+              <w:right w:val="single" w:sz="4" w:space="0" w:color="000000"/>
+            </w:tcBorders>
+          </w:tcPr>
+          <w:p>
+            <w:r/>
+            <w:r>
+              <w:rPr>
+                <w:b w:val="0"/>
+                <w:sz w:val="20"/>
+              </w:rPr>
+              <w:t>Verificar em duas etapas</w:t>
+            </w:r>
+          </w:p>
+        </w:tc>
+      </w:tr>
+      <w:tr>
+        <w:tc>
+          <w:tcPr>
+            <w:tcW w:w="2381" w:type="dxa"/>
+            <w:tcBorders>
+              <w:top w:val="single" w:sz="4" w:space="0" w:color="000000"/>
+              <w:left w:val="single" w:sz="4" w:space="0" w:color="000000"/>
+              <w:bottom w:val="single" w:sz="4" w:space="0" w:color="000000"/>
+              <w:right w:val="single" w:sz="4" w:space="0" w:color="000000"/>
+            </w:tcBorders>
+          </w:tcPr>
+          <w:p>
+            <w:r/>
+            <w:r>
+              <w:rPr>
+                <w:b/>
+                <w:sz w:val="20"/>
+              </w:rPr>
+              <w:t>Nome do cenário:</w:t>
+            </w:r>
+          </w:p>
+        </w:tc>
+        <w:tc>
+          <w:tcPr>
+            <w:tcW w:w="6641" w:type="dxa"/>
+            <w:tcBorders>
+              <w:top w:val="single" w:sz="4" w:space="0" w:color="000000"/>
+              <w:left w:val="single" w:sz="4" w:space="0" w:color="000000"/>
+              <w:bottom w:val="single" w:sz="4" w:space="0" w:color="000000"/>
+              <w:right w:val="single" w:sz="4" w:space="0" w:color="000000"/>
+            </w:tcBorders>
+          </w:tcPr>
+          <w:p>
+            <w:r/>
+            <w:r>
+              <w:rPr>
+                <w:b w:val="0"/>
+                <w:sz w:val="20"/>
+              </w:rPr>
+              <w:t>Primeiro acesso da equipe com segundo fator por correio eletrônico</w:t>
+            </w:r>
+          </w:p>
+        </w:tc>
+      </w:tr>
+      <w:tr>
+        <w:tc>
+          <w:tcPr>
+            <w:tcW w:w="2381" w:type="dxa"/>
+            <w:tcBorders>
+              <w:top w:val="single" w:sz="4" w:space="0" w:color="000000"/>
+              <w:left w:val="single" w:sz="4" w:space="0" w:color="000000"/>
+              <w:bottom w:val="single" w:sz="4" w:space="0" w:color="000000"/>
+              <w:right w:val="single" w:sz="4" w:space="0" w:color="000000"/>
+            </w:tcBorders>
+          </w:tcPr>
+          <w:p>
+            <w:r/>
+            <w:r>
+              <w:rPr>
+                <w:b/>
+                <w:sz w:val="20"/>
+              </w:rPr>
+              <w:t>Ator(es) envolvido(s):</w:t>
+            </w:r>
+          </w:p>
+        </w:tc>
+        <w:tc>
+          <w:tcPr>
+            <w:tcW w:w="6641" w:type="dxa"/>
+            <w:tcBorders>
+              <w:top w:val="single" w:sz="4" w:space="0" w:color="000000"/>
+              <w:left w:val="single" w:sz="4" w:space="0" w:color="000000"/>
+              <w:bottom w:val="single" w:sz="4" w:space="0" w:color="000000"/>
+              <w:right w:val="single" w:sz="4" w:space="0" w:color="000000"/>
+            </w:tcBorders>
+          </w:tcPr>
+          <w:p>
+            <w:r/>
+            <w:r>
+              <w:rPr>
+                <w:b w:val="0"/>
+                <w:sz w:val="20"/>
+              </w:rPr>
+              <w:t>Responsável da Prefeitura; Administrador do município; Super Administrador; Servidor de e-mail</w:t>
+            </w:r>
+          </w:p>
+        </w:tc>
+      </w:tr>
+      <w:tr>
+        <w:tc>
+          <w:tcPr>
+            <w:tcW w:w="2381" w:type="dxa"/>
+            <w:tcBorders>
+              <w:top w:val="single" w:sz="4" w:space="0" w:color="000000"/>
+              <w:left w:val="single" w:sz="4" w:space="0" w:color="000000"/>
+              <w:bottom w:val="single" w:sz="4" w:space="0" w:color="000000"/>
+              <w:right w:val="single" w:sz="4" w:space="0" w:color="000000"/>
+            </w:tcBorders>
+          </w:tcPr>
+          <w:p>
+            <w:r/>
+            <w:r>
+              <w:rPr>
+                <w:b/>
+                <w:sz w:val="20"/>
+              </w:rPr>
+              <w:t>Pré-condição:</w:t>
+            </w:r>
+          </w:p>
+        </w:tc>
+        <w:tc>
+          <w:tcPr>
+            <w:tcW w:w="6641" w:type="dxa"/>
+            <w:tcBorders>
+              <w:top w:val="single" w:sz="4" w:space="0" w:color="000000"/>
+              <w:left w:val="single" w:sz="4" w:space="0" w:color="000000"/>
+              <w:bottom w:val="single" w:sz="4" w:space="0" w:color="000000"/>
+              <w:right w:val="single" w:sz="4" w:space="0" w:color="000000"/>
+            </w:tcBorders>
+          </w:tcPr>
+          <w:p>
+            <w:r/>
+            <w:r>
+              <w:rPr>
+                <w:b w:val="0"/>
+                <w:sz w:val="20"/>
+              </w:rPr>
+              <w:t>A conta possui perfil da equipe — EMPLOYEE, ADMINISTRATOR ou SUPER_ADMIN — e ainda não tem método de segundo fator ativo.</w:t>
+            </w:r>
+          </w:p>
+        </w:tc>
+      </w:tr>
+      <w:tr>
+        <w:tc>
+          <w:tcPr>
+            <w:tcW w:w="2381" w:type="dxa"/>
+            <w:tcBorders>
+              <w:top w:val="single" w:sz="4" w:space="0" w:color="000000"/>
+              <w:left w:val="single" w:sz="4" w:space="0" w:color="000000"/>
+              <w:bottom w:val="single" w:sz="4" w:space="0" w:color="000000"/>
+              <w:right w:val="single" w:sz="4" w:space="0" w:color="000000"/>
+            </w:tcBorders>
+          </w:tcPr>
+          <w:p>
+            <w:r/>
+            <w:r>
+              <w:rPr>
+                <w:b/>
+                <w:sz w:val="20"/>
+              </w:rPr>
+              <w:t>Pós-condição:</w:t>
+            </w:r>
+          </w:p>
+        </w:tc>
+        <w:tc>
+          <w:tcPr>
+            <w:tcW w:w="6641" w:type="dxa"/>
+            <w:tcBorders>
+              <w:top w:val="single" w:sz="4" w:space="0" w:color="000000"/>
+              <w:left w:val="single" w:sz="4" w:space="0" w:color="000000"/>
+              <w:bottom w:val="single" w:sz="4" w:space="0" w:color="000000"/>
+              <w:right w:val="single" w:sz="4" w:space="0" w:color="000000"/>
+            </w:tcBorders>
+          </w:tcPr>
+          <w:p>
+            <w:r/>
+            <w:r>
+              <w:rPr>
+                <w:b w:val="0"/>
+                <w:sz w:val="20"/>
+              </w:rPr>
+              <w:t>Verificação em duas etapas por correio eletrônico ativada na conta e token assinado emitido; nenhuma conta da equipe acessa o sistema sem segundo fator (RNF16).</w:t>
+            </w:r>
+          </w:p>
+        </w:tc>
+      </w:tr>
+      <w:tr>
+        <w:tc>
+          <w:tcPr>
+            <w:tcW w:w="2381" w:type="dxa"/>
+            <w:tcBorders>
+              <w:top w:val="single" w:sz="4" w:space="0" w:color="000000"/>
+              <w:left w:val="single" w:sz="4" w:space="0" w:color="000000"/>
+              <w:bottom w:val="single" w:sz="4" w:space="0" w:color="000000"/>
+              <w:right w:val="single" w:sz="4" w:space="0" w:color="000000"/>
+            </w:tcBorders>
+          </w:tcPr>
+          <w:p>
+            <w:r/>
+            <w:r>
+              <w:rPr>
+                <w:b/>
+                <w:sz w:val="20"/>
+              </w:rPr>
+              <w:t>Ator</w:t>
+            </w:r>
+          </w:p>
+        </w:tc>
+        <w:tc>
+          <w:tcPr>
+            <w:tcW w:w="6641" w:type="dxa"/>
+            <w:tcBorders>
+              <w:top w:val="single" w:sz="4" w:space="0" w:color="000000"/>
+              <w:left w:val="single" w:sz="4" w:space="0" w:color="000000"/>
+              <w:bottom w:val="single" w:sz="4" w:space="0" w:color="000000"/>
+              <w:right w:val="single" w:sz="4" w:space="0" w:color="000000"/>
+            </w:tcBorders>
+          </w:tcPr>
+          <w:p>
+            <w:r/>
+            <w:r>
+              <w:rPr>
+                <w:b/>
+                <w:sz w:val="20"/>
+              </w:rPr>
+              <w:t>Sistema</w:t>
+            </w:r>
+          </w:p>
+        </w:tc>
+      </w:tr>
+      <w:tr>
+        <w:tc>
+          <w:tcPr>
+            <w:tcW w:w="2381" w:type="dxa"/>
+            <w:tcBorders>
+              <w:top w:val="single" w:sz="4" w:space="0" w:color="000000"/>
+              <w:left w:val="single" w:sz="4" w:space="0" w:color="000000"/>
+              <w:bottom w:val="single" w:sz="4" w:space="0" w:color="000000"/>
+              <w:right w:val="single" w:sz="4" w:space="0" w:color="000000"/>
+            </w:tcBorders>
+          </w:tcPr>
+          <w:p>
+            <w:r/>
+            <w:r>
+              <w:rPr>
+                <w:b w:val="0"/>
+                <w:sz w:val="20"/>
+              </w:rPr>
+              <w:t>1. O funcionário informa as suas credenciais e aciona “Entrar”.</w:t>
+            </w:r>
+          </w:p>
+        </w:tc>
+        <w:tc>
+          <w:tcPr>
+            <w:tcW w:w="6641" w:type="dxa"/>
+            <w:tcBorders>
+              <w:top w:val="single" w:sz="4" w:space="0" w:color="000000"/>
+              <w:left w:val="single" w:sz="4" w:space="0" w:color="000000"/>
+              <w:bottom w:val="single" w:sz="4" w:space="0" w:color="000000"/>
+              <w:right w:val="single" w:sz="4" w:space="0" w:color="000000"/>
+            </w:tcBorders>
+          </w:tcPr>
+          <w:p>
+            <w:r/>
+            <w:r>
+              <w:rPr>
+                <w:b w:val="0"/>
+                <w:sz w:val="20"/>
+              </w:rPr>
+            </w:r>
+          </w:p>
+        </w:tc>
+      </w:tr>
+      <w:tr>
+        <w:tc>
+          <w:tcPr>
+            <w:tcW w:w="2381" w:type="dxa"/>
+            <w:tcBorders>
+              <w:top w:val="single" w:sz="4" w:space="0" w:color="000000"/>
+              <w:left w:val="single" w:sz="4" w:space="0" w:color="000000"/>
+              <w:bottom w:val="single" w:sz="4" w:space="0" w:color="000000"/>
+              <w:right w:val="single" w:sz="4" w:space="0" w:color="000000"/>
+            </w:tcBorders>
+          </w:tcPr>
+          <w:p>
+            <w:r/>
+            <w:r>
+              <w:rPr>
+                <w:b w:val="0"/>
+                <w:sz w:val="20"/>
+              </w:rPr>
+            </w:r>
+          </w:p>
+        </w:tc>
+        <w:tc>
+          <w:tcPr>
+            <w:tcW w:w="6641" w:type="dxa"/>
+            <w:tcBorders>
+              <w:top w:val="single" w:sz="4" w:space="0" w:color="000000"/>
+              <w:left w:val="single" w:sz="4" w:space="0" w:color="000000"/>
+              <w:bottom w:val="single" w:sz="4" w:space="0" w:color="000000"/>
+              <w:right w:val="single" w:sz="4" w:space="0" w:color="000000"/>
+            </w:tcBorders>
+          </w:tcPr>
+          <w:p>
+            <w:r/>
+            <w:r>
+              <w:rPr>
+                <w:b w:val="0"/>
+                <w:sz w:val="20"/>
+              </w:rPr>
+              <w:t>2. O sistema valida as credenciais e constata que a conta da equipe não tem método de segundo fator ativo; sendo o segundo fator obrigatório para a equipe, sem conta dispensada, o sistema admite o correio eletrônico como método.</w:t>
+            </w:r>
+          </w:p>
+        </w:tc>
+      </w:tr>
+      <w:tr>
+        <w:tc>
+          <w:tcPr>
+            <w:tcW w:w="2381" w:type="dxa"/>
+            <w:tcBorders>
+              <w:top w:val="single" w:sz="4" w:space="0" w:color="000000"/>
+              <w:left w:val="single" w:sz="4" w:space="0" w:color="000000"/>
+              <w:bottom w:val="single" w:sz="4" w:space="0" w:color="000000"/>
+              <w:right w:val="single" w:sz="4" w:space="0" w:color="000000"/>
+            </w:tcBorders>
+          </w:tcPr>
+          <w:p>
+            <w:r/>
+            <w:r>
+              <w:rPr>
+                <w:b w:val="0"/>
+                <w:sz w:val="20"/>
+              </w:rPr>
+            </w:r>
+          </w:p>
+        </w:tc>
+        <w:tc>
+          <w:tcPr>
+            <w:tcW w:w="6641" w:type="dxa"/>
+            <w:tcBorders>
+              <w:top w:val="single" w:sz="4" w:space="0" w:color="000000"/>
+              <w:left w:val="single" w:sz="4" w:space="0" w:color="000000"/>
+              <w:bottom w:val="single" w:sz="4" w:space="0" w:color="000000"/>
+              <w:right w:val="single" w:sz="4" w:space="0" w:color="000000"/>
+            </w:tcBorders>
+          </w:tcPr>
+          <w:p>
+            <w:r/>
+            <w:r>
+              <w:rPr>
+                <w:b w:val="0"/>
+                <w:sz w:val="20"/>
+              </w:rPr>
+              <w:t>3. Sendo o correio eletrônico o único método disponível, o sistema emite o token temporário e expede, junto da resposta da autenticação, o código de seis dígitos, válido por dez minutos, ao endereço da conta.</w:t>
+            </w:r>
+          </w:p>
+        </w:tc>
+      </w:tr>
+      <w:tr>
+        <w:tc>
+          <w:tcPr>
+            <w:tcW w:w="2381" w:type="dxa"/>
+            <w:tcBorders>
+              <w:top w:val="single" w:sz="4" w:space="0" w:color="000000"/>
+              <w:left w:val="single" w:sz="4" w:space="0" w:color="000000"/>
+              <w:bottom w:val="single" w:sz="4" w:space="0" w:color="000000"/>
+              <w:right w:val="single" w:sz="4" w:space="0" w:color="000000"/>
+            </w:tcBorders>
+          </w:tcPr>
+          <w:p>
+            <w:r/>
+            <w:r>
+              <w:rPr>
+                <w:b w:val="0"/>
+                <w:sz w:val="20"/>
+              </w:rPr>
+            </w:r>
+          </w:p>
+        </w:tc>
+        <w:tc>
+          <w:tcPr>
+            <w:tcW w:w="6641" w:type="dxa"/>
+            <w:tcBorders>
+              <w:top w:val="single" w:sz="4" w:space="0" w:color="000000"/>
+              <w:left w:val="single" w:sz="4" w:space="0" w:color="000000"/>
+              <w:bottom w:val="single" w:sz="4" w:space="0" w:color="000000"/>
+              <w:right w:val="single" w:sz="4" w:space="0" w:color="000000"/>
+            </w:tcBorders>
+          </w:tcPr>
+          <w:p>
+            <w:r/>
+            <w:r>
+              <w:rPr>
+                <w:b w:val="0"/>
+                <w:sz w:val="20"/>
+              </w:rPr>
+              <w:t>4. O sistema apresenta o campo do código, com a instrução “Digite o código de 6 dígitos que enviamos para o seu e-mail.”, e o botão “Reenviar código”, liberado após 15 segundos.</w:t>
+            </w:r>
+          </w:p>
+        </w:tc>
+      </w:tr>
+      <w:tr>
+        <w:tc>
+          <w:tcPr>
+            <w:tcW w:w="2381" w:type="dxa"/>
+            <w:tcBorders>
+              <w:top w:val="single" w:sz="4" w:space="0" w:color="000000"/>
+              <w:left w:val="single" w:sz="4" w:space="0" w:color="000000"/>
+              <w:bottom w:val="single" w:sz="4" w:space="0" w:color="000000"/>
+              <w:right w:val="single" w:sz="4" w:space="0" w:color="000000"/>
+            </w:tcBorders>
+          </w:tcPr>
+          <w:p>
+            <w:r/>
+            <w:r>
+              <w:rPr>
+                <w:b w:val="0"/>
+                <w:sz w:val="20"/>
+              </w:rPr>
+              <w:t>5. O funcionário consulta a mensagem recebida e informa o código.</w:t>
+            </w:r>
+          </w:p>
+        </w:tc>
+        <w:tc>
+          <w:tcPr>
+            <w:tcW w:w="6641" w:type="dxa"/>
+            <w:tcBorders>
+              <w:top w:val="single" w:sz="4" w:space="0" w:color="000000"/>
+              <w:left w:val="single" w:sz="4" w:space="0" w:color="000000"/>
+              <w:bottom w:val="single" w:sz="4" w:space="0" w:color="000000"/>
+              <w:right w:val="single" w:sz="4" w:space="0" w:color="000000"/>
+            </w:tcBorders>
+          </w:tcPr>
+          <w:p>
+            <w:r/>
+            <w:r>
+              <w:rPr>
+                <w:b w:val="0"/>
+                <w:sz w:val="20"/>
+              </w:rPr>
+            </w:r>
+          </w:p>
+        </w:tc>
+      </w:tr>
+      <w:tr>
+        <w:tc>
+          <w:tcPr>
+            <w:tcW w:w="2381" w:type="dxa"/>
+            <w:tcBorders>
+              <w:top w:val="single" w:sz="4" w:space="0" w:color="000000"/>
+              <w:left w:val="single" w:sz="4" w:space="0" w:color="000000"/>
+              <w:bottom w:val="single" w:sz="4" w:space="0" w:color="000000"/>
+              <w:right w:val="single" w:sz="4" w:space="0" w:color="000000"/>
+            </w:tcBorders>
+          </w:tcPr>
+          <w:p>
+            <w:r/>
+            <w:r>
+              <w:rPr>
+                <w:b w:val="0"/>
+                <w:sz w:val="20"/>
+              </w:rPr>
+            </w:r>
+          </w:p>
+        </w:tc>
+        <w:tc>
+          <w:tcPr>
+            <w:tcW w:w="6641" w:type="dxa"/>
+            <w:tcBorders>
+              <w:top w:val="single" w:sz="4" w:space="0" w:color="000000"/>
+              <w:left w:val="single" w:sz="4" w:space="0" w:color="000000"/>
+              <w:bottom w:val="single" w:sz="4" w:space="0" w:color="000000"/>
+              <w:right w:val="single" w:sz="4" w:space="0" w:color="000000"/>
+            </w:tcBorders>
+          </w:tcPr>
+          <w:p>
+            <w:r/>
+            <w:r>
+              <w:rPr>
+                <w:b w:val="0"/>
+                <w:sz w:val="20"/>
+              </w:rPr>
+              <w:t>6. O sistema valida o código para o canal de correio eletrônico, ativa a verificação em duas etapas por correio eletrônico na conta, registra a ativação no log da aplicação, emite o token assinado e apresenta o painel administrativo.</w:t>
+            </w:r>
+          </w:p>
+        </w:tc>
+      </w:tr>
+      <w:tr>
+        <w:tc>
+          <w:tcPr>
+            <w:tcW w:w="2381" w:type="dxa"/>
+            <w:tcBorders>
+              <w:top w:val="single" w:sz="4" w:space="0" w:color="000000"/>
+              <w:left w:val="single" w:sz="4" w:space="0" w:color="000000"/>
+              <w:bottom w:val="single" w:sz="4" w:space="0" w:color="000000"/>
+              <w:right w:val="single" w:sz="4" w:space="0" w:color="000000"/>
+            </w:tcBorders>
+          </w:tcPr>
+          <w:p>
+            <w:r/>
+            <w:r>
+              <w:rPr>
+                <w:b w:val="0"/>
+                <w:sz w:val="20"/>
+              </w:rPr>
+            </w:r>
+          </w:p>
+        </w:tc>
+        <w:tc>
+          <w:tcPr>
+            <w:tcW w:w="6641" w:type="dxa"/>
+            <w:tcBorders>
+              <w:top w:val="single" w:sz="4" w:space="0" w:color="000000"/>
+              <w:left w:val="single" w:sz="4" w:space="0" w:color="000000"/>
+              <w:bottom w:val="single" w:sz="4" w:space="0" w:color="000000"/>
+              <w:right w:val="single" w:sz="4" w:space="0" w:color="000000"/>
+            </w:tcBorders>
+          </w:tcPr>
+          <w:p>
+            <w:r/>
+            <w:r>
+              <w:rPr>
+                <w:b w:val="0"/>
+                <w:sz w:val="20"/>
+              </w:rPr>
+              <w:t>7. Fluxo alternativo — novo código: acionado “Reenviar código”, o sistema gera outro código, que substitui o anterior, informa “Novo código enviado para o seu e-mail.” e reinicia a contagem.</w:t>
+            </w:r>
+          </w:p>
+        </w:tc>
+      </w:tr>
+      <w:tr>
+        <w:tc>
+          <w:tcPr>
+            <w:tcW w:w="2381" w:type="dxa"/>
+            <w:tcBorders>
+              <w:top w:val="single" w:sz="4" w:space="0" w:color="000000"/>
+              <w:left w:val="single" w:sz="4" w:space="0" w:color="000000"/>
+              <w:bottom w:val="single" w:sz="4" w:space="0" w:color="000000"/>
+              <w:right w:val="single" w:sz="4" w:space="0" w:color="000000"/>
+            </w:tcBorders>
+          </w:tcPr>
+          <w:p>
+            <w:r/>
+            <w:r>
+              <w:rPr>
+                <w:b w:val="0"/>
+                <w:sz w:val="20"/>
+              </w:rPr>
+            </w:r>
+          </w:p>
+        </w:tc>
+        <w:tc>
+          <w:tcPr>
+            <w:tcW w:w="6641" w:type="dxa"/>
+            <w:tcBorders>
+              <w:top w:val="single" w:sz="4" w:space="0" w:color="000000"/>
+              <w:left w:val="single" w:sz="4" w:space="0" w:color="000000"/>
+              <w:bottom w:val="single" w:sz="4" w:space="0" w:color="000000"/>
+              <w:right w:val="single" w:sz="4" w:space="0" w:color="000000"/>
+            </w:tcBorders>
+          </w:tcPr>
+          <w:p>
+            <w:r/>
+            <w:r>
+              <w:rPr>
+                <w:b w:val="0"/>
+                <w:sz w:val="20"/>
+              </w:rPr>
+              <w:t>8. Fluxo alternativo — código incorreto ou vencido o prazo de dez minutos: o sistema apresenta “Código inválido ou expirado.” e mantém a etapa aberta, observados o limite de cinco tentativas e a validade de cinco minutos do token temporário.</w:t>
+            </w:r>
+          </w:p>
+        </w:tc>
+      </w:tr>
+    </w:tbl>
+    <w:p>
+      <w:r>
+        <w:rPr>
+          <w:sz w:val="18"/>
+        </w:rPr>
+        <w:t>QUADRO 11 – Fluxo de eventos do cenário “Primeiro acesso da equipe com segundo fator por correio eletrônico”</w:t>
+      </w:r>
+    </w:p>
+    <w:p/>
+    <w:tbl>
+      <w:tblPr>
+        <w:tblStyle w:val="aff"/>
+        <w:tblW w:w="9022" w:type="dxa"/>
+        <w:tblInd w:w="-5" w:type="dxa"/>
+        <w:tblBorders>
+          <w:top w:val="single" w:sz="4" w:space="0" w:color="000000"/>
+          <w:left w:val="single" w:sz="4" w:space="0" w:color="000000"/>
+          <w:bottom w:val="single" w:sz="4" w:space="0" w:color="000000"/>
+          <w:right w:val="single" w:sz="4" w:space="0" w:color="000000"/>
+          <w:insideH w:val="single" w:sz="4" w:space="0" w:color="000000"/>
+          <w:insideV w:val="single" w:sz="4" w:space="0" w:color="000000"/>
+        </w:tblBorders>
+        <w:tblLayout w:type="fixed"/>
+        <w:tblLook w:val="0400" w:firstRow="0" w:lastRow="0" w:firstColumn="0" w:lastColumn="0" w:noHBand="0" w:noVBand="1"/>
+      </w:tblPr>
+      <w:tblGrid>
+        <w:gridCol w:w="2381"/>
+        <w:gridCol w:w="6641"/>
+      </w:tblGrid>
+      <w:tr>
+        <w:tc>
+          <w:tcPr>
+            <w:tcW w:w="2381" w:type="dxa"/>
+            <w:tcBorders>
+              <w:top w:val="single" w:sz="4" w:space="0" w:color="000000"/>
+              <w:left w:val="single" w:sz="4" w:space="0" w:color="000000"/>
+              <w:bottom w:val="single" w:sz="4" w:space="0" w:color="000000"/>
+              <w:right w:val="single" w:sz="4" w:space="0" w:color="000000"/>
+            </w:tcBorders>
+          </w:tcPr>
+          <w:p>
+            <w:r/>
+            <w:r>
+              <w:rPr>
+                <w:b/>
+                <w:sz w:val="20"/>
+              </w:rPr>
+              <w:t>Nome do caso de uso:</w:t>
+            </w:r>
+          </w:p>
+        </w:tc>
+        <w:tc>
+          <w:tcPr>
+            <w:tcW w:w="6641" w:type="dxa"/>
+            <w:tcBorders>
+              <w:top w:val="single" w:sz="4" w:space="0" w:color="000000"/>
+              <w:left w:val="single" w:sz="4" w:space="0" w:color="000000"/>
+              <w:bottom w:val="single" w:sz="4" w:space="0" w:color="000000"/>
+              <w:right w:val="single" w:sz="4" w:space="0" w:color="000000"/>
+            </w:tcBorders>
+          </w:tcPr>
+          <w:p>
+            <w:r/>
+            <w:r>
+              <w:rPr>
+                <w:b w:val="0"/>
+                <w:sz w:val="20"/>
+              </w:rPr>
+              <w:t>Verificar em duas etapas</w:t>
+            </w:r>
+          </w:p>
+        </w:tc>
+      </w:tr>
+      <w:tr>
+        <w:tc>
+          <w:tcPr>
+            <w:tcW w:w="2381" w:type="dxa"/>
+            <w:tcBorders>
+              <w:top w:val="single" w:sz="4" w:space="0" w:color="000000"/>
+              <w:left w:val="single" w:sz="4" w:space="0" w:color="000000"/>
+              <w:bottom w:val="single" w:sz="4" w:space="0" w:color="000000"/>
+              <w:right w:val="single" w:sz="4" w:space="0" w:color="000000"/>
+            </w:tcBorders>
+          </w:tcPr>
+          <w:p>
+            <w:r/>
+            <w:r>
+              <w:rPr>
+                <w:b/>
+                <w:sz w:val="20"/>
+              </w:rPr>
+              <w:t>Nome do cenário:</w:t>
+            </w:r>
+          </w:p>
+        </w:tc>
+        <w:tc>
+          <w:tcPr>
+            <w:tcW w:w="6641" w:type="dxa"/>
+            <w:tcBorders>
+              <w:top w:val="single" w:sz="4" w:space="0" w:color="000000"/>
+              <w:left w:val="single" w:sz="4" w:space="0" w:color="000000"/>
+              <w:bottom w:val="single" w:sz="4" w:space="0" w:color="000000"/>
+              <w:right w:val="single" w:sz="4" w:space="0" w:color="000000"/>
+            </w:tcBorders>
+          </w:tcPr>
+          <w:p>
+            <w:r/>
+            <w:r>
+              <w:rPr>
+                <w:b w:val="0"/>
+                <w:sz w:val="20"/>
+              </w:rPr>
+              <w:t>Código por SMS com reenvio controlado e reserva por correio eletrônico</w:t>
+            </w:r>
+          </w:p>
+        </w:tc>
+      </w:tr>
+      <w:tr>
+        <w:tc>
+          <w:tcPr>
+            <w:tcW w:w="2381" w:type="dxa"/>
+            <w:tcBorders>
+              <w:top w:val="single" w:sz="4" w:space="0" w:color="000000"/>
+              <w:left w:val="single" w:sz="4" w:space="0" w:color="000000"/>
+              <w:bottom w:val="single" w:sz="4" w:space="0" w:color="000000"/>
+              <w:right w:val="single" w:sz="4" w:space="0" w:color="000000"/>
+            </w:tcBorders>
+          </w:tcPr>
+          <w:p>
+            <w:r/>
+            <w:r>
+              <w:rPr>
+                <w:b/>
+                <w:sz w:val="20"/>
+              </w:rPr>
+              <w:t>Ator(es) envolvido(s):</w:t>
+            </w:r>
+          </w:p>
+        </w:tc>
+        <w:tc>
+          <w:tcPr>
+            <w:tcW w:w="6641" w:type="dxa"/>
+            <w:tcBorders>
+              <w:top w:val="single" w:sz="4" w:space="0" w:color="000000"/>
+              <w:left w:val="single" w:sz="4" w:space="0" w:color="000000"/>
+              <w:bottom w:val="single" w:sz="4" w:space="0" w:color="000000"/>
+              <w:right w:val="single" w:sz="4" w:space="0" w:color="000000"/>
+            </w:tcBorders>
+          </w:tcPr>
+          <w:p>
+            <w:r/>
+            <w:r>
+              <w:rPr>
+                <w:b w:val="0"/>
+                <w:sz w:val="20"/>
+              </w:rPr>
+              <w:t>Usuário com verificação por SMS ativa (qualquer perfil); Aplicativo de SMS; Servidor de e-mail</w:t>
+            </w:r>
+          </w:p>
+        </w:tc>
+      </w:tr>
+      <w:tr>
+        <w:tc>
+          <w:tcPr>
+            <w:tcW w:w="2381" w:type="dxa"/>
+            <w:tcBorders>
+              <w:top w:val="single" w:sz="4" w:space="0" w:color="000000"/>
+              <w:left w:val="single" w:sz="4" w:space="0" w:color="000000"/>
+              <w:bottom w:val="single" w:sz="4" w:space="0" w:color="000000"/>
+              <w:right w:val="single" w:sz="4" w:space="0" w:color="000000"/>
+            </w:tcBorders>
+          </w:tcPr>
+          <w:p>
+            <w:r/>
+            <w:r>
+              <w:rPr>
+                <w:b/>
+                <w:sz w:val="20"/>
+              </w:rPr>
+              <w:t>Pré-condição:</w:t>
+            </w:r>
+          </w:p>
+        </w:tc>
+        <w:tc>
+          <w:tcPr>
+            <w:tcW w:w="6641" w:type="dxa"/>
+            <w:tcBorders>
+              <w:top w:val="single" w:sz="4" w:space="0" w:color="000000"/>
+              <w:left w:val="single" w:sz="4" w:space="0" w:color="000000"/>
+              <w:bottom w:val="single" w:sz="4" w:space="0" w:color="000000"/>
+              <w:right w:val="single" w:sz="4" w:space="0" w:color="000000"/>
+            </w:tcBorders>
+          </w:tcPr>
+          <w:p>
+            <w:r/>
+            <w:r>
+              <w:rPr>
+                <w:b w:val="0"/>
+                <w:sz w:val="20"/>
+              </w:rPr>
+              <w:t>A verificação em duas etapas por SMS está ativa na conta, com celular confirmado em “Meu Perfil” (QUADRO 3 do Módulo Administrar Conta de Usuário), e as credenciais foram validadas.</w:t>
+            </w:r>
+          </w:p>
+        </w:tc>
+      </w:tr>
+      <w:tr>
+        <w:tc>
+          <w:tcPr>
+            <w:tcW w:w="2381" w:type="dxa"/>
+            <w:tcBorders>
+              <w:top w:val="single" w:sz="4" w:space="0" w:color="000000"/>
+              <w:left w:val="single" w:sz="4" w:space="0" w:color="000000"/>
+              <w:bottom w:val="single" w:sz="4" w:space="0" w:color="000000"/>
+              <w:right w:val="single" w:sz="4" w:space="0" w:color="000000"/>
+            </w:tcBorders>
+          </w:tcPr>
+          <w:p>
+            <w:r/>
+            <w:r>
+              <w:rPr>
+                <w:b/>
+                <w:sz w:val="20"/>
+              </w:rPr>
+              <w:t>Pós-condição:</w:t>
+            </w:r>
+          </w:p>
+        </w:tc>
+        <w:tc>
+          <w:tcPr>
+            <w:tcW w:w="6641" w:type="dxa"/>
+            <w:tcBorders>
+              <w:top w:val="single" w:sz="4" w:space="0" w:color="000000"/>
+              <w:left w:val="single" w:sz="4" w:space="0" w:color="000000"/>
+              <w:bottom w:val="single" w:sz="4" w:space="0" w:color="000000"/>
+              <w:right w:val="single" w:sz="4" w:space="0" w:color="000000"/>
+            </w:tcBorders>
+          </w:tcPr>
+          <w:p>
+            <w:r/>
+            <w:r>
+              <w:rPr>
+                <w:b w:val="0"/>
+                <w:sz w:val="20"/>
+              </w:rPr>
+              <w:t>Token assinado emitido após a validação do código recebido por SMS ou, com o envio por SMS desligado, por correio eletrônico.</w:t>
+            </w:r>
+          </w:p>
+        </w:tc>
+      </w:tr>
+      <w:tr>
+        <w:tc>
+          <w:tcPr>
+            <w:tcW w:w="2381" w:type="dxa"/>
+            <w:tcBorders>
+              <w:top w:val="single" w:sz="4" w:space="0" w:color="000000"/>
+              <w:left w:val="single" w:sz="4" w:space="0" w:color="000000"/>
+              <w:bottom w:val="single" w:sz="4" w:space="0" w:color="000000"/>
+              <w:right w:val="single" w:sz="4" w:space="0" w:color="000000"/>
+            </w:tcBorders>
+          </w:tcPr>
+          <w:p>
+            <w:r/>
+            <w:r>
+              <w:rPr>
+                <w:b/>
+                <w:sz w:val="20"/>
+              </w:rPr>
+              <w:t>Ator</w:t>
+            </w:r>
+          </w:p>
+        </w:tc>
+        <w:tc>
+          <w:tcPr>
+            <w:tcW w:w="6641" w:type="dxa"/>
+            <w:tcBorders>
+              <w:top w:val="single" w:sz="4" w:space="0" w:color="000000"/>
+              <w:left w:val="single" w:sz="4" w:space="0" w:color="000000"/>
+              <w:bottom w:val="single" w:sz="4" w:space="0" w:color="000000"/>
+              <w:right w:val="single" w:sz="4" w:space="0" w:color="000000"/>
+            </w:tcBorders>
+          </w:tcPr>
+          <w:p>
+            <w:r/>
+            <w:r>
+              <w:rPr>
+                <w:b/>
+                <w:sz w:val="20"/>
+              </w:rPr>
+              <w:t>Sistema</w:t>
+            </w:r>
+          </w:p>
+        </w:tc>
+      </w:tr>
+      <w:tr>
+        <w:tc>
+          <w:tcPr>
+            <w:tcW w:w="2381" w:type="dxa"/>
+            <w:tcBorders>
+              <w:top w:val="single" w:sz="4" w:space="0" w:color="000000"/>
+              <w:left w:val="single" w:sz="4" w:space="0" w:color="000000"/>
+              <w:bottom w:val="single" w:sz="4" w:space="0" w:color="000000"/>
+              <w:right w:val="single" w:sz="4" w:space="0" w:color="000000"/>
+            </w:tcBorders>
+          </w:tcPr>
+          <w:p>
+            <w:r/>
+            <w:r>
+              <w:rPr>
+                <w:b w:val="0"/>
+                <w:sz w:val="20"/>
+              </w:rPr>
+            </w:r>
+          </w:p>
+        </w:tc>
+        <w:tc>
+          <w:tcPr>
+            <w:tcW w:w="6641" w:type="dxa"/>
+            <w:tcBorders>
+              <w:top w:val="single" w:sz="4" w:space="0" w:color="000000"/>
+              <w:left w:val="single" w:sz="4" w:space="0" w:color="000000"/>
+              <w:bottom w:val="single" w:sz="4" w:space="0" w:color="000000"/>
+              <w:right w:val="single" w:sz="4" w:space="0" w:color="000000"/>
+            </w:tcBorders>
+          </w:tcPr>
+          <w:p>
+            <w:r/>
+            <w:r>
+              <w:rPr>
+                <w:b w:val="0"/>
+                <w:sz w:val="20"/>
+              </w:rPr>
+              <w:t>1. O sistema emite o token temporário e apresenta a tela de escolha do método; sendo o SMS o único método ativo, solicita o envio de imediato, sem aguardar a escolha.</w:t>
+            </w:r>
+          </w:p>
+        </w:tc>
+      </w:tr>
+      <w:tr>
+        <w:tc>
+          <w:tcPr>
+            <w:tcW w:w="2381" w:type="dxa"/>
+            <w:tcBorders>
+              <w:top w:val="single" w:sz="4" w:space="0" w:color="000000"/>
+              <w:left w:val="single" w:sz="4" w:space="0" w:color="000000"/>
+              <w:bottom w:val="single" w:sz="4" w:space="0" w:color="000000"/>
+              <w:right w:val="single" w:sz="4" w:space="0" w:color="000000"/>
+            </w:tcBorders>
+          </w:tcPr>
+          <w:p>
+            <w:r/>
+            <w:r>
+              <w:rPr>
+                <w:b w:val="0"/>
+                <w:sz w:val="20"/>
+              </w:rPr>
+              <w:t>2. O usuário aciona “SMS”, quando a conta tem mais de um método ativo.</w:t>
+            </w:r>
+          </w:p>
+        </w:tc>
+        <w:tc>
+          <w:tcPr>
+            <w:tcW w:w="6641" w:type="dxa"/>
+            <w:tcBorders>
+              <w:top w:val="single" w:sz="4" w:space="0" w:color="000000"/>
+              <w:left w:val="single" w:sz="4" w:space="0" w:color="000000"/>
+              <w:bottom w:val="single" w:sz="4" w:space="0" w:color="000000"/>
+              <w:right w:val="single" w:sz="4" w:space="0" w:color="000000"/>
+            </w:tcBorders>
+          </w:tcPr>
+          <w:p>
+            <w:r/>
+            <w:r>
+              <w:rPr>
+                <w:b w:val="0"/>
+                <w:sz w:val="20"/>
+              </w:rPr>
+            </w:r>
+          </w:p>
+        </w:tc>
+      </w:tr>
+      <w:tr>
+        <w:tc>
+          <w:tcPr>
+            <w:tcW w:w="2381" w:type="dxa"/>
+            <w:tcBorders>
+              <w:top w:val="single" w:sz="4" w:space="0" w:color="000000"/>
+              <w:left w:val="single" w:sz="4" w:space="0" w:color="000000"/>
+              <w:bottom w:val="single" w:sz="4" w:space="0" w:color="000000"/>
+              <w:right w:val="single" w:sz="4" w:space="0" w:color="000000"/>
+            </w:tcBorders>
+          </w:tcPr>
+          <w:p>
+            <w:r/>
+            <w:r>
+              <w:rPr>
+                <w:b w:val="0"/>
+                <w:sz w:val="20"/>
+              </w:rPr>
+            </w:r>
+          </w:p>
+        </w:tc>
+        <w:tc>
+          <w:tcPr>
+            <w:tcW w:w="6641" w:type="dxa"/>
+            <w:tcBorders>
+              <w:top w:val="single" w:sz="4" w:space="0" w:color="000000"/>
+              <w:left w:val="single" w:sz="4" w:space="0" w:color="000000"/>
+              <w:bottom w:val="single" w:sz="4" w:space="0" w:color="000000"/>
+              <w:right w:val="single" w:sz="4" w:space="0" w:color="000000"/>
+            </w:tcBorders>
+          </w:tcPr>
+          <w:p>
+            <w:r/>
+            <w:r>
+              <w:rPr>
+                <w:b w:val="0"/>
+                <w:sz w:val="20"/>
+              </w:rPr>
+              <w:t>3. O sistema gera o código de seis dígitos, válido por dez minutos e vinculado ao número de destino, remete-o por meio do celular gateway de SMS, com o texto sem acentuação “FalaCidade: seu codigo de verificacao e &lt;código&gt;. Vale por 10 minutos. Nao compartilhe.”, e informa “Enviamos um código por SMS para o seu celular.”.</w:t>
+            </w:r>
+          </w:p>
+        </w:tc>
+      </w:tr>
+      <w:tr>
+        <w:tc>
+          <w:tcPr>
+            <w:tcW w:w="2381" w:type="dxa"/>
+            <w:tcBorders>
+              <w:top w:val="single" w:sz="4" w:space="0" w:color="000000"/>
+              <w:left w:val="single" w:sz="4" w:space="0" w:color="000000"/>
+              <w:bottom w:val="single" w:sz="4" w:space="0" w:color="000000"/>
+              <w:right w:val="single" w:sz="4" w:space="0" w:color="000000"/>
+            </w:tcBorders>
+          </w:tcPr>
+          <w:p>
+            <w:r/>
+            <w:r>
+              <w:rPr>
+                <w:b w:val="0"/>
+                <w:sz w:val="20"/>
+              </w:rPr>
+            </w:r>
+          </w:p>
+        </w:tc>
+        <w:tc>
+          <w:tcPr>
+            <w:tcW w:w="6641" w:type="dxa"/>
+            <w:tcBorders>
+              <w:top w:val="single" w:sz="4" w:space="0" w:color="000000"/>
+              <w:left w:val="single" w:sz="4" w:space="0" w:color="000000"/>
+              <w:bottom w:val="single" w:sz="4" w:space="0" w:color="000000"/>
+              <w:right w:val="single" w:sz="4" w:space="0" w:color="000000"/>
+            </w:tcBorders>
+          </w:tcPr>
+          <w:p>
+            <w:r/>
+            <w:r>
+              <w:rPr>
+                <w:b w:val="0"/>
+                <w:sz w:val="20"/>
+              </w:rPr>
+              <w:t>4. O sistema apresenta o campo do código, identificado como código de uso único, e o botão “Reenviar código”, liberado após contagem regressiva de 60 segundos.</w:t>
+            </w:r>
+          </w:p>
+        </w:tc>
+      </w:tr>
+      <w:tr>
+        <w:tc>
+          <w:tcPr>
+            <w:tcW w:w="2381" w:type="dxa"/>
+            <w:tcBorders>
+              <w:top w:val="single" w:sz="4" w:space="0" w:color="000000"/>
+              <w:left w:val="single" w:sz="4" w:space="0" w:color="000000"/>
+              <w:bottom w:val="single" w:sz="4" w:space="0" w:color="000000"/>
+              <w:right w:val="single" w:sz="4" w:space="0" w:color="000000"/>
+            </w:tcBorders>
+          </w:tcPr>
+          <w:p>
+            <w:r/>
+            <w:r>
+              <w:rPr>
+                <w:b w:val="0"/>
+                <w:sz w:val="20"/>
+              </w:rPr>
+              <w:t>5. O usuário informa o código recebido.</w:t>
+            </w:r>
+          </w:p>
+        </w:tc>
+        <w:tc>
+          <w:tcPr>
+            <w:tcW w:w="6641" w:type="dxa"/>
+            <w:tcBorders>
+              <w:top w:val="single" w:sz="4" w:space="0" w:color="000000"/>
+              <w:left w:val="single" w:sz="4" w:space="0" w:color="000000"/>
+              <w:bottom w:val="single" w:sz="4" w:space="0" w:color="000000"/>
+              <w:right w:val="single" w:sz="4" w:space="0" w:color="000000"/>
+            </w:tcBorders>
+          </w:tcPr>
+          <w:p>
+            <w:r/>
+            <w:r>
+              <w:rPr>
+                <w:b w:val="0"/>
+                <w:sz w:val="20"/>
+              </w:rPr>
+            </w:r>
+          </w:p>
+        </w:tc>
+      </w:tr>
+      <w:tr>
+        <w:tc>
+          <w:tcPr>
+            <w:tcW w:w="2381" w:type="dxa"/>
+            <w:tcBorders>
+              <w:top w:val="single" w:sz="4" w:space="0" w:color="000000"/>
+              <w:left w:val="single" w:sz="4" w:space="0" w:color="000000"/>
+              <w:bottom w:val="single" w:sz="4" w:space="0" w:color="000000"/>
+              <w:right w:val="single" w:sz="4" w:space="0" w:color="000000"/>
+            </w:tcBorders>
+          </w:tcPr>
+          <w:p>
+            <w:r/>
+            <w:r>
+              <w:rPr>
+                <w:b w:val="0"/>
+                <w:sz w:val="20"/>
+              </w:rPr>
+            </w:r>
+          </w:p>
+        </w:tc>
+        <w:tc>
+          <w:tcPr>
+            <w:tcW w:w="6641" w:type="dxa"/>
+            <w:tcBorders>
+              <w:top w:val="single" w:sz="4" w:space="0" w:color="000000"/>
+              <w:left w:val="single" w:sz="4" w:space="0" w:color="000000"/>
+              <w:bottom w:val="single" w:sz="4" w:space="0" w:color="000000"/>
+              <w:right w:val="single" w:sz="4" w:space="0" w:color="000000"/>
+            </w:tcBorders>
+          </w:tcPr>
+          <w:p>
+            <w:r/>
+            <w:r>
+              <w:rPr>
+                <w:b w:val="0"/>
+                <w:sz w:val="20"/>
+              </w:rPr>
+              <w:t>6. O sistema valida o código para o canal SMS e para o número ao qual foi enviado, emite o token assinado e apresenta a tela inicial.</w:t>
+            </w:r>
+          </w:p>
+        </w:tc>
+      </w:tr>
+      <w:tr>
+        <w:tc>
+          <w:tcPr>
+            <w:tcW w:w="2381" w:type="dxa"/>
+            <w:tcBorders>
+              <w:top w:val="single" w:sz="4" w:space="0" w:color="000000"/>
+              <w:left w:val="single" w:sz="4" w:space="0" w:color="000000"/>
+              <w:bottom w:val="single" w:sz="4" w:space="0" w:color="000000"/>
+              <w:right w:val="single" w:sz="4" w:space="0" w:color="000000"/>
+            </w:tcBorders>
+          </w:tcPr>
+          <w:p>
+            <w:r/>
+            <w:r>
+              <w:rPr>
+                <w:b w:val="0"/>
+                <w:sz w:val="20"/>
+              </w:rPr>
+            </w:r>
+          </w:p>
+        </w:tc>
+        <w:tc>
+          <w:tcPr>
+            <w:tcW w:w="6641" w:type="dxa"/>
+            <w:tcBorders>
+              <w:top w:val="single" w:sz="4" w:space="0" w:color="000000"/>
+              <w:left w:val="single" w:sz="4" w:space="0" w:color="000000"/>
+              <w:bottom w:val="single" w:sz="4" w:space="0" w:color="000000"/>
+              <w:right w:val="single" w:sz="4" w:space="0" w:color="000000"/>
+            </w:tcBorders>
+          </w:tcPr>
+          <w:p>
+            <w:r/>
+            <w:r>
+              <w:rPr>
+                <w:b w:val="0"/>
+                <w:sz w:val="20"/>
+              </w:rPr>
+              <w:t>7. Fluxo alternativo — novo pedido antes de 60 segundos: o sistema recusa o envio com HTTP 429, mantém válido o código anterior e informa “Aguarde um minuto para pedir outro código.”, protegendo o chip do gateway contra o bloqueio da operadora por envio repetido.</w:t>
+            </w:r>
+          </w:p>
+        </w:tc>
+      </w:tr>
+      <w:tr>
+        <w:tc>
+          <w:tcPr>
+            <w:tcW w:w="2381" w:type="dxa"/>
+            <w:tcBorders>
+              <w:top w:val="single" w:sz="4" w:space="0" w:color="000000"/>
+              <w:left w:val="single" w:sz="4" w:space="0" w:color="000000"/>
+              <w:bottom w:val="single" w:sz="4" w:space="0" w:color="000000"/>
+              <w:right w:val="single" w:sz="4" w:space="0" w:color="000000"/>
+            </w:tcBorders>
+          </w:tcPr>
+          <w:p>
+            <w:r/>
+            <w:r>
+              <w:rPr>
+                <w:b w:val="0"/>
+                <w:sz w:val="20"/>
+              </w:rPr>
+            </w:r>
+          </w:p>
+        </w:tc>
+        <w:tc>
+          <w:tcPr>
+            <w:tcW w:w="6641" w:type="dxa"/>
+            <w:tcBorders>
+              <w:top w:val="single" w:sz="4" w:space="0" w:color="000000"/>
+              <w:left w:val="single" w:sz="4" w:space="0" w:color="000000"/>
+              <w:bottom w:val="single" w:sz="4" w:space="0" w:color="000000"/>
+              <w:right w:val="single" w:sz="4" w:space="0" w:color="000000"/>
+            </w:tcBorders>
+          </w:tcPr>
+          <w:p>
+            <w:r/>
+            <w:r>
+              <w:rPr>
+                <w:b w:val="0"/>
+                <w:sz w:val="20"/>
+              </w:rPr>
+              <w:t>8. Fluxo alternativo — falha do celular gateway de SMS: o sistema responde com HTTP 502, descarta o código gerado, liberando nova tentativa, e informa “Não foi possível enviar o SMS agora. Tente de novo ou escolha outro método.”.</w:t>
+            </w:r>
+          </w:p>
+        </w:tc>
+      </w:tr>
+      <w:tr>
+        <w:tc>
+          <w:tcPr>
+            <w:tcW w:w="2381" w:type="dxa"/>
+            <w:tcBorders>
+              <w:top w:val="single" w:sz="4" w:space="0" w:color="000000"/>
+              <w:left w:val="single" w:sz="4" w:space="0" w:color="000000"/>
+              <w:bottom w:val="single" w:sz="4" w:space="0" w:color="000000"/>
+              <w:right w:val="single" w:sz="4" w:space="0" w:color="000000"/>
+            </w:tcBorders>
+          </w:tcPr>
+          <w:p>
+            <w:r/>
+            <w:r>
+              <w:rPr>
+                <w:b w:val="0"/>
+                <w:sz w:val="20"/>
+              </w:rPr>
+            </w:r>
+          </w:p>
+        </w:tc>
+        <w:tc>
+          <w:tcPr>
+            <w:tcW w:w="6641" w:type="dxa"/>
+            <w:tcBorders>
+              <w:top w:val="single" w:sz="4" w:space="0" w:color="000000"/>
+              <w:left w:val="single" w:sz="4" w:space="0" w:color="000000"/>
+              <w:bottom w:val="single" w:sz="4" w:space="0" w:color="000000"/>
+              <w:right w:val="single" w:sz="4" w:space="0" w:color="000000"/>
+            </w:tcBorders>
+          </w:tcPr>
+          <w:p>
+            <w:r/>
+            <w:r>
+              <w:rPr>
+                <w:b w:val="0"/>
+                <w:sz w:val="20"/>
+              </w:rPr>
+              <w:t>9. Fluxo alternativo — envio por SMS desligado na configuração do servidor: o método SMS deixa de ser oferecido; a conta cujo único método ativo é o SMS recebe o código por correio eletrônico, como no QUADRO 11, de modo que o usuário não fica impedido de acessar nem acessa sem segundo fator; o pedido direto de SMS é recusado com HTTP 503 e “O envio por SMS está indisponível. Escolha outro método.”.</w:t>
+            </w:r>
+          </w:p>
+        </w:tc>
+      </w:tr>
+    </w:tbl>
+    <w:p>
+      <w:r>
+        <w:rPr>
+          <w:sz w:val="18"/>
+        </w:rPr>
+        <w:t>QUADRO 12 – Fluxo de eventos do cenário “Código por SMS com reenvio controlado e reserva por correio eletrônico”</w:t>
       </w:r>
     </w:p>
     <w:sectPr>
